--- a/Data Base Systems/CourseWork Part A/w2151939_Part_A.docx
+++ b/Data Base Systems/CourseWork Part A/w2151939_Part_A.docx
@@ -4,17 +4,495 @@
   <w:body>
     <w:p>
       <w:r>
-        <w:t xml:space="preserve">W2151939 Part A </w:t>
+        <w:t>W2151939 Part A Course</w:t>
       </w:r>
-      <w:proofErr w:type="spellStart"/>
       <w:r>
-        <w:t>CourseWork</w:t>
+        <w:t>w</w:t>
       </w:r>
-      <w:proofErr w:type="spellEnd"/>
       <w:r>
-        <w:t xml:space="preserve">, tables </w:t>
+        <w:t>ork</w:t>
       </w:r>
     </w:p>
+    <w:p>
+      <w:r>
+        <w:t xml:space="preserve">Deliverable For Question 1  </w:t>
+      </w:r>
+    </w:p>
+    <w:p>
+      <w:pPr>
+        <w:pStyle w:val="ListParagraph"/>
+        <w:numPr>
+          <w:ilvl w:val="0"/>
+          <w:numId w:val="1"/>
+        </w:numPr>
+      </w:pPr>
+      <w:r>
+        <w:t xml:space="preserve">Table with 2 conceptual modelling conventions and 3 semantics </w:t>
+      </w:r>
+    </w:p>
+    <w:p/>
+    <w:p>
+      <w:r>
+        <w:t xml:space="preserve">Deliverable For Question 2 </w:t>
+      </w:r>
+    </w:p>
+    <w:p>
+      <w:pPr>
+        <w:pStyle w:val="ListParagraph"/>
+        <w:numPr>
+          <w:ilvl w:val="0"/>
+          <w:numId w:val="1"/>
+        </w:numPr>
+      </w:pPr>
+      <w:r>
+        <w:t xml:space="preserve">Conceptual EERD </w:t>
+      </w:r>
+    </w:p>
+    <w:p>
+      <w:pPr>
+        <w:pStyle w:val="ListParagraph"/>
+        <w:numPr>
+          <w:ilvl w:val="0"/>
+          <w:numId w:val="1"/>
+        </w:numPr>
+      </w:pPr>
+      <w:r>
+        <w:t xml:space="preserve">Simplified data dictionary (assessed under Clarity, notation and documentation). </w:t>
+      </w:r>
+    </w:p>
+    <w:p>
+      <w:pPr>
+        <w:pStyle w:val="ListParagraph"/>
+        <w:numPr>
+          <w:ilvl w:val="0"/>
+          <w:numId w:val="1"/>
+        </w:numPr>
+      </w:pPr>
+      <w:r>
+        <w:t xml:space="preserve">Table 1 Entities and specialisations </w:t>
+      </w:r>
+    </w:p>
+    <w:p>
+      <w:pPr>
+        <w:pStyle w:val="ListParagraph"/>
+        <w:numPr>
+          <w:ilvl w:val="0"/>
+          <w:numId w:val="1"/>
+        </w:numPr>
+      </w:pPr>
+      <w:r>
+        <w:t xml:space="preserve">Table 2 Relationships and multiplicities </w:t>
+      </w:r>
+    </w:p>
+    <w:p/>
+    <w:tbl>
+      <w:tblPr>
+        <w:tblStyle w:val="TableGrid"/>
+        <w:tblW w:w="9121" w:type="dxa"/>
+        <w:tblLook w:val="04A0" w:firstRow="1" w:lastRow="0" w:firstColumn="1" w:lastColumn="0" w:noHBand="0" w:noVBand="1"/>
+      </w:tblPr>
+      <w:tblGrid>
+        <w:gridCol w:w="1824"/>
+        <w:gridCol w:w="1824"/>
+        <w:gridCol w:w="1824"/>
+        <w:gridCol w:w="1824"/>
+        <w:gridCol w:w="1825"/>
+      </w:tblGrid>
+      <w:tr>
+        <w:trPr>
+          <w:trHeight w:val="1319"/>
+        </w:trPr>
+        <w:tc>
+          <w:tcPr>
+            <w:tcW w:w="1824" w:type="dxa"/>
+          </w:tcPr>
+          <w:p>
+            <w:pPr>
+              <w:rPr>
+                <w:b/>
+                <w:bCs/>
+                <w:sz w:val="18"/>
+                <w:szCs w:val="18"/>
+              </w:rPr>
+            </w:pPr>
+            <w:r>
+              <w:rPr>
+                <w:b/>
+                <w:bCs/>
+                <w:sz w:val="18"/>
+                <w:szCs w:val="18"/>
+              </w:rPr>
+              <w:t>#</w:t>
+            </w:r>
+          </w:p>
+        </w:tc>
+        <w:tc>
+          <w:tcPr>
+            <w:tcW w:w="1824" w:type="dxa"/>
+          </w:tcPr>
+          <w:p>
+            <w:pPr>
+              <w:rPr>
+                <w:b/>
+                <w:bCs/>
+                <w:sz w:val="18"/>
+                <w:szCs w:val="18"/>
+              </w:rPr>
+            </w:pPr>
+            <w:r>
+              <w:rPr>
+                <w:b/>
+                <w:bCs/>
+                <w:sz w:val="18"/>
+                <w:szCs w:val="18"/>
+              </w:rPr>
+              <w:t>Type</w:t>
+            </w:r>
+          </w:p>
+        </w:tc>
+        <w:tc>
+          <w:tcPr>
+            <w:tcW w:w="1824" w:type="dxa"/>
+          </w:tcPr>
+          <w:p>
+            <w:pPr>
+              <w:rPr>
+                <w:b/>
+                <w:bCs/>
+                <w:sz w:val="18"/>
+                <w:szCs w:val="18"/>
+              </w:rPr>
+            </w:pPr>
+            <w:r>
+              <w:rPr>
+                <w:b/>
+                <w:bCs/>
+                <w:sz w:val="18"/>
+                <w:szCs w:val="18"/>
+              </w:rPr>
+              <w:t xml:space="preserve">Weakness: What AI-generated EERD shows </w:t>
+            </w:r>
+          </w:p>
+        </w:tc>
+        <w:tc>
+          <w:tcPr>
+            <w:tcW w:w="1824" w:type="dxa"/>
+          </w:tcPr>
+          <w:p>
+            <w:pPr>
+              <w:rPr>
+                <w:b/>
+                <w:bCs/>
+                <w:sz w:val="18"/>
+                <w:szCs w:val="18"/>
+              </w:rPr>
+            </w:pPr>
+            <w:r>
+              <w:rPr>
+                <w:b/>
+                <w:bCs/>
+                <w:sz w:val="18"/>
+                <w:szCs w:val="18"/>
+              </w:rPr>
+              <w:t xml:space="preserve">Evidence: the modelling convention (weaknesses 1-2) or a reference to a specific component of the </w:t>
+            </w:r>
+            <w:proofErr w:type="spellStart"/>
+            <w:r>
+              <w:rPr>
+                <w:b/>
+                <w:bCs/>
+                <w:sz w:val="18"/>
+                <w:szCs w:val="18"/>
+              </w:rPr>
+              <w:t>Westlivingster</w:t>
+            </w:r>
+            <w:proofErr w:type="spellEnd"/>
+            <w:r>
+              <w:rPr>
+                <w:b/>
+                <w:bCs/>
+                <w:sz w:val="18"/>
+                <w:szCs w:val="18"/>
+              </w:rPr>
+              <w:t xml:space="preserve"> brief (weaknesses 3-5)</w:t>
+            </w:r>
+          </w:p>
+        </w:tc>
+        <w:tc>
+          <w:tcPr>
+            <w:tcW w:w="1825" w:type="dxa"/>
+          </w:tcPr>
+          <w:p>
+            <w:pPr>
+              <w:rPr>
+                <w:b/>
+                <w:bCs/>
+                <w:sz w:val="18"/>
+                <w:szCs w:val="18"/>
+              </w:rPr>
+            </w:pPr>
+            <w:r>
+              <w:rPr>
+                <w:b/>
+                <w:bCs/>
+                <w:sz w:val="18"/>
+                <w:szCs w:val="18"/>
+              </w:rPr>
+              <w:t>Potential improvement: how the component could be better modelled</w:t>
+            </w:r>
+          </w:p>
+        </w:tc>
+      </w:tr>
+      <w:tr>
+        <w:trPr>
+          <w:trHeight w:val="1319"/>
+        </w:trPr>
+        <w:tc>
+          <w:tcPr>
+            <w:tcW w:w="1824" w:type="dxa"/>
+          </w:tcPr>
+          <w:p>
+            <w:pPr>
+              <w:rPr>
+                <w:b/>
+                <w:bCs/>
+              </w:rPr>
+            </w:pPr>
+            <w:r>
+              <w:rPr>
+                <w:b/>
+                <w:bCs/>
+              </w:rPr>
+              <w:t>1</w:t>
+            </w:r>
+          </w:p>
+        </w:tc>
+        <w:tc>
+          <w:tcPr>
+            <w:tcW w:w="1824" w:type="dxa"/>
+          </w:tcPr>
+          <w:p/>
+        </w:tc>
+        <w:tc>
+          <w:tcPr>
+            <w:tcW w:w="1824" w:type="dxa"/>
+          </w:tcPr>
+          <w:p/>
+        </w:tc>
+        <w:tc>
+          <w:tcPr>
+            <w:tcW w:w="1824" w:type="dxa"/>
+          </w:tcPr>
+          <w:p/>
+        </w:tc>
+        <w:tc>
+          <w:tcPr>
+            <w:tcW w:w="1825" w:type="dxa"/>
+          </w:tcPr>
+          <w:p/>
+        </w:tc>
+      </w:tr>
+      <w:tr>
+        <w:trPr>
+          <w:trHeight w:val="1369"/>
+        </w:trPr>
+        <w:tc>
+          <w:tcPr>
+            <w:tcW w:w="1824" w:type="dxa"/>
+          </w:tcPr>
+          <w:p>
+            <w:pPr>
+              <w:rPr>
+                <w:b/>
+                <w:bCs/>
+              </w:rPr>
+            </w:pPr>
+            <w:r>
+              <w:rPr>
+                <w:b/>
+                <w:bCs/>
+              </w:rPr>
+              <w:t>2</w:t>
+            </w:r>
+          </w:p>
+        </w:tc>
+        <w:tc>
+          <w:tcPr>
+            <w:tcW w:w="1824" w:type="dxa"/>
+          </w:tcPr>
+          <w:p/>
+        </w:tc>
+        <w:tc>
+          <w:tcPr>
+            <w:tcW w:w="1824" w:type="dxa"/>
+          </w:tcPr>
+          <w:p/>
+        </w:tc>
+        <w:tc>
+          <w:tcPr>
+            <w:tcW w:w="1824" w:type="dxa"/>
+          </w:tcPr>
+          <w:p/>
+        </w:tc>
+        <w:tc>
+          <w:tcPr>
+            <w:tcW w:w="1825" w:type="dxa"/>
+          </w:tcPr>
+          <w:p/>
+        </w:tc>
+      </w:tr>
+      <w:tr>
+        <w:trPr>
+          <w:trHeight w:val="1319"/>
+        </w:trPr>
+        <w:tc>
+          <w:tcPr>
+            <w:tcW w:w="1824" w:type="dxa"/>
+          </w:tcPr>
+          <w:p>
+            <w:pPr>
+              <w:rPr>
+                <w:b/>
+                <w:bCs/>
+              </w:rPr>
+            </w:pPr>
+            <w:r>
+              <w:rPr>
+                <w:b/>
+                <w:bCs/>
+              </w:rPr>
+              <w:t>3</w:t>
+            </w:r>
+          </w:p>
+        </w:tc>
+        <w:tc>
+          <w:tcPr>
+            <w:tcW w:w="1824" w:type="dxa"/>
+          </w:tcPr>
+          <w:p/>
+        </w:tc>
+        <w:tc>
+          <w:tcPr>
+            <w:tcW w:w="1824" w:type="dxa"/>
+          </w:tcPr>
+          <w:p/>
+        </w:tc>
+        <w:tc>
+          <w:tcPr>
+            <w:tcW w:w="1824" w:type="dxa"/>
+          </w:tcPr>
+          <w:p/>
+        </w:tc>
+        <w:tc>
+          <w:tcPr>
+            <w:tcW w:w="1825" w:type="dxa"/>
+          </w:tcPr>
+          <w:p/>
+        </w:tc>
+      </w:tr>
+      <w:tr>
+        <w:trPr>
+          <w:trHeight w:val="1319"/>
+        </w:trPr>
+        <w:tc>
+          <w:tcPr>
+            <w:tcW w:w="1824" w:type="dxa"/>
+          </w:tcPr>
+          <w:p>
+            <w:pPr>
+              <w:rPr>
+                <w:b/>
+                <w:bCs/>
+              </w:rPr>
+            </w:pPr>
+            <w:r>
+              <w:rPr>
+                <w:b/>
+                <w:bCs/>
+              </w:rPr>
+              <w:t>4</w:t>
+            </w:r>
+          </w:p>
+        </w:tc>
+        <w:tc>
+          <w:tcPr>
+            <w:tcW w:w="1824" w:type="dxa"/>
+          </w:tcPr>
+          <w:p/>
+        </w:tc>
+        <w:tc>
+          <w:tcPr>
+            <w:tcW w:w="1824" w:type="dxa"/>
+          </w:tcPr>
+          <w:p/>
+        </w:tc>
+        <w:tc>
+          <w:tcPr>
+            <w:tcW w:w="1824" w:type="dxa"/>
+          </w:tcPr>
+          <w:p/>
+        </w:tc>
+        <w:tc>
+          <w:tcPr>
+            <w:tcW w:w="1825" w:type="dxa"/>
+          </w:tcPr>
+          <w:p/>
+        </w:tc>
+      </w:tr>
+      <w:tr>
+        <w:trPr>
+          <w:trHeight w:val="1319"/>
+        </w:trPr>
+        <w:tc>
+          <w:tcPr>
+            <w:tcW w:w="1824" w:type="dxa"/>
+          </w:tcPr>
+          <w:p>
+            <w:pPr>
+              <w:rPr>
+                <w:b/>
+                <w:bCs/>
+              </w:rPr>
+            </w:pPr>
+            <w:r>
+              <w:rPr>
+                <w:b/>
+                <w:bCs/>
+              </w:rPr>
+              <w:t>5</w:t>
+            </w:r>
+          </w:p>
+        </w:tc>
+        <w:tc>
+          <w:tcPr>
+            <w:tcW w:w="1824" w:type="dxa"/>
+          </w:tcPr>
+          <w:p/>
+        </w:tc>
+        <w:tc>
+          <w:tcPr>
+            <w:tcW w:w="1824" w:type="dxa"/>
+          </w:tcPr>
+          <w:p/>
+        </w:tc>
+        <w:tc>
+          <w:tcPr>
+            <w:tcW w:w="1824" w:type="dxa"/>
+          </w:tcPr>
+          <w:p/>
+        </w:tc>
+        <w:tc>
+          <w:tcPr>
+            <w:tcW w:w="1825" w:type="dxa"/>
+          </w:tcPr>
+          <w:p/>
+        </w:tc>
+      </w:tr>
+    </w:tbl>
+    <w:p/>
+    <w:p/>
+    <w:p/>
+    <w:p/>
     <w:p/>
     <w:p/>
     <w:p/>
@@ -26,6 +504,126 @@
     </w:sectPr>
   </w:body>
 </w:document>
+</file>
+
+<file path=word/numbering.xml><?xml version="1.0" encoding="utf-8"?>
+<w:numbering xmlns:wpc="http://schemas.microsoft.com/office/word/2010/wordprocessingCanvas" xmlns:cx="http://schemas.microsoft.com/office/drawing/2014/chartex" xmlns:cx1="http://schemas.microsoft.com/office/drawing/2015/9/8/chartex" xmlns:cx2="http://schemas.microsoft.com/office/drawing/2015/10/21/chartex" xmlns:cx3="http://schemas.microsoft.com/office/drawing/2016/5/9/chartex" xmlns:cx4="http://schemas.microsoft.com/office/drawing/2016/5/10/chartex" xmlns:cx5="http://schemas.microsoft.com/office/drawing/2016/5/11/chartex" xmlns:cx6="http://schemas.microsoft.com/office/drawing/2016/5/12/chartex" xmlns:cx7="http://schemas.microsoft.com/office/drawing/2016/5/13/chartex" xmlns:cx8="http://schemas.microsoft.com/office/drawing/2016/5/14/chartex" xmlns:mc="http://schemas.openxmlformats.org/markup-compatibility/2006" xmlns:aink="http://schemas.microsoft.com/office/drawing/2016/ink" xmlns:am3d="http://schemas.microsoft.com/office/drawing/2017/model3d" xmlns:o="urn:schemas-microsoft-com:office:office" xmlns:oel="http://schemas.microsoft.com/office/2019/extlst" xmlns:r="http://schemas.openxmlformats.org/officeDocument/2006/relationships" xmlns:m="http://schemas.openxmlformats.org/officeDocument/2006/math" xmlns:v="urn:schemas-microsoft-com:vml" xmlns:wp14="http://schemas.microsoft.com/office/word/2010/wordprocessingDrawing" xmlns:wp="http://schemas.openxmlformats.org/drawingml/2006/wordprocessingDrawing" xmlns:w10="urn:schemas-microsoft-com:office:word" xmlns:w="http://schemas.openxmlformats.org/wordprocessingml/2006/main" xmlns:w14="http://schemas.microsoft.com/office/word/2010/wordml" xmlns:w15="http://schemas.microsoft.com/office/word/2012/wordml" xmlns:w16cex="http://schemas.microsoft.com/office/word/2018/wordml/cex" xmlns:w16cid="http://schemas.microsoft.com/office/word/2016/wordml/cid" xmlns:w16="http://schemas.microsoft.com/office/word/2018/wordml" xmlns:w16du="http://schemas.microsoft.com/office/word/2023/wordml/word16du" xmlns:w16sdtdh="http://schemas.microsoft.com/office/word/2020/wordml/sdtdatahash" xmlns:w16sdtfl="http://schemas.microsoft.com/office/word/2024/wordml/sdtformatlock" xmlns:w16se="http://schemas.microsoft.com/office/word/2015/wordml/symex" xmlns:wpg="http://schemas.microsoft.com/office/word/2010/wordprocessingGroup" xmlns:wpi="http://schemas.microsoft.com/office/word/2010/wordprocessingInk" xmlns:wne="http://schemas.microsoft.com/office/word/2006/wordml" xmlns:wps="http://schemas.microsoft.com/office/word/2010/wordprocessingShape" mc:Ignorable="w14 w15 w16se w16cid w16 w16cex w16sdtdh w16sdtfl w16du wp14">
+  <w:abstractNum w:abstractNumId="0" w15:restartNumberingAfterBreak="0">
+    <w:nsid w:val="57BA5559"/>
+    <w:multiLevelType w:val="hybridMultilevel"/>
+    <w:tmpl w:val="009EE508"/>
+    <w:lvl w:ilvl="0" w:tplc="F4645324">
+      <w:numFmt w:val="bullet"/>
+      <w:lvlText w:val="-"/>
+      <w:lvlJc w:val="left"/>
+      <w:pPr>
+        <w:ind w:left="1080" w:hanging="360"/>
+      </w:pPr>
+      <w:rPr>
+        <w:rFonts w:ascii="Aptos" w:eastAsiaTheme="minorHAnsi" w:hAnsi="Aptos" w:cstheme="minorBidi" w:hint="default"/>
+      </w:rPr>
+    </w:lvl>
+    <w:lvl w:ilvl="1" w:tplc="08090003" w:tentative="1">
+      <w:start w:val="1"/>
+      <w:numFmt w:val="bullet"/>
+      <w:lvlText w:val="o"/>
+      <w:lvlJc w:val="left"/>
+      <w:pPr>
+        <w:ind w:left="1800" w:hanging="360"/>
+      </w:pPr>
+      <w:rPr>
+        <w:rFonts w:ascii="Courier New" w:hAnsi="Courier New" w:cs="Courier New" w:hint="default"/>
+      </w:rPr>
+    </w:lvl>
+    <w:lvl w:ilvl="2" w:tplc="08090005" w:tentative="1">
+      <w:start w:val="1"/>
+      <w:numFmt w:val="bullet"/>
+      <w:lvlText w:val=""/>
+      <w:lvlJc w:val="left"/>
+      <w:pPr>
+        <w:ind w:left="2520" w:hanging="360"/>
+      </w:pPr>
+      <w:rPr>
+        <w:rFonts w:ascii="Wingdings" w:hAnsi="Wingdings" w:hint="default"/>
+      </w:rPr>
+    </w:lvl>
+    <w:lvl w:ilvl="3" w:tplc="08090001" w:tentative="1">
+      <w:start w:val="1"/>
+      <w:numFmt w:val="bullet"/>
+      <w:lvlText w:val=""/>
+      <w:lvlJc w:val="left"/>
+      <w:pPr>
+        <w:ind w:left="3240" w:hanging="360"/>
+      </w:pPr>
+      <w:rPr>
+        <w:rFonts w:ascii="Symbol" w:hAnsi="Symbol" w:hint="default"/>
+      </w:rPr>
+    </w:lvl>
+    <w:lvl w:ilvl="4" w:tplc="08090003" w:tentative="1">
+      <w:start w:val="1"/>
+      <w:numFmt w:val="bullet"/>
+      <w:lvlText w:val="o"/>
+      <w:lvlJc w:val="left"/>
+      <w:pPr>
+        <w:ind w:left="3960" w:hanging="360"/>
+      </w:pPr>
+      <w:rPr>
+        <w:rFonts w:ascii="Courier New" w:hAnsi="Courier New" w:cs="Courier New" w:hint="default"/>
+      </w:rPr>
+    </w:lvl>
+    <w:lvl w:ilvl="5" w:tplc="08090005" w:tentative="1">
+      <w:start w:val="1"/>
+      <w:numFmt w:val="bullet"/>
+      <w:lvlText w:val=""/>
+      <w:lvlJc w:val="left"/>
+      <w:pPr>
+        <w:ind w:left="4680" w:hanging="360"/>
+      </w:pPr>
+      <w:rPr>
+        <w:rFonts w:ascii="Wingdings" w:hAnsi="Wingdings" w:hint="default"/>
+      </w:rPr>
+    </w:lvl>
+    <w:lvl w:ilvl="6" w:tplc="08090001" w:tentative="1">
+      <w:start w:val="1"/>
+      <w:numFmt w:val="bullet"/>
+      <w:lvlText w:val=""/>
+      <w:lvlJc w:val="left"/>
+      <w:pPr>
+        <w:ind w:left="5400" w:hanging="360"/>
+      </w:pPr>
+      <w:rPr>
+        <w:rFonts w:ascii="Symbol" w:hAnsi="Symbol" w:hint="default"/>
+      </w:rPr>
+    </w:lvl>
+    <w:lvl w:ilvl="7" w:tplc="08090003" w:tentative="1">
+      <w:start w:val="1"/>
+      <w:numFmt w:val="bullet"/>
+      <w:lvlText w:val="o"/>
+      <w:lvlJc w:val="left"/>
+      <w:pPr>
+        <w:ind w:left="6120" w:hanging="360"/>
+      </w:pPr>
+      <w:rPr>
+        <w:rFonts w:ascii="Courier New" w:hAnsi="Courier New" w:cs="Courier New" w:hint="default"/>
+      </w:rPr>
+    </w:lvl>
+    <w:lvl w:ilvl="8" w:tplc="08090005" w:tentative="1">
+      <w:start w:val="1"/>
+      <w:numFmt w:val="bullet"/>
+      <w:lvlText w:val=""/>
+      <w:lvlJc w:val="left"/>
+      <w:pPr>
+        <w:ind w:left="6840" w:hanging="360"/>
+      </w:pPr>
+      <w:rPr>
+        <w:rFonts w:ascii="Wingdings" w:hAnsi="Wingdings" w:hint="default"/>
+      </w:rPr>
+    </w:lvl>
+  </w:abstractNum>
+  <w:num w:numId="1" w16cid:durableId="534273550">
+    <w:abstractNumId w:val="0"/>
+  </w:num>
+</w:numbering>
 </file>
 
 <file path=word/styles.xml><?xml version="1.0" encoding="utf-8"?>
@@ -631,7 +1229,6 @@
   <w:style w:type="character" w:default="1" w:styleId="DefaultParagraphFont">
     <w:name w:val="Default Paragraph Font"/>
     <w:uiPriority w:val="1"/>
-    <w:semiHidden/>
     <w:unhideWhenUsed/>
   </w:style>
   <w:style w:type="table" w:default="1" w:styleId="TableNormal">
@@ -944,6 +1541,25 @@
       <w:color w:val="0F4761" w:themeColor="accent1" w:themeShade="BF"/>
       <w:spacing w:val="5"/>
     </w:rPr>
+  </w:style>
+  <w:style w:type="table" w:styleId="TableGrid">
+    <w:name w:val="Table Grid"/>
+    <w:basedOn w:val="TableNormal"/>
+    <w:uiPriority w:val="39"/>
+    <w:rsid w:val="00C84E08"/>
+    <w:pPr>
+      <w:spacing w:after="0" w:line="240" w:lineRule="auto"/>
+    </w:pPr>
+    <w:tblPr>
+      <w:tblBorders>
+        <w:top w:val="single" w:sz="4" w:space="0" w:color="auto"/>
+        <w:left w:val="single" w:sz="4" w:space="0" w:color="auto"/>
+        <w:bottom w:val="single" w:sz="4" w:space="0" w:color="auto"/>
+        <w:right w:val="single" w:sz="4" w:space="0" w:color="auto"/>
+        <w:insideH w:val="single" w:sz="4" w:space="0" w:color="auto"/>
+        <w:insideV w:val="single" w:sz="4" w:space="0" w:color="auto"/>
+      </w:tblBorders>
+    </w:tblPr>
   </w:style>
 </w:styles>
 </file>

--- a/Data Base Systems/CourseWork Part A/w2151939_Part_A.docx
+++ b/Data Base Systems/CourseWork Part A/w2151939_Part_A.docx
@@ -30,6 +30,457 @@
         <w:t xml:space="preserve">Table with 2 conceptual modelling conventions and 3 semantics </w:t>
       </w:r>
     </w:p>
+    <w:p/>
+    <w:p/>
+    <w:tbl>
+      <w:tblPr>
+        <w:tblStyle w:val="TableGrid"/>
+        <w:tblW w:w="9121" w:type="dxa"/>
+        <w:tblLook w:val="04A0" w:firstRow="1" w:lastRow="0" w:firstColumn="1" w:lastColumn="0" w:noHBand="0" w:noVBand="1"/>
+      </w:tblPr>
+      <w:tblGrid>
+        <w:gridCol w:w="1776"/>
+        <w:gridCol w:w="1813"/>
+        <w:gridCol w:w="1816"/>
+        <w:gridCol w:w="1867"/>
+        <w:gridCol w:w="1849"/>
+      </w:tblGrid>
+      <w:tr>
+        <w:trPr>
+          <w:trHeight w:val="1319"/>
+        </w:trPr>
+        <w:tc>
+          <w:tcPr>
+            <w:tcW w:w="1824" w:type="dxa"/>
+          </w:tcPr>
+          <w:p>
+            <w:pPr>
+              <w:rPr>
+                <w:b/>
+                <w:bCs/>
+                <w:sz w:val="18"/>
+                <w:szCs w:val="18"/>
+              </w:rPr>
+            </w:pPr>
+            <w:r>
+              <w:rPr>
+                <w:b/>
+                <w:bCs/>
+                <w:sz w:val="18"/>
+                <w:szCs w:val="18"/>
+              </w:rPr>
+              <w:t>#</w:t>
+            </w:r>
+          </w:p>
+        </w:tc>
+        <w:tc>
+          <w:tcPr>
+            <w:tcW w:w="1824" w:type="dxa"/>
+          </w:tcPr>
+          <w:p>
+            <w:pPr>
+              <w:rPr>
+                <w:b/>
+                <w:bCs/>
+                <w:sz w:val="18"/>
+                <w:szCs w:val="18"/>
+              </w:rPr>
+            </w:pPr>
+            <w:r>
+              <w:rPr>
+                <w:b/>
+                <w:bCs/>
+                <w:sz w:val="18"/>
+                <w:szCs w:val="18"/>
+              </w:rPr>
+              <w:t>Type</w:t>
+            </w:r>
+          </w:p>
+        </w:tc>
+        <w:tc>
+          <w:tcPr>
+            <w:tcW w:w="1824" w:type="dxa"/>
+          </w:tcPr>
+          <w:p>
+            <w:pPr>
+              <w:rPr>
+                <w:b/>
+                <w:bCs/>
+                <w:sz w:val="18"/>
+                <w:szCs w:val="18"/>
+              </w:rPr>
+            </w:pPr>
+            <w:r>
+              <w:rPr>
+                <w:b/>
+                <w:bCs/>
+                <w:sz w:val="18"/>
+                <w:szCs w:val="18"/>
+              </w:rPr>
+              <w:t xml:space="preserve">Weakness: What AI-generated EERD shows </w:t>
+            </w:r>
+          </w:p>
+        </w:tc>
+        <w:tc>
+          <w:tcPr>
+            <w:tcW w:w="1824" w:type="dxa"/>
+          </w:tcPr>
+          <w:p>
+            <w:pPr>
+              <w:rPr>
+                <w:b/>
+                <w:bCs/>
+                <w:sz w:val="18"/>
+                <w:szCs w:val="18"/>
+              </w:rPr>
+            </w:pPr>
+            <w:r>
+              <w:rPr>
+                <w:b/>
+                <w:bCs/>
+                <w:sz w:val="18"/>
+                <w:szCs w:val="18"/>
+              </w:rPr>
+              <w:t>Evidence: the modelling convention (weaknesses 1-2) or a reference to a specific component of the Westlivingster brief (weaknesses 3-5)</w:t>
+            </w:r>
+          </w:p>
+        </w:tc>
+        <w:tc>
+          <w:tcPr>
+            <w:tcW w:w="1825" w:type="dxa"/>
+          </w:tcPr>
+          <w:p>
+            <w:pPr>
+              <w:rPr>
+                <w:b/>
+                <w:bCs/>
+                <w:sz w:val="18"/>
+                <w:szCs w:val="18"/>
+              </w:rPr>
+            </w:pPr>
+            <w:r>
+              <w:rPr>
+                <w:b/>
+                <w:bCs/>
+                <w:sz w:val="18"/>
+                <w:szCs w:val="18"/>
+              </w:rPr>
+              <w:t>Potential improvement: how the component could be better modelled</w:t>
+            </w:r>
+          </w:p>
+        </w:tc>
+      </w:tr>
+      <w:tr>
+        <w:trPr>
+          <w:trHeight w:val="1319"/>
+        </w:trPr>
+        <w:tc>
+          <w:tcPr>
+            <w:tcW w:w="1824" w:type="dxa"/>
+          </w:tcPr>
+          <w:p>
+            <w:pPr>
+              <w:rPr>
+                <w:b/>
+                <w:bCs/>
+              </w:rPr>
+            </w:pPr>
+            <w:r>
+              <w:rPr>
+                <w:b/>
+                <w:bCs/>
+              </w:rPr>
+              <w:t>1</w:t>
+            </w:r>
+          </w:p>
+        </w:tc>
+        <w:tc>
+          <w:tcPr>
+            <w:tcW w:w="1824" w:type="dxa"/>
+          </w:tcPr>
+          <w:p>
+            <w:r>
+              <w:t xml:space="preserve">Conceptual </w:t>
+            </w:r>
+          </w:p>
+          <w:p>
+            <w:r>
+              <w:t xml:space="preserve">Modelling conventions </w:t>
+            </w:r>
+          </w:p>
+        </w:tc>
+        <w:tc>
+          <w:tcPr>
+            <w:tcW w:w="1824" w:type="dxa"/>
+          </w:tcPr>
+          <w:p>
+            <w:r>
+              <w:t>The conceptual diagram includes foreign keys (FK) in entities like Tenant, Owner, Electric vehicle and Fuel Vehicle.</w:t>
+            </w:r>
+          </w:p>
+          <w:p/>
+        </w:tc>
+        <w:tc>
+          <w:tcPr>
+            <w:tcW w:w="1824" w:type="dxa"/>
+          </w:tcPr>
+          <w:p>
+            <w:r>
+              <w:t>Conceptual models are focused on business concepts and should not include logical implementation details.</w:t>
+            </w:r>
+          </w:p>
+        </w:tc>
+        <w:tc>
+          <w:tcPr>
+            <w:tcW w:w="1825" w:type="dxa"/>
+          </w:tcPr>
+          <w:p>
+            <w:r>
+              <w:t>All Foreign Keys (FK) must be removed from the entities.</w:t>
+            </w:r>
+          </w:p>
+        </w:tc>
+      </w:tr>
+      <w:tr>
+        <w:trPr>
+          <w:trHeight w:val="1369"/>
+        </w:trPr>
+        <w:tc>
+          <w:tcPr>
+            <w:tcW w:w="1824" w:type="dxa"/>
+          </w:tcPr>
+          <w:p>
+            <w:pPr>
+              <w:rPr>
+                <w:b/>
+                <w:bCs/>
+              </w:rPr>
+            </w:pPr>
+            <w:r>
+              <w:rPr>
+                <w:b/>
+                <w:bCs/>
+              </w:rPr>
+              <w:t>2</w:t>
+            </w:r>
+          </w:p>
+        </w:tc>
+        <w:tc>
+          <w:tcPr>
+            <w:tcW w:w="1824" w:type="dxa"/>
+          </w:tcPr>
+          <w:p>
+            <w:r>
+              <w:t xml:space="preserve">Conceptual modelling conventions </w:t>
+            </w:r>
+          </w:p>
+        </w:tc>
+        <w:tc>
+          <w:tcPr>
+            <w:tcW w:w="1824" w:type="dxa"/>
+          </w:tcPr>
+          <w:p>
+            <w:r>
+              <w:t>The conceptual diagram uses diamond shapes to represent verbs.</w:t>
+            </w:r>
+          </w:p>
+        </w:tc>
+        <w:tc>
+          <w:tcPr>
+            <w:tcW w:w="1824" w:type="dxa"/>
+          </w:tcPr>
+          <w:p>
+            <w:r>
+              <w:t>The UML notation requirements for conceptual modelling specify the use of lines with reading direction arrows.</w:t>
+            </w:r>
+          </w:p>
+        </w:tc>
+        <w:tc>
+          <w:tcPr>
+            <w:tcW w:w="1825" w:type="dxa"/>
+          </w:tcPr>
+          <w:p>
+            <w:r>
+              <w:t>Replace all diamond shapes with the correct UML notation for relationships representations (straight lines containing a verb and an arrow indicating the reading direction)</w:t>
+            </w:r>
+          </w:p>
+          <w:p/>
+        </w:tc>
+      </w:tr>
+      <w:tr>
+        <w:trPr>
+          <w:trHeight w:val="1319"/>
+        </w:trPr>
+        <w:tc>
+          <w:tcPr>
+            <w:tcW w:w="1824" w:type="dxa"/>
+          </w:tcPr>
+          <w:p>
+            <w:pPr>
+              <w:rPr>
+                <w:b/>
+                <w:bCs/>
+              </w:rPr>
+            </w:pPr>
+            <w:r>
+              <w:rPr>
+                <w:b/>
+                <w:bCs/>
+              </w:rPr>
+              <w:t>3</w:t>
+            </w:r>
+          </w:p>
+        </w:tc>
+        <w:tc>
+          <w:tcPr>
+            <w:tcW w:w="1824" w:type="dxa"/>
+          </w:tcPr>
+          <w:p>
+            <w:r>
+              <w:t xml:space="preserve">Semantics </w:t>
+            </w:r>
+          </w:p>
+        </w:tc>
+        <w:tc>
+          <w:tcPr>
+            <w:tcW w:w="1824" w:type="dxa"/>
+          </w:tcPr>
+          <w:p>
+            <w:r>
+              <w:t xml:space="preserve">The Owner entity has no relationship connecting it to the Apartment entity, and a </w:t>
+            </w:r>
+            <w:r>
+              <w:lastRenderedPageBreak/>
+              <w:t>constrain to the resident entity</w:t>
+            </w:r>
+          </w:p>
+        </w:tc>
+        <w:tc>
+          <w:tcPr>
+            <w:tcW w:w="1824" w:type="dxa"/>
+          </w:tcPr>
+          <w:p/>
+        </w:tc>
+        <w:tc>
+          <w:tcPr>
+            <w:tcW w:w="1825" w:type="dxa"/>
+          </w:tcPr>
+          <w:p/>
+        </w:tc>
+      </w:tr>
+      <w:tr>
+        <w:trPr>
+          <w:trHeight w:val="1319"/>
+        </w:trPr>
+        <w:tc>
+          <w:tcPr>
+            <w:tcW w:w="1824" w:type="dxa"/>
+          </w:tcPr>
+          <w:p>
+            <w:pPr>
+              <w:rPr>
+                <w:b/>
+                <w:bCs/>
+              </w:rPr>
+            </w:pPr>
+            <w:r>
+              <w:rPr>
+                <w:b/>
+                <w:bCs/>
+              </w:rPr>
+              <w:t>4</w:t>
+            </w:r>
+          </w:p>
+        </w:tc>
+        <w:tc>
+          <w:tcPr>
+            <w:tcW w:w="1824" w:type="dxa"/>
+          </w:tcPr>
+          <w:p>
+            <w:r>
+              <w:t xml:space="preserve">Semantics </w:t>
+            </w:r>
+          </w:p>
+        </w:tc>
+        <w:tc>
+          <w:tcPr>
+            <w:tcW w:w="1824" w:type="dxa"/>
+          </w:tcPr>
+          <w:p>
+            <w:r>
+              <w:t>The multiplicities include a capitalized letter “M” to represent the participation or cardinality of the the mu</w:t>
+            </w:r>
+          </w:p>
+        </w:tc>
+        <w:tc>
+          <w:tcPr>
+            <w:tcW w:w="1824" w:type="dxa"/>
+          </w:tcPr>
+          <w:p/>
+        </w:tc>
+        <w:tc>
+          <w:tcPr>
+            <w:tcW w:w="1825" w:type="dxa"/>
+          </w:tcPr>
+          <w:p/>
+        </w:tc>
+      </w:tr>
+      <w:tr>
+        <w:trPr>
+          <w:trHeight w:val="1319"/>
+        </w:trPr>
+        <w:tc>
+          <w:tcPr>
+            <w:tcW w:w="1824" w:type="dxa"/>
+          </w:tcPr>
+          <w:p>
+            <w:pPr>
+              <w:rPr>
+                <w:b/>
+                <w:bCs/>
+              </w:rPr>
+            </w:pPr>
+            <w:r>
+              <w:rPr>
+                <w:b/>
+                <w:bCs/>
+              </w:rPr>
+              <w:t>5</w:t>
+            </w:r>
+          </w:p>
+        </w:tc>
+        <w:tc>
+          <w:tcPr>
+            <w:tcW w:w="1824" w:type="dxa"/>
+          </w:tcPr>
+          <w:p>
+            <w:r>
+              <w:t xml:space="preserve">Semantics </w:t>
+            </w:r>
+          </w:p>
+        </w:tc>
+        <w:tc>
+          <w:tcPr>
+            <w:tcW w:w="1824" w:type="dxa"/>
+          </w:tcPr>
+          <w:p/>
+        </w:tc>
+        <w:tc>
+          <w:tcPr>
+            <w:tcW w:w="1824" w:type="dxa"/>
+          </w:tcPr>
+          <w:p/>
+        </w:tc>
+        <w:tc>
+          <w:tcPr>
+            <w:tcW w:w="1825" w:type="dxa"/>
+          </w:tcPr>
+          <w:p/>
+        </w:tc>
+      </w:tr>
+    </w:tbl>
+    <w:p/>
+    <w:p/>
     <w:p/>
     <w:p>
       <w:r>
@@ -84,414 +535,6 @@
         <w:t xml:space="preserve">Table 2 Relationships and multiplicities </w:t>
       </w:r>
     </w:p>
-    <w:p/>
-    <w:tbl>
-      <w:tblPr>
-        <w:tblStyle w:val="TableGrid"/>
-        <w:tblW w:w="9121" w:type="dxa"/>
-        <w:tblLook w:val="04A0" w:firstRow="1" w:lastRow="0" w:firstColumn="1" w:lastColumn="0" w:noHBand="0" w:noVBand="1"/>
-      </w:tblPr>
-      <w:tblGrid>
-        <w:gridCol w:w="1824"/>
-        <w:gridCol w:w="1824"/>
-        <w:gridCol w:w="1824"/>
-        <w:gridCol w:w="1824"/>
-        <w:gridCol w:w="1825"/>
-      </w:tblGrid>
-      <w:tr>
-        <w:trPr>
-          <w:trHeight w:val="1319"/>
-        </w:trPr>
-        <w:tc>
-          <w:tcPr>
-            <w:tcW w:w="1824" w:type="dxa"/>
-          </w:tcPr>
-          <w:p>
-            <w:pPr>
-              <w:rPr>
-                <w:b/>
-                <w:bCs/>
-                <w:sz w:val="18"/>
-                <w:szCs w:val="18"/>
-              </w:rPr>
-            </w:pPr>
-            <w:r>
-              <w:rPr>
-                <w:b/>
-                <w:bCs/>
-                <w:sz w:val="18"/>
-                <w:szCs w:val="18"/>
-              </w:rPr>
-              <w:t>#</w:t>
-            </w:r>
-          </w:p>
-        </w:tc>
-        <w:tc>
-          <w:tcPr>
-            <w:tcW w:w="1824" w:type="dxa"/>
-          </w:tcPr>
-          <w:p>
-            <w:pPr>
-              <w:rPr>
-                <w:b/>
-                <w:bCs/>
-                <w:sz w:val="18"/>
-                <w:szCs w:val="18"/>
-              </w:rPr>
-            </w:pPr>
-            <w:r>
-              <w:rPr>
-                <w:b/>
-                <w:bCs/>
-                <w:sz w:val="18"/>
-                <w:szCs w:val="18"/>
-              </w:rPr>
-              <w:t>Type</w:t>
-            </w:r>
-          </w:p>
-        </w:tc>
-        <w:tc>
-          <w:tcPr>
-            <w:tcW w:w="1824" w:type="dxa"/>
-          </w:tcPr>
-          <w:p>
-            <w:pPr>
-              <w:rPr>
-                <w:b/>
-                <w:bCs/>
-                <w:sz w:val="18"/>
-                <w:szCs w:val="18"/>
-              </w:rPr>
-            </w:pPr>
-            <w:r>
-              <w:rPr>
-                <w:b/>
-                <w:bCs/>
-                <w:sz w:val="18"/>
-                <w:szCs w:val="18"/>
-              </w:rPr>
-              <w:t xml:space="preserve">Weakness: What AI-generated EERD shows </w:t>
-            </w:r>
-          </w:p>
-        </w:tc>
-        <w:tc>
-          <w:tcPr>
-            <w:tcW w:w="1824" w:type="dxa"/>
-          </w:tcPr>
-          <w:p>
-            <w:pPr>
-              <w:rPr>
-                <w:b/>
-                <w:bCs/>
-                <w:sz w:val="18"/>
-                <w:szCs w:val="18"/>
-              </w:rPr>
-            </w:pPr>
-            <w:r>
-              <w:rPr>
-                <w:b/>
-                <w:bCs/>
-                <w:sz w:val="18"/>
-                <w:szCs w:val="18"/>
-              </w:rPr>
-              <w:t xml:space="preserve">Evidence: the modelling convention (weaknesses 1-2) or a reference to a specific component of the </w:t>
-            </w:r>
-            <w:proofErr w:type="spellStart"/>
-            <w:r>
-              <w:rPr>
-                <w:b/>
-                <w:bCs/>
-                <w:sz w:val="18"/>
-                <w:szCs w:val="18"/>
-              </w:rPr>
-              <w:t>Westlivingster</w:t>
-            </w:r>
-            <w:proofErr w:type="spellEnd"/>
-            <w:r>
-              <w:rPr>
-                <w:b/>
-                <w:bCs/>
-                <w:sz w:val="18"/>
-                <w:szCs w:val="18"/>
-              </w:rPr>
-              <w:t xml:space="preserve"> brief (weaknesses 3-5)</w:t>
-            </w:r>
-          </w:p>
-        </w:tc>
-        <w:tc>
-          <w:tcPr>
-            <w:tcW w:w="1825" w:type="dxa"/>
-          </w:tcPr>
-          <w:p>
-            <w:pPr>
-              <w:rPr>
-                <w:b/>
-                <w:bCs/>
-                <w:sz w:val="18"/>
-                <w:szCs w:val="18"/>
-              </w:rPr>
-            </w:pPr>
-            <w:r>
-              <w:rPr>
-                <w:b/>
-                <w:bCs/>
-                <w:sz w:val="18"/>
-                <w:szCs w:val="18"/>
-              </w:rPr>
-              <w:t>Potential improvement: how the component could be better modelled</w:t>
-            </w:r>
-          </w:p>
-        </w:tc>
-      </w:tr>
-      <w:tr>
-        <w:trPr>
-          <w:trHeight w:val="1319"/>
-        </w:trPr>
-        <w:tc>
-          <w:tcPr>
-            <w:tcW w:w="1824" w:type="dxa"/>
-          </w:tcPr>
-          <w:p>
-            <w:pPr>
-              <w:rPr>
-                <w:b/>
-                <w:bCs/>
-              </w:rPr>
-            </w:pPr>
-            <w:r>
-              <w:rPr>
-                <w:b/>
-                <w:bCs/>
-              </w:rPr>
-              <w:t>1</w:t>
-            </w:r>
-          </w:p>
-        </w:tc>
-        <w:tc>
-          <w:tcPr>
-            <w:tcW w:w="1824" w:type="dxa"/>
-          </w:tcPr>
-          <w:p/>
-        </w:tc>
-        <w:tc>
-          <w:tcPr>
-            <w:tcW w:w="1824" w:type="dxa"/>
-          </w:tcPr>
-          <w:p/>
-        </w:tc>
-        <w:tc>
-          <w:tcPr>
-            <w:tcW w:w="1824" w:type="dxa"/>
-          </w:tcPr>
-          <w:p/>
-        </w:tc>
-        <w:tc>
-          <w:tcPr>
-            <w:tcW w:w="1825" w:type="dxa"/>
-          </w:tcPr>
-          <w:p/>
-        </w:tc>
-      </w:tr>
-      <w:tr>
-        <w:trPr>
-          <w:trHeight w:val="1369"/>
-        </w:trPr>
-        <w:tc>
-          <w:tcPr>
-            <w:tcW w:w="1824" w:type="dxa"/>
-          </w:tcPr>
-          <w:p>
-            <w:pPr>
-              <w:rPr>
-                <w:b/>
-                <w:bCs/>
-              </w:rPr>
-            </w:pPr>
-            <w:r>
-              <w:rPr>
-                <w:b/>
-                <w:bCs/>
-              </w:rPr>
-              <w:t>2</w:t>
-            </w:r>
-          </w:p>
-        </w:tc>
-        <w:tc>
-          <w:tcPr>
-            <w:tcW w:w="1824" w:type="dxa"/>
-          </w:tcPr>
-          <w:p/>
-        </w:tc>
-        <w:tc>
-          <w:tcPr>
-            <w:tcW w:w="1824" w:type="dxa"/>
-          </w:tcPr>
-          <w:p/>
-        </w:tc>
-        <w:tc>
-          <w:tcPr>
-            <w:tcW w:w="1824" w:type="dxa"/>
-          </w:tcPr>
-          <w:p/>
-        </w:tc>
-        <w:tc>
-          <w:tcPr>
-            <w:tcW w:w="1825" w:type="dxa"/>
-          </w:tcPr>
-          <w:p/>
-        </w:tc>
-      </w:tr>
-      <w:tr>
-        <w:trPr>
-          <w:trHeight w:val="1319"/>
-        </w:trPr>
-        <w:tc>
-          <w:tcPr>
-            <w:tcW w:w="1824" w:type="dxa"/>
-          </w:tcPr>
-          <w:p>
-            <w:pPr>
-              <w:rPr>
-                <w:b/>
-                <w:bCs/>
-              </w:rPr>
-            </w:pPr>
-            <w:r>
-              <w:rPr>
-                <w:b/>
-                <w:bCs/>
-              </w:rPr>
-              <w:t>3</w:t>
-            </w:r>
-          </w:p>
-        </w:tc>
-        <w:tc>
-          <w:tcPr>
-            <w:tcW w:w="1824" w:type="dxa"/>
-          </w:tcPr>
-          <w:p/>
-        </w:tc>
-        <w:tc>
-          <w:tcPr>
-            <w:tcW w:w="1824" w:type="dxa"/>
-          </w:tcPr>
-          <w:p/>
-        </w:tc>
-        <w:tc>
-          <w:tcPr>
-            <w:tcW w:w="1824" w:type="dxa"/>
-          </w:tcPr>
-          <w:p/>
-        </w:tc>
-        <w:tc>
-          <w:tcPr>
-            <w:tcW w:w="1825" w:type="dxa"/>
-          </w:tcPr>
-          <w:p/>
-        </w:tc>
-      </w:tr>
-      <w:tr>
-        <w:trPr>
-          <w:trHeight w:val="1319"/>
-        </w:trPr>
-        <w:tc>
-          <w:tcPr>
-            <w:tcW w:w="1824" w:type="dxa"/>
-          </w:tcPr>
-          <w:p>
-            <w:pPr>
-              <w:rPr>
-                <w:b/>
-                <w:bCs/>
-              </w:rPr>
-            </w:pPr>
-            <w:r>
-              <w:rPr>
-                <w:b/>
-                <w:bCs/>
-              </w:rPr>
-              <w:t>4</w:t>
-            </w:r>
-          </w:p>
-        </w:tc>
-        <w:tc>
-          <w:tcPr>
-            <w:tcW w:w="1824" w:type="dxa"/>
-          </w:tcPr>
-          <w:p/>
-        </w:tc>
-        <w:tc>
-          <w:tcPr>
-            <w:tcW w:w="1824" w:type="dxa"/>
-          </w:tcPr>
-          <w:p/>
-        </w:tc>
-        <w:tc>
-          <w:tcPr>
-            <w:tcW w:w="1824" w:type="dxa"/>
-          </w:tcPr>
-          <w:p/>
-        </w:tc>
-        <w:tc>
-          <w:tcPr>
-            <w:tcW w:w="1825" w:type="dxa"/>
-          </w:tcPr>
-          <w:p/>
-        </w:tc>
-      </w:tr>
-      <w:tr>
-        <w:trPr>
-          <w:trHeight w:val="1319"/>
-        </w:trPr>
-        <w:tc>
-          <w:tcPr>
-            <w:tcW w:w="1824" w:type="dxa"/>
-          </w:tcPr>
-          <w:p>
-            <w:pPr>
-              <w:rPr>
-                <w:b/>
-                <w:bCs/>
-              </w:rPr>
-            </w:pPr>
-            <w:r>
-              <w:rPr>
-                <w:b/>
-                <w:bCs/>
-              </w:rPr>
-              <w:t>5</w:t>
-            </w:r>
-          </w:p>
-        </w:tc>
-        <w:tc>
-          <w:tcPr>
-            <w:tcW w:w="1824" w:type="dxa"/>
-          </w:tcPr>
-          <w:p/>
-        </w:tc>
-        <w:tc>
-          <w:tcPr>
-            <w:tcW w:w="1824" w:type="dxa"/>
-          </w:tcPr>
-          <w:p/>
-        </w:tc>
-        <w:tc>
-          <w:tcPr>
-            <w:tcW w:w="1824" w:type="dxa"/>
-          </w:tcPr>
-          <w:p/>
-        </w:tc>
-        <w:tc>
-          <w:tcPr>
-            <w:tcW w:w="1825" w:type="dxa"/>
-          </w:tcPr>
-          <w:p/>
-        </w:tc>
-      </w:tr>
-    </w:tbl>
-    <w:p/>
-    <w:p/>
-    <w:p/>
     <w:p/>
     <w:p/>
     <w:p/>
@@ -1229,6 +1272,7 @@
   <w:style w:type="character" w:default="1" w:styleId="DefaultParagraphFont">
     <w:name w:val="Default Paragraph Font"/>
     <w:uiPriority w:val="1"/>
+    <w:semiHidden/>
     <w:unhideWhenUsed/>
   </w:style>
   <w:style w:type="table" w:default="1" w:styleId="TableNormal">

--- a/Data Base Systems/CourseWork Part A/w2151939_Part_A.docx
+++ b/Data Base Systems/CourseWork Part A/w2151939_Part_A.docx
@@ -469,7 +469,11 @@
           <w:tcPr>
             <w:tcW w:w="1824" w:type="dxa"/>
           </w:tcPr>
-          <w:p/>
+          <w:p>
+            <w:r>
+              <w:t>r</w:t>
+            </w:r>
+          </w:p>
         </w:tc>
         <w:tc>
           <w:tcPr>

--- a/Data Base Systems/CourseWork Part A/w2151939_Part_A.docx
+++ b/Data Base Systems/CourseWork Part A/w2151939_Part_A.docx
@@ -39,9 +39,9 @@
         <w:tblLook w:val="04A0" w:firstRow="1" w:lastRow="0" w:firstColumn="1" w:lastColumn="0" w:noHBand="0" w:noVBand="1"/>
       </w:tblPr>
       <w:tblGrid>
-        <w:gridCol w:w="1776"/>
+        <w:gridCol w:w="1778"/>
+        <w:gridCol w:w="1814"/>
         <w:gridCol w:w="1813"/>
-        <w:gridCol w:w="1816"/>
         <w:gridCol w:w="1867"/>
         <w:gridCol w:w="1849"/>
       </w:tblGrid>
@@ -51,7 +51,7 @@
         </w:trPr>
         <w:tc>
           <w:tcPr>
-            <w:tcW w:w="1824" w:type="dxa"/>
+            <w:tcW w:w="1778" w:type="dxa"/>
           </w:tcPr>
           <w:p>
             <w:pPr>
@@ -75,7 +75,7 @@
         </w:tc>
         <w:tc>
           <w:tcPr>
-            <w:tcW w:w="1824" w:type="dxa"/>
+            <w:tcW w:w="1814" w:type="dxa"/>
           </w:tcPr>
           <w:p>
             <w:pPr>
@@ -99,7 +99,7 @@
         </w:tc>
         <w:tc>
           <w:tcPr>
-            <w:tcW w:w="1824" w:type="dxa"/>
+            <w:tcW w:w="1813" w:type="dxa"/>
           </w:tcPr>
           <w:p>
             <w:pPr>
@@ -123,7 +123,7 @@
         </w:tc>
         <w:tc>
           <w:tcPr>
-            <w:tcW w:w="1824" w:type="dxa"/>
+            <w:tcW w:w="1867" w:type="dxa"/>
           </w:tcPr>
           <w:p>
             <w:pPr>
@@ -141,13 +141,33 @@
                 <w:sz w:val="18"/>
                 <w:szCs w:val="18"/>
               </w:rPr>
-              <w:t>Evidence: the modelling convention (weaknesses 1-2) or a reference to a specific component of the Westlivingster brief (weaknesses 3-5)</w:t>
-            </w:r>
-          </w:p>
-        </w:tc>
-        <w:tc>
-          <w:tcPr>
-            <w:tcW w:w="1825" w:type="dxa"/>
+              <w:t xml:space="preserve">Evidence: the modelling convention (weaknesses 1-2) or a reference to a specific component of the </w:t>
+            </w:r>
+            <w:proofErr w:type="spellStart"/>
+            <w:r>
+              <w:rPr>
+                <w:b/>
+                <w:bCs/>
+                <w:sz w:val="18"/>
+                <w:szCs w:val="18"/>
+              </w:rPr>
+              <w:t>Westlivingster</w:t>
+            </w:r>
+            <w:proofErr w:type="spellEnd"/>
+            <w:r>
+              <w:rPr>
+                <w:b/>
+                <w:bCs/>
+                <w:sz w:val="18"/>
+                <w:szCs w:val="18"/>
+              </w:rPr>
+              <w:t xml:space="preserve"> brief (weaknesses 3-5)</w:t>
+            </w:r>
+          </w:p>
+        </w:tc>
+        <w:tc>
+          <w:tcPr>
+            <w:tcW w:w="1849" w:type="dxa"/>
           </w:tcPr>
           <w:p>
             <w:pPr>
@@ -176,7 +196,7 @@
         </w:trPr>
         <w:tc>
           <w:tcPr>
-            <w:tcW w:w="1824" w:type="dxa"/>
+            <w:tcW w:w="1778" w:type="dxa"/>
           </w:tcPr>
           <w:p>
             <w:pPr>
@@ -196,7 +216,7 @@
         </w:tc>
         <w:tc>
           <w:tcPr>
-            <w:tcW w:w="1824" w:type="dxa"/>
+            <w:tcW w:w="1814" w:type="dxa"/>
           </w:tcPr>
           <w:p>
             <w:r>
@@ -211,7 +231,7 @@
         </w:tc>
         <w:tc>
           <w:tcPr>
-            <w:tcW w:w="1824" w:type="dxa"/>
+            <w:tcW w:w="1813" w:type="dxa"/>
           </w:tcPr>
           <w:p>
             <w:r>
@@ -222,7 +242,7 @@
         </w:tc>
         <w:tc>
           <w:tcPr>
-            <w:tcW w:w="1824" w:type="dxa"/>
+            <w:tcW w:w="1867" w:type="dxa"/>
           </w:tcPr>
           <w:p>
             <w:r>
@@ -232,7 +252,7 @@
         </w:tc>
         <w:tc>
           <w:tcPr>
-            <w:tcW w:w="1825" w:type="dxa"/>
+            <w:tcW w:w="1849" w:type="dxa"/>
           </w:tcPr>
           <w:p>
             <w:r>
@@ -247,7 +267,7 @@
         </w:trPr>
         <w:tc>
           <w:tcPr>
-            <w:tcW w:w="1824" w:type="dxa"/>
+            <w:tcW w:w="1778" w:type="dxa"/>
           </w:tcPr>
           <w:p>
             <w:pPr>
@@ -267,7 +287,7 @@
         </w:tc>
         <w:tc>
           <w:tcPr>
-            <w:tcW w:w="1824" w:type="dxa"/>
+            <w:tcW w:w="1814" w:type="dxa"/>
           </w:tcPr>
           <w:p>
             <w:r>
@@ -277,7 +297,7 @@
         </w:tc>
         <w:tc>
           <w:tcPr>
-            <w:tcW w:w="1824" w:type="dxa"/>
+            <w:tcW w:w="1813" w:type="dxa"/>
           </w:tcPr>
           <w:p>
             <w:r>
@@ -287,7 +307,7 @@
         </w:tc>
         <w:tc>
           <w:tcPr>
-            <w:tcW w:w="1824" w:type="dxa"/>
+            <w:tcW w:w="1867" w:type="dxa"/>
           </w:tcPr>
           <w:p>
             <w:r>
@@ -297,7 +317,7 @@
         </w:tc>
         <w:tc>
           <w:tcPr>
-            <w:tcW w:w="1825" w:type="dxa"/>
+            <w:tcW w:w="1849" w:type="dxa"/>
           </w:tcPr>
           <w:p>
             <w:r>
@@ -313,7 +333,7 @@
         </w:trPr>
         <w:tc>
           <w:tcPr>
-            <w:tcW w:w="1824" w:type="dxa"/>
+            <w:tcW w:w="1778" w:type="dxa"/>
           </w:tcPr>
           <w:p>
             <w:pPr>
@@ -333,7 +353,7 @@
         </w:tc>
         <w:tc>
           <w:tcPr>
-            <w:tcW w:w="1824" w:type="dxa"/>
+            <w:tcW w:w="1814" w:type="dxa"/>
           </w:tcPr>
           <w:p>
             <w:r>
@@ -343,29 +363,48 @@
         </w:tc>
         <w:tc>
           <w:tcPr>
-            <w:tcW w:w="1824" w:type="dxa"/>
-          </w:tcPr>
-          <w:p>
-            <w:r>
-              <w:t xml:space="preserve">The Owner entity has no relationship connecting it to the Apartment entity, and a </w:t>
+            <w:tcW w:w="1813" w:type="dxa"/>
+          </w:tcPr>
+          <w:p>
+            <w:r>
+              <w:t xml:space="preserve">The Owner entity has no relationship connecting it to the Apartment </w:t>
             </w:r>
             <w:r>
               <w:lastRenderedPageBreak/>
-              <w:t>constrain to the resident entity</w:t>
-            </w:r>
-          </w:p>
-        </w:tc>
-        <w:tc>
-          <w:tcPr>
-            <w:tcW w:w="1824" w:type="dxa"/>
-          </w:tcPr>
-          <w:p/>
-        </w:tc>
-        <w:tc>
-          <w:tcPr>
-            <w:tcW w:w="1825" w:type="dxa"/>
-          </w:tcPr>
-          <w:p/>
+              <w:t>entity, and a constrain to the resident entity</w:t>
+            </w:r>
+            <w:r>
+              <w:t>.</w:t>
+            </w:r>
+          </w:p>
+        </w:tc>
+        <w:tc>
+          <w:tcPr>
+            <w:tcW w:w="1867" w:type="dxa"/>
+          </w:tcPr>
+          <w:p>
+            <w:r>
+              <w:lastRenderedPageBreak/>
+              <w:t>The brief clarifies that residents can buy an apartment or rent it.</w:t>
+            </w:r>
+          </w:p>
+        </w:tc>
+        <w:tc>
+          <w:tcPr>
+            <w:tcW w:w="1849" w:type="dxa"/>
+          </w:tcPr>
+          <w:p>
+            <w:r>
+              <w:t xml:space="preserve">Add a relation ship that connects the entities Owner and Apartment </w:t>
+            </w:r>
+            <w:r>
+              <w:t xml:space="preserve">that states that </w:t>
+            </w:r>
+            <w:r>
+              <w:lastRenderedPageBreak/>
+              <w:t>an apartment can have an owner or a tenant.</w:t>
+            </w:r>
+          </w:p>
         </w:tc>
       </w:tr>
       <w:tr>
@@ -374,7 +413,7 @@
         </w:trPr>
         <w:tc>
           <w:tcPr>
-            <w:tcW w:w="1824" w:type="dxa"/>
+            <w:tcW w:w="1778" w:type="dxa"/>
           </w:tcPr>
           <w:p>
             <w:pPr>
@@ -394,7 +433,7 @@
         </w:tc>
         <w:tc>
           <w:tcPr>
-            <w:tcW w:w="1824" w:type="dxa"/>
+            <w:tcW w:w="1814" w:type="dxa"/>
           </w:tcPr>
           <w:p>
             <w:r>
@@ -404,25 +443,34 @@
         </w:tc>
         <w:tc>
           <w:tcPr>
-            <w:tcW w:w="1824" w:type="dxa"/>
-          </w:tcPr>
-          <w:p>
-            <w:r>
-              <w:t>The multiplicities include a capitalized letter “M” to represent the participation or cardinality of the the mu</w:t>
-            </w:r>
-          </w:p>
-        </w:tc>
-        <w:tc>
-          <w:tcPr>
-            <w:tcW w:w="1824" w:type="dxa"/>
-          </w:tcPr>
+            <w:tcW w:w="1813" w:type="dxa"/>
+          </w:tcPr>
+          <w:p>
+            <w:r>
+              <w:t>The entities Vehicle and Visitor does not have a relationship, not including the possibility that visitors can also have a car.</w:t>
+            </w:r>
+          </w:p>
           <w:p/>
         </w:tc>
         <w:tc>
           <w:tcPr>
-            <w:tcW w:w="1825" w:type="dxa"/>
-          </w:tcPr>
-          <w:p/>
+            <w:tcW w:w="1867" w:type="dxa"/>
+          </w:tcPr>
+          <w:p>
+            <w:r>
+              <w:t>When the brief describes the parking structure, it mentions that both residents and visitors can have a vehicle.</w:t>
+            </w:r>
+          </w:p>
+        </w:tc>
+        <w:tc>
+          <w:tcPr>
+            <w:tcW w:w="1849" w:type="dxa"/>
+          </w:tcPr>
+          <w:p>
+            <w:r>
+              <w:t>Add a relation ship between Vehicle and Visitor that states the possibility for the visitors to also have a car.</w:t>
+            </w:r>
+          </w:p>
         </w:tc>
       </w:tr>
       <w:tr>
@@ -431,7 +479,7 @@
         </w:trPr>
         <w:tc>
           <w:tcPr>
-            <w:tcW w:w="1824" w:type="dxa"/>
+            <w:tcW w:w="1778" w:type="dxa"/>
           </w:tcPr>
           <w:p>
             <w:pPr>
@@ -451,7 +499,7 @@
         </w:tc>
         <w:tc>
           <w:tcPr>
-            <w:tcW w:w="1824" w:type="dxa"/>
+            <w:tcW w:w="1814" w:type="dxa"/>
           </w:tcPr>
           <w:p>
             <w:r>
@@ -461,25 +509,39 @@
         </w:tc>
         <w:tc>
           <w:tcPr>
-            <w:tcW w:w="1824" w:type="dxa"/>
-          </w:tcPr>
-          <w:p/>
-        </w:tc>
-        <w:tc>
-          <w:tcPr>
-            <w:tcW w:w="1824" w:type="dxa"/>
-          </w:tcPr>
-          <w:p>
-            <w:r>
-              <w:t>r</w:t>
-            </w:r>
-          </w:p>
-        </w:tc>
-        <w:tc>
-          <w:tcPr>
-            <w:tcW w:w="1825" w:type="dxa"/>
-          </w:tcPr>
-          <w:p/>
+            <w:tcW w:w="1813" w:type="dxa"/>
+          </w:tcPr>
+          <w:p>
+            <w:r>
+              <w:t>The mu</w:t>
+            </w:r>
+            <w:r>
+              <w:t>ltiplicities implemented along the diagram shows an “M” and a single digit number.</w:t>
+            </w:r>
+          </w:p>
+        </w:tc>
+        <w:tc>
+          <w:tcPr>
+            <w:tcW w:w="1867" w:type="dxa"/>
+          </w:tcPr>
+          <w:p>
+            <w:r>
+              <w:t xml:space="preserve"> </w:t>
+            </w:r>
+            <w:r>
+              <w:t>The brief states that there is only one tenant assigned as the lead tenant and is the only one responsible for the agreement.</w:t>
+            </w:r>
+          </w:p>
+        </w:tc>
+        <w:tc>
+          <w:tcPr>
+            <w:tcW w:w="1849" w:type="dxa"/>
+          </w:tcPr>
+          <w:p>
+            <w:r>
+              <w:t>Change the format for the multiplicities for an appropriate format that include participation and cardinality on both sides of the entities.</w:t>
+            </w:r>
+          </w:p>
         </w:tc>
       </w:tr>
     </w:tbl>
@@ -539,6 +601,286 @@
         <w:t xml:space="preserve">Table 2 Relationships and multiplicities </w:t>
       </w:r>
     </w:p>
+    <w:tbl>
+      <w:tblPr>
+        <w:tblStyle w:val="TableGrid"/>
+        <w:tblW w:w="0" w:type="auto"/>
+        <w:tblLook w:val="04A0" w:firstRow="1" w:lastRow="0" w:firstColumn="1" w:lastColumn="0" w:noHBand="0" w:noVBand="1"/>
+      </w:tblPr>
+      <w:tblGrid>
+        <w:gridCol w:w="3145"/>
+        <w:gridCol w:w="5871"/>
+      </w:tblGrid>
+      <w:tr>
+        <w:tc>
+          <w:tcPr>
+            <w:tcW w:w="2547" w:type="dxa"/>
+          </w:tcPr>
+          <w:p>
+            <w:pPr>
+              <w:rPr>
+                <w:b/>
+                <w:bCs/>
+              </w:rPr>
+            </w:pPr>
+            <w:r>
+              <w:rPr>
+                <w:b/>
+                <w:bCs/>
+              </w:rPr>
+              <w:t>Entity</w:t>
+            </w:r>
+          </w:p>
+        </w:tc>
+        <w:tc>
+          <w:tcPr>
+            <w:tcW w:w="6469" w:type="dxa"/>
+          </w:tcPr>
+          <w:p>
+            <w:pPr>
+              <w:rPr>
+                <w:b/>
+                <w:bCs/>
+              </w:rPr>
+            </w:pPr>
+            <w:r>
+              <w:rPr>
+                <w:b/>
+                <w:bCs/>
+              </w:rPr>
+              <w:t>Specialised sub-types and constraint (if any)</w:t>
+            </w:r>
+          </w:p>
+        </w:tc>
+      </w:tr>
+      <w:tr>
+        <w:tc>
+          <w:tcPr>
+            <w:tcW w:w="2547" w:type="dxa"/>
+          </w:tcPr>
+          <w:p>
+            <w:r>
+              <w:t>W2151939_Building</w:t>
+            </w:r>
+          </w:p>
+        </w:tc>
+        <w:tc>
+          <w:tcPr>
+            <w:tcW w:w="6469" w:type="dxa"/>
+          </w:tcPr>
+          <w:p/>
+        </w:tc>
+      </w:tr>
+      <w:tr>
+        <w:tc>
+          <w:tcPr>
+            <w:tcW w:w="2547" w:type="dxa"/>
+          </w:tcPr>
+          <w:p>
+            <w:r>
+              <w:t>W2151939_</w:t>
+            </w:r>
+            <w:r>
+              <w:t>Facility</w:t>
+            </w:r>
+          </w:p>
+        </w:tc>
+        <w:tc>
+          <w:tcPr>
+            <w:tcW w:w="6469" w:type="dxa"/>
+          </w:tcPr>
+          <w:p/>
+        </w:tc>
+      </w:tr>
+      <w:tr>
+        <w:tc>
+          <w:tcPr>
+            <w:tcW w:w="2547" w:type="dxa"/>
+          </w:tcPr>
+          <w:p>
+            <w:r>
+              <w:t>W2151939_</w:t>
+            </w:r>
+            <w:r>
+              <w:t>Apartment</w:t>
+            </w:r>
+          </w:p>
+        </w:tc>
+        <w:tc>
+          <w:tcPr>
+            <w:tcW w:w="6469" w:type="dxa"/>
+          </w:tcPr>
+          <w:p/>
+        </w:tc>
+      </w:tr>
+      <w:tr>
+        <w:tc>
+          <w:tcPr>
+            <w:tcW w:w="2547" w:type="dxa"/>
+          </w:tcPr>
+          <w:p>
+            <w:r>
+              <w:t>W2151939_</w:t>
+            </w:r>
+            <w:r>
+              <w:t>Parking_Lot</w:t>
+            </w:r>
+          </w:p>
+        </w:tc>
+        <w:tc>
+          <w:tcPr>
+            <w:tcW w:w="6469" w:type="dxa"/>
+          </w:tcPr>
+          <w:p/>
+        </w:tc>
+      </w:tr>
+      <w:tr>
+        <w:tc>
+          <w:tcPr>
+            <w:tcW w:w="2547" w:type="dxa"/>
+          </w:tcPr>
+          <w:p>
+            <w:r>
+              <w:t>W2151939_</w:t>
+            </w:r>
+            <w:r>
+              <w:t>Resident_Lot</w:t>
+            </w:r>
+          </w:p>
+        </w:tc>
+        <w:tc>
+          <w:tcPr>
+            <w:tcW w:w="6469" w:type="dxa"/>
+          </w:tcPr>
+          <w:p/>
+        </w:tc>
+      </w:tr>
+      <w:tr>
+        <w:tc>
+          <w:tcPr>
+            <w:tcW w:w="2547" w:type="dxa"/>
+          </w:tcPr>
+          <w:p>
+            <w:r>
+              <w:t>W2151939_</w:t>
+            </w:r>
+            <w:r>
+              <w:t>Visitor_Lot</w:t>
+            </w:r>
+          </w:p>
+        </w:tc>
+        <w:tc>
+          <w:tcPr>
+            <w:tcW w:w="6469" w:type="dxa"/>
+          </w:tcPr>
+          <w:p/>
+        </w:tc>
+      </w:tr>
+      <w:tr>
+        <w:tc>
+          <w:tcPr>
+            <w:tcW w:w="2547" w:type="dxa"/>
+          </w:tcPr>
+          <w:p>
+            <w:r>
+              <w:lastRenderedPageBreak/>
+              <w:t>W2151939_</w:t>
+            </w:r>
+            <w:r>
+              <w:t>Parking_Space</w:t>
+            </w:r>
+          </w:p>
+        </w:tc>
+        <w:tc>
+          <w:tcPr>
+            <w:tcW w:w="6469" w:type="dxa"/>
+          </w:tcPr>
+          <w:p/>
+        </w:tc>
+      </w:tr>
+      <w:tr>
+        <w:tc>
+          <w:tcPr>
+            <w:tcW w:w="2547" w:type="dxa"/>
+          </w:tcPr>
+          <w:p>
+            <w:r>
+              <w:t>W2151939_</w:t>
+            </w:r>
+            <w:r>
+              <w:t>Resident_Space</w:t>
+            </w:r>
+          </w:p>
+        </w:tc>
+        <w:tc>
+          <w:tcPr>
+            <w:tcW w:w="6469" w:type="dxa"/>
+          </w:tcPr>
+          <w:p/>
+        </w:tc>
+      </w:tr>
+      <w:tr>
+        <w:tc>
+          <w:tcPr>
+            <w:tcW w:w="2547" w:type="dxa"/>
+          </w:tcPr>
+          <w:p>
+            <w:r>
+              <w:t>W2151939_</w:t>
+            </w:r>
+            <w:r>
+              <w:t>Standard_Space</w:t>
+            </w:r>
+          </w:p>
+        </w:tc>
+        <w:tc>
+          <w:tcPr>
+            <w:tcW w:w="6469" w:type="dxa"/>
+          </w:tcPr>
+          <w:p/>
+        </w:tc>
+      </w:tr>
+      <w:tr>
+        <w:tc>
+          <w:tcPr>
+            <w:tcW w:w="2547" w:type="dxa"/>
+          </w:tcPr>
+          <w:p>
+            <w:r>
+              <w:t>W2151939_</w:t>
+            </w:r>
+            <w:r>
+              <w:t xml:space="preserve">Chargin_Space </w:t>
+            </w:r>
+          </w:p>
+        </w:tc>
+        <w:tc>
+          <w:tcPr>
+            <w:tcW w:w="6469" w:type="dxa"/>
+          </w:tcPr>
+          <w:p/>
+        </w:tc>
+      </w:tr>
+      <w:tr>
+        <w:tc>
+          <w:tcPr>
+            <w:tcW w:w="2547" w:type="dxa"/>
+          </w:tcPr>
+          <w:p>
+            <w:r>
+              <w:t>W2151939_</w:t>
+            </w:r>
+          </w:p>
+        </w:tc>
+        <w:tc>
+          <w:tcPr>
+            <w:tcW w:w="6469" w:type="dxa"/>
+          </w:tcPr>
+          <w:p/>
+        </w:tc>
+      </w:tr>
+    </w:tbl>
+    <w:p/>
     <w:p/>
     <w:p/>
     <w:p/>

--- a/Data Base Systems/CourseWork Part A/w2151939_Part_A.docx
+++ b/Data Base Systems/CourseWork Part A/w2151939_Part_A.docx
@@ -3,19 +3,353 @@
 <w:document xmlns:wpc="http://schemas.microsoft.com/office/word/2010/wordprocessingCanvas" xmlns:cx="http://schemas.microsoft.com/office/drawing/2014/chartex" xmlns:cx1="http://schemas.microsoft.com/office/drawing/2015/9/8/chartex" xmlns:cx2="http://schemas.microsoft.com/office/drawing/2015/10/21/chartex" xmlns:cx3="http://schemas.microsoft.com/office/drawing/2016/5/9/chartex" xmlns:cx4="http://schemas.microsoft.com/office/drawing/2016/5/10/chartex" xmlns:cx5="http://schemas.microsoft.com/office/drawing/2016/5/11/chartex" xmlns:cx6="http://schemas.microsoft.com/office/drawing/2016/5/12/chartex" xmlns:cx7="http://schemas.microsoft.com/office/drawing/2016/5/13/chartex" xmlns:cx8="http://schemas.microsoft.com/office/drawing/2016/5/14/chartex" xmlns:mc="http://schemas.openxmlformats.org/markup-compatibility/2006" xmlns:aink="http://schemas.microsoft.com/office/drawing/2016/ink" xmlns:am3d="http://schemas.microsoft.com/office/drawing/2017/model3d" xmlns:o="urn:schemas-microsoft-com:office:office" xmlns:oel="http://schemas.microsoft.com/office/2019/extlst" xmlns:r="http://schemas.openxmlformats.org/officeDocument/2006/relationships" xmlns:m="http://schemas.openxmlformats.org/officeDocument/2006/math" xmlns:v="urn:schemas-microsoft-com:vml" xmlns:wp14="http://schemas.microsoft.com/office/word/2010/wordprocessingDrawing" xmlns:wp="http://schemas.openxmlformats.org/drawingml/2006/wordprocessingDrawing" xmlns:w10="urn:schemas-microsoft-com:office:word" xmlns:w="http://schemas.openxmlformats.org/wordprocessingml/2006/main" xmlns:w14="http://schemas.microsoft.com/office/word/2010/wordml" xmlns:w15="http://schemas.microsoft.com/office/word/2012/wordml" xmlns:w16cex="http://schemas.microsoft.com/office/word/2018/wordml/cex" xmlns:w16cid="http://schemas.microsoft.com/office/word/2016/wordml/cid" xmlns:w16="http://schemas.microsoft.com/office/word/2018/wordml" xmlns:w16du="http://schemas.microsoft.com/office/word/2023/wordml/word16du" xmlns:w16sdtdh="http://schemas.microsoft.com/office/word/2020/wordml/sdtdatahash" xmlns:w16sdtfl="http://schemas.microsoft.com/office/word/2024/wordml/sdtformatlock" xmlns:w16se="http://schemas.microsoft.com/office/word/2015/wordml/symex" xmlns:wpg="http://schemas.microsoft.com/office/word/2010/wordprocessingGroup" xmlns:wpi="http://schemas.microsoft.com/office/word/2010/wordprocessingInk" xmlns:wne="http://schemas.microsoft.com/office/word/2006/wordml" xmlns:wps="http://schemas.microsoft.com/office/word/2010/wordprocessingShape" mc:Ignorable="w14 w15 w16se w16cid w16 w16cex w16sdtdh w16sdtfl w16du wp14">
   <w:body>
     <w:p>
+      <w:pPr>
+        <w:jc w:val="center"/>
+        <w:rPr>
+          <w:b/>
+          <w:bCs/>
+        </w:rPr>
+      </w:pPr>
+    </w:p>
+    <w:p>
+      <w:pPr>
+        <w:jc w:val="center"/>
+        <w:rPr>
+          <w:b/>
+          <w:bCs/>
+        </w:rPr>
+      </w:pPr>
+    </w:p>
+    <w:p>
+      <w:pPr>
+        <w:jc w:val="center"/>
+        <w:rPr>
+          <w:b/>
+          <w:bCs/>
+        </w:rPr>
+      </w:pPr>
+    </w:p>
+    <w:p>
+      <w:pPr>
+        <w:jc w:val="center"/>
+        <w:rPr>
+          <w:b/>
+          <w:bCs/>
+        </w:rPr>
+      </w:pPr>
+    </w:p>
+    <w:p>
+      <w:pPr>
+        <w:jc w:val="center"/>
+        <w:rPr>
+          <w:b/>
+          <w:bCs/>
+          <w:sz w:val="32"/>
+          <w:szCs w:val="32"/>
+        </w:rPr>
+      </w:pPr>
       <w:r>
-        <w:t>W2151939 Part A Course</w:t>
+        <w:rPr>
+          <w:b/>
+          <w:bCs/>
+          <w:sz w:val="32"/>
+          <w:szCs w:val="32"/>
+        </w:rPr>
+        <w:t xml:space="preserve">Kevin Rodas </w:t>
+      </w:r>
+    </w:p>
+    <w:p>
+      <w:pPr>
+        <w:jc w:val="center"/>
+        <w:rPr>
+          <w:b/>
+          <w:bCs/>
+        </w:rPr>
+      </w:pPr>
+    </w:p>
+    <w:p>
+      <w:pPr>
+        <w:jc w:val="center"/>
+        <w:rPr>
+          <w:b/>
+          <w:bCs/>
+        </w:rPr>
+      </w:pPr>
+      <w:r>
+        <w:rPr>
+          <w:b/>
+          <w:bCs/>
+        </w:rPr>
+        <w:t>Data Base Systems Coursework Part A</w:t>
+      </w:r>
+    </w:p>
+    <w:p>
+      <w:pPr>
+        <w:jc w:val="center"/>
+        <w:rPr>
+          <w:b/>
+          <w:bCs/>
+        </w:rPr>
+      </w:pPr>
+    </w:p>
+    <w:p>
+      <w:pPr>
+        <w:jc w:val="center"/>
+        <w:rPr>
+          <w:b/>
+          <w:bCs/>
+        </w:rPr>
+      </w:pPr>
+    </w:p>
+    <w:p>
+      <w:pPr>
+        <w:jc w:val="center"/>
+        <w:rPr>
+          <w:b/>
+          <w:bCs/>
+        </w:rPr>
+      </w:pPr>
+      <w:r>
+        <w:rPr>
+          <w:b/>
+          <w:bCs/>
+        </w:rPr>
+        <w:t xml:space="preserve">ID: w2151939 </w:t>
+      </w:r>
+    </w:p>
+    <w:p>
+      <w:pPr>
+        <w:jc w:val="center"/>
+        <w:rPr>
+          <w:b/>
+          <w:bCs/>
+        </w:rPr>
+      </w:pPr>
+    </w:p>
+    <w:p>
+      <w:pPr>
+        <w:jc w:val="center"/>
+        <w:rPr>
+          <w:b/>
+          <w:bCs/>
+        </w:rPr>
+      </w:pPr>
+    </w:p>
+    <w:p>
+      <w:pPr>
+        <w:jc w:val="center"/>
+        <w:rPr>
+          <w:b/>
+          <w:bCs/>
+        </w:rPr>
+      </w:pPr>
+      <w:r>
+        <w:rPr>
+          <w:b/>
+          <w:bCs/>
+        </w:rPr>
+        <w:t>Tutorial Group: Tuesday 11 A.M</w:t>
       </w:r>
       <w:r>
-        <w:t>w</w:t>
+        <w:rPr>
+          <w:b/>
+          <w:bCs/>
+        </w:rPr>
+        <w:t>.</w:t>
       </w:r>
       <w:r>
-        <w:t>ork</w:t>
+        <w:rPr>
+          <w:b/>
+          <w:bCs/>
+        </w:rPr>
+        <w:t xml:space="preserve">  –  1 P.M</w:t>
       </w:r>
-    </w:p>
-    <w:p>
       <w:r>
-        <w:t xml:space="preserve">Deliverable For Question 1  </w:t>
+        <w:rPr>
+          <w:b/>
+          <w:bCs/>
+        </w:rPr>
+        <w:t>.</w:t>
+      </w:r>
+    </w:p>
+    <w:p>
+      <w:pPr>
+        <w:rPr>
+          <w:b/>
+          <w:bCs/>
+          <w:sz w:val="22"/>
+          <w:szCs w:val="22"/>
+        </w:rPr>
+      </w:pPr>
+    </w:p>
+    <w:p>
+      <w:pPr>
+        <w:rPr>
+          <w:b/>
+          <w:bCs/>
+          <w:sz w:val="22"/>
+          <w:szCs w:val="22"/>
+        </w:rPr>
+      </w:pPr>
+    </w:p>
+    <w:p>
+      <w:pPr>
+        <w:rPr>
+          <w:b/>
+          <w:bCs/>
+          <w:sz w:val="22"/>
+          <w:szCs w:val="22"/>
+        </w:rPr>
+      </w:pPr>
+    </w:p>
+    <w:p>
+      <w:pPr>
+        <w:rPr>
+          <w:b/>
+          <w:bCs/>
+          <w:sz w:val="22"/>
+          <w:szCs w:val="22"/>
+        </w:rPr>
+      </w:pPr>
+    </w:p>
+    <w:p>
+      <w:pPr>
+        <w:rPr>
+          <w:b/>
+          <w:bCs/>
+          <w:sz w:val="22"/>
+          <w:szCs w:val="22"/>
+        </w:rPr>
+      </w:pPr>
+    </w:p>
+    <w:p>
+      <w:pPr>
+        <w:rPr>
+          <w:b/>
+          <w:bCs/>
+          <w:sz w:val="22"/>
+          <w:szCs w:val="22"/>
+        </w:rPr>
+      </w:pPr>
+    </w:p>
+    <w:p>
+      <w:pPr>
+        <w:rPr>
+          <w:b/>
+          <w:bCs/>
+          <w:sz w:val="22"/>
+          <w:szCs w:val="22"/>
+        </w:rPr>
+      </w:pPr>
+    </w:p>
+    <w:p>
+      <w:pPr>
+        <w:rPr>
+          <w:b/>
+          <w:bCs/>
+          <w:sz w:val="22"/>
+          <w:szCs w:val="22"/>
+        </w:rPr>
+      </w:pPr>
+    </w:p>
+    <w:p>
+      <w:pPr>
+        <w:rPr>
+          <w:b/>
+          <w:bCs/>
+          <w:sz w:val="22"/>
+          <w:szCs w:val="22"/>
+        </w:rPr>
+      </w:pPr>
+    </w:p>
+    <w:p>
+      <w:pPr>
+        <w:rPr>
+          <w:b/>
+          <w:bCs/>
+          <w:sz w:val="22"/>
+          <w:szCs w:val="22"/>
+        </w:rPr>
+      </w:pPr>
+    </w:p>
+    <w:p>
+      <w:pPr>
+        <w:rPr>
+          <w:b/>
+          <w:bCs/>
+          <w:sz w:val="22"/>
+          <w:szCs w:val="22"/>
+        </w:rPr>
+      </w:pPr>
+    </w:p>
+    <w:p>
+      <w:pPr>
+        <w:rPr>
+          <w:b/>
+          <w:bCs/>
+          <w:sz w:val="22"/>
+          <w:szCs w:val="22"/>
+        </w:rPr>
+      </w:pPr>
+    </w:p>
+    <w:p>
+      <w:pPr>
+        <w:rPr>
+          <w:b/>
+          <w:bCs/>
+          <w:sz w:val="22"/>
+          <w:szCs w:val="22"/>
+        </w:rPr>
+      </w:pPr>
+    </w:p>
+    <w:p>
+      <w:pPr>
+        <w:rPr>
+          <w:b/>
+          <w:bCs/>
+          <w:sz w:val="22"/>
+          <w:szCs w:val="22"/>
+        </w:rPr>
+      </w:pPr>
+    </w:p>
+    <w:p>
+      <w:pPr>
+        <w:rPr>
+          <w:b/>
+          <w:bCs/>
+          <w:sz w:val="22"/>
+          <w:szCs w:val="22"/>
+        </w:rPr>
+      </w:pPr>
+    </w:p>
+    <w:p>
+      <w:pPr>
+        <w:rPr>
+          <w:b/>
+          <w:bCs/>
+          <w:sz w:val="22"/>
+          <w:szCs w:val="22"/>
+        </w:rPr>
+      </w:pPr>
+    </w:p>
+    <w:p>
+      <w:pPr>
+        <w:rPr>
+          <w:b/>
+          <w:bCs/>
+          <w:sz w:val="22"/>
+          <w:szCs w:val="22"/>
+        </w:rPr>
+      </w:pPr>
+      <w:r>
+        <w:rPr>
+          <w:b/>
+          <w:bCs/>
+          <w:sz w:val="22"/>
+          <w:szCs w:val="22"/>
+        </w:rPr>
+        <w:lastRenderedPageBreak/>
+        <w:t xml:space="preserve">Question 1 </w:t>
       </w:r>
     </w:p>
     <w:p>
@@ -23,15 +357,41 @@
         <w:pStyle w:val="ListParagraph"/>
         <w:numPr>
           <w:ilvl w:val="0"/>
-          <w:numId w:val="1"/>
+          <w:numId w:val="2"/>
         </w:numPr>
+        <w:rPr>
+          <w:b/>
+          <w:bCs/>
+          <w:sz w:val="22"/>
+          <w:szCs w:val="22"/>
+        </w:rPr>
       </w:pPr>
       <w:r>
-        <w:t xml:space="preserve">Table with 2 conceptual modelling conventions and 3 semantics </w:t>
+        <w:rPr>
+          <w:b/>
+          <w:bCs/>
+          <w:sz w:val="22"/>
+          <w:szCs w:val="22"/>
+        </w:rPr>
+        <w:t>Evaluation of the AI-Generated EERD</w:t>
       </w:r>
     </w:p>
-    <w:p/>
-    <w:p/>
+    <w:p>
+      <w:pPr>
+        <w:rPr>
+          <w:sz w:val="22"/>
+          <w:szCs w:val="22"/>
+        </w:rPr>
+      </w:pPr>
+    </w:p>
+    <w:p>
+      <w:pPr>
+        <w:rPr>
+          <w:sz w:val="22"/>
+          <w:szCs w:val="22"/>
+        </w:rPr>
+      </w:pPr>
+    </w:p>
     <w:tbl>
       <w:tblPr>
         <w:tblStyle w:val="TableGrid"/>
@@ -58,16 +418,16 @@
               <w:rPr>
                 <w:b/>
                 <w:bCs/>
-                <w:sz w:val="18"/>
-                <w:szCs w:val="18"/>
+                <w:sz w:val="22"/>
+                <w:szCs w:val="22"/>
               </w:rPr>
             </w:pPr>
             <w:r>
               <w:rPr>
                 <w:b/>
                 <w:bCs/>
-                <w:sz w:val="18"/>
-                <w:szCs w:val="18"/>
+                <w:sz w:val="22"/>
+                <w:szCs w:val="22"/>
               </w:rPr>
               <w:t>#</w:t>
             </w:r>
@@ -82,16 +442,16 @@
               <w:rPr>
                 <w:b/>
                 <w:bCs/>
-                <w:sz w:val="18"/>
-                <w:szCs w:val="18"/>
+                <w:sz w:val="22"/>
+                <w:szCs w:val="22"/>
               </w:rPr>
             </w:pPr>
             <w:r>
               <w:rPr>
                 <w:b/>
                 <w:bCs/>
-                <w:sz w:val="18"/>
-                <w:szCs w:val="18"/>
+                <w:sz w:val="22"/>
+                <w:szCs w:val="22"/>
               </w:rPr>
               <w:t>Type</w:t>
             </w:r>
@@ -106,16 +466,16 @@
               <w:rPr>
                 <w:b/>
                 <w:bCs/>
-                <w:sz w:val="18"/>
-                <w:szCs w:val="18"/>
+                <w:sz w:val="22"/>
+                <w:szCs w:val="22"/>
               </w:rPr>
             </w:pPr>
             <w:r>
               <w:rPr>
                 <w:b/>
                 <w:bCs/>
-                <w:sz w:val="18"/>
-                <w:szCs w:val="18"/>
+                <w:sz w:val="22"/>
+                <w:szCs w:val="22"/>
               </w:rPr>
               <w:t xml:space="preserve">Weakness: What AI-generated EERD shows </w:t>
             </w:r>
@@ -130,16 +490,16 @@
               <w:rPr>
                 <w:b/>
                 <w:bCs/>
-                <w:sz w:val="18"/>
-                <w:szCs w:val="18"/>
+                <w:sz w:val="22"/>
+                <w:szCs w:val="22"/>
               </w:rPr>
             </w:pPr>
             <w:r>
               <w:rPr>
                 <w:b/>
                 <w:bCs/>
-                <w:sz w:val="18"/>
-                <w:szCs w:val="18"/>
+                <w:sz w:val="22"/>
+                <w:szCs w:val="22"/>
               </w:rPr>
               <w:t xml:space="preserve">Evidence: the modelling convention (weaknesses 1-2) or a reference to a specific component of the </w:t>
             </w:r>
@@ -148,8 +508,8 @@
               <w:rPr>
                 <w:b/>
                 <w:bCs/>
-                <w:sz w:val="18"/>
-                <w:szCs w:val="18"/>
+                <w:sz w:val="22"/>
+                <w:szCs w:val="22"/>
               </w:rPr>
               <w:t>Westlivingster</w:t>
             </w:r>
@@ -158,8 +518,8 @@
               <w:rPr>
                 <w:b/>
                 <w:bCs/>
-                <w:sz w:val="18"/>
-                <w:szCs w:val="18"/>
+                <w:sz w:val="22"/>
+                <w:szCs w:val="22"/>
               </w:rPr>
               <w:t xml:space="preserve"> brief (weaknesses 3-5)</w:t>
             </w:r>
@@ -174,16 +534,16 @@
               <w:rPr>
                 <w:b/>
                 <w:bCs/>
-                <w:sz w:val="18"/>
-                <w:szCs w:val="18"/>
+                <w:sz w:val="22"/>
+                <w:szCs w:val="22"/>
               </w:rPr>
             </w:pPr>
             <w:r>
               <w:rPr>
                 <w:b/>
                 <w:bCs/>
-                <w:sz w:val="18"/>
-                <w:szCs w:val="18"/>
+                <w:sz w:val="22"/>
+                <w:szCs w:val="22"/>
               </w:rPr>
               <w:t>Potential improvement: how the component could be better modelled</w:t>
             </w:r>
@@ -203,12 +563,16 @@
               <w:rPr>
                 <w:b/>
                 <w:bCs/>
+                <w:sz w:val="22"/>
+                <w:szCs w:val="22"/>
               </w:rPr>
             </w:pPr>
             <w:r>
               <w:rPr>
                 <w:b/>
                 <w:bCs/>
+                <w:sz w:val="22"/>
+                <w:szCs w:val="22"/>
               </w:rPr>
               <w:t>1</w:t>
             </w:r>
@@ -219,12 +583,32 @@
             <w:tcW w:w="1814" w:type="dxa"/>
           </w:tcPr>
           <w:p>
-            <w:r>
+            <w:pPr>
+              <w:rPr>
+                <w:sz w:val="22"/>
+                <w:szCs w:val="22"/>
+              </w:rPr>
+            </w:pPr>
+            <w:r>
+              <w:rPr>
+                <w:sz w:val="22"/>
+                <w:szCs w:val="22"/>
+              </w:rPr>
               <w:t xml:space="preserve">Conceptual </w:t>
             </w:r>
           </w:p>
           <w:p>
-            <w:r>
+            <w:pPr>
+              <w:rPr>
+                <w:sz w:val="22"/>
+                <w:szCs w:val="22"/>
+              </w:rPr>
+            </w:pPr>
+            <w:r>
+              <w:rPr>
+                <w:sz w:val="22"/>
+                <w:szCs w:val="22"/>
+              </w:rPr>
               <w:t xml:space="preserve">Modelling conventions </w:t>
             </w:r>
           </w:p>
@@ -234,18 +618,45 @@
             <w:tcW w:w="1813" w:type="dxa"/>
           </w:tcPr>
           <w:p>
-            <w:r>
+            <w:pPr>
+              <w:rPr>
+                <w:sz w:val="22"/>
+                <w:szCs w:val="22"/>
+              </w:rPr>
+            </w:pPr>
+            <w:r>
+              <w:rPr>
+                <w:sz w:val="22"/>
+                <w:szCs w:val="22"/>
+              </w:rPr>
               <w:t>The conceptual diagram includes foreign keys (FK) in entities like Tenant, Owner, Electric vehicle and Fuel Vehicle.</w:t>
             </w:r>
           </w:p>
-          <w:p/>
+          <w:p>
+            <w:pPr>
+              <w:rPr>
+                <w:sz w:val="22"/>
+                <w:szCs w:val="22"/>
+              </w:rPr>
+            </w:pPr>
+          </w:p>
         </w:tc>
         <w:tc>
           <w:tcPr>
             <w:tcW w:w="1867" w:type="dxa"/>
           </w:tcPr>
           <w:p>
-            <w:r>
+            <w:pPr>
+              <w:rPr>
+                <w:sz w:val="22"/>
+                <w:szCs w:val="22"/>
+              </w:rPr>
+            </w:pPr>
+            <w:r>
+              <w:rPr>
+                <w:sz w:val="22"/>
+                <w:szCs w:val="22"/>
+              </w:rPr>
               <w:t>Conceptual models are focused on business concepts and should not include logical implementation details.</w:t>
             </w:r>
           </w:p>
@@ -255,7 +666,17 @@
             <w:tcW w:w="1849" w:type="dxa"/>
           </w:tcPr>
           <w:p>
-            <w:r>
+            <w:pPr>
+              <w:rPr>
+                <w:sz w:val="22"/>
+                <w:szCs w:val="22"/>
+              </w:rPr>
+            </w:pPr>
+            <w:r>
+              <w:rPr>
+                <w:sz w:val="22"/>
+                <w:szCs w:val="22"/>
+              </w:rPr>
               <w:t>All Foreign Keys (FK) must be removed from the entities.</w:t>
             </w:r>
           </w:p>
@@ -274,12 +695,16 @@
               <w:rPr>
                 <w:b/>
                 <w:bCs/>
+                <w:sz w:val="22"/>
+                <w:szCs w:val="22"/>
               </w:rPr>
             </w:pPr>
             <w:r>
               <w:rPr>
                 <w:b/>
                 <w:bCs/>
+                <w:sz w:val="22"/>
+                <w:szCs w:val="22"/>
               </w:rPr>
               <w:t>2</w:t>
             </w:r>
@@ -290,7 +715,17 @@
             <w:tcW w:w="1814" w:type="dxa"/>
           </w:tcPr>
           <w:p>
-            <w:r>
+            <w:pPr>
+              <w:rPr>
+                <w:sz w:val="22"/>
+                <w:szCs w:val="22"/>
+              </w:rPr>
+            </w:pPr>
+            <w:r>
+              <w:rPr>
+                <w:sz w:val="22"/>
+                <w:szCs w:val="22"/>
+              </w:rPr>
               <w:t xml:space="preserve">Conceptual modelling conventions </w:t>
             </w:r>
           </w:p>
@@ -300,7 +735,17 @@
             <w:tcW w:w="1813" w:type="dxa"/>
           </w:tcPr>
           <w:p>
-            <w:r>
+            <w:pPr>
+              <w:rPr>
+                <w:sz w:val="22"/>
+                <w:szCs w:val="22"/>
+              </w:rPr>
+            </w:pPr>
+            <w:r>
+              <w:rPr>
+                <w:sz w:val="22"/>
+                <w:szCs w:val="22"/>
+              </w:rPr>
               <w:t>The conceptual diagram uses diamond shapes to represent verbs.</w:t>
             </w:r>
           </w:p>
@@ -310,7 +755,17 @@
             <w:tcW w:w="1867" w:type="dxa"/>
           </w:tcPr>
           <w:p>
-            <w:r>
+            <w:pPr>
+              <w:rPr>
+                <w:sz w:val="22"/>
+                <w:szCs w:val="22"/>
+              </w:rPr>
+            </w:pPr>
+            <w:r>
+              <w:rPr>
+                <w:sz w:val="22"/>
+                <w:szCs w:val="22"/>
+              </w:rPr>
               <w:t>The UML notation requirements for conceptual modelling specify the use of lines with reading direction arrows.</w:t>
             </w:r>
           </w:p>
@@ -320,11 +775,28 @@
             <w:tcW w:w="1849" w:type="dxa"/>
           </w:tcPr>
           <w:p>
-            <w:r>
+            <w:pPr>
+              <w:rPr>
+                <w:sz w:val="22"/>
+                <w:szCs w:val="22"/>
+              </w:rPr>
+            </w:pPr>
+            <w:r>
+              <w:rPr>
+                <w:sz w:val="22"/>
+                <w:szCs w:val="22"/>
+              </w:rPr>
               <w:t>Replace all diamond shapes with the correct UML notation for relationships representations (straight lines containing a verb and an arrow indicating the reading direction)</w:t>
             </w:r>
           </w:p>
-          <w:p/>
+          <w:p>
+            <w:pPr>
+              <w:rPr>
+                <w:sz w:val="22"/>
+                <w:szCs w:val="22"/>
+              </w:rPr>
+            </w:pPr>
+          </w:p>
         </w:tc>
       </w:tr>
       <w:tr>
@@ -340,12 +812,16 @@
               <w:rPr>
                 <w:b/>
                 <w:bCs/>
+                <w:sz w:val="22"/>
+                <w:szCs w:val="22"/>
               </w:rPr>
             </w:pPr>
             <w:r>
               <w:rPr>
                 <w:b/>
                 <w:bCs/>
+                <w:sz w:val="22"/>
+                <w:szCs w:val="22"/>
               </w:rPr>
               <w:t>3</w:t>
             </w:r>
@@ -356,7 +832,17 @@
             <w:tcW w:w="1814" w:type="dxa"/>
           </w:tcPr>
           <w:p>
-            <w:r>
+            <w:pPr>
+              <w:rPr>
+                <w:sz w:val="22"/>
+                <w:szCs w:val="22"/>
+              </w:rPr>
+            </w:pPr>
+            <w:r>
+              <w:rPr>
+                <w:sz w:val="22"/>
+                <w:szCs w:val="22"/>
+              </w:rPr>
               <w:t xml:space="preserve">Semantics </w:t>
             </w:r>
           </w:p>
@@ -366,43 +852,80 @@
             <w:tcW w:w="1813" w:type="dxa"/>
           </w:tcPr>
           <w:p>
-            <w:r>
-              <w:t xml:space="preserve">The Owner entity has no relationship connecting it to the Apartment </w:t>
-            </w:r>
-            <w:r>
+            <w:pPr>
+              <w:rPr>
+                <w:sz w:val="22"/>
+                <w:szCs w:val="22"/>
+              </w:rPr>
+            </w:pPr>
+            <w:r>
+              <w:rPr>
+                <w:sz w:val="22"/>
+                <w:szCs w:val="22"/>
+              </w:rPr>
+              <w:t>The Owner entity has no relationship connecting it to the Apartment entity, and a constrain to the resident entity</w:t>
+            </w:r>
+            <w:r>
+              <w:rPr>
+                <w:sz w:val="22"/>
+                <w:szCs w:val="22"/>
+              </w:rPr>
+              <w:t>.</w:t>
+            </w:r>
+          </w:p>
+        </w:tc>
+        <w:tc>
+          <w:tcPr>
+            <w:tcW w:w="1867" w:type="dxa"/>
+          </w:tcPr>
+          <w:p>
+            <w:pPr>
+              <w:rPr>
+                <w:sz w:val="22"/>
+                <w:szCs w:val="22"/>
+              </w:rPr>
+            </w:pPr>
+            <w:r>
+              <w:rPr>
+                <w:sz w:val="22"/>
+                <w:szCs w:val="22"/>
+              </w:rPr>
+              <w:t>The brief clarifies that residents can buy an apartment or rent it.</w:t>
+            </w:r>
+          </w:p>
+        </w:tc>
+        <w:tc>
+          <w:tcPr>
+            <w:tcW w:w="1849" w:type="dxa"/>
+          </w:tcPr>
+          <w:p>
+            <w:pPr>
+              <w:rPr>
+                <w:sz w:val="22"/>
+                <w:szCs w:val="22"/>
+              </w:rPr>
+            </w:pPr>
+            <w:r>
+              <w:rPr>
+                <w:sz w:val="22"/>
+                <w:szCs w:val="22"/>
+              </w:rPr>
+              <w:t xml:space="preserve">Add a relation ship that connects the entities Owner and Apartment </w:t>
+            </w:r>
+            <w:r>
+              <w:rPr>
+                <w:sz w:val="22"/>
+                <w:szCs w:val="22"/>
+              </w:rPr>
+              <w:t xml:space="preserve">that states that an apartment can have an </w:t>
+            </w:r>
+            <w:r>
+              <w:rPr>
+                <w:sz w:val="22"/>
+                <w:szCs w:val="22"/>
+              </w:rPr>
               <w:lastRenderedPageBreak/>
-              <w:t>entity, and a constrain to the resident entity</w:t>
-            </w:r>
-            <w:r>
-              <w:t>.</w:t>
-            </w:r>
-          </w:p>
-        </w:tc>
-        <w:tc>
-          <w:tcPr>
-            <w:tcW w:w="1867" w:type="dxa"/>
-          </w:tcPr>
-          <w:p>
-            <w:r>
-              <w:lastRenderedPageBreak/>
-              <w:t>The brief clarifies that residents can buy an apartment or rent it.</w:t>
-            </w:r>
-          </w:p>
-        </w:tc>
-        <w:tc>
-          <w:tcPr>
-            <w:tcW w:w="1849" w:type="dxa"/>
-          </w:tcPr>
-          <w:p>
-            <w:r>
-              <w:t xml:space="preserve">Add a relation ship that connects the entities Owner and Apartment </w:t>
-            </w:r>
-            <w:r>
-              <w:t xml:space="preserve">that states that </w:t>
-            </w:r>
-            <w:r>
-              <w:lastRenderedPageBreak/>
-              <w:t>an apartment can have an owner or a tenant.</w:t>
+              <w:t>owner or a tenant.</w:t>
             </w:r>
           </w:p>
         </w:tc>
@@ -420,13 +943,18 @@
               <w:rPr>
                 <w:b/>
                 <w:bCs/>
+                <w:sz w:val="22"/>
+                <w:szCs w:val="22"/>
               </w:rPr>
             </w:pPr>
             <w:r>
               <w:rPr>
                 <w:b/>
                 <w:bCs/>
-              </w:rPr>
+                <w:sz w:val="22"/>
+                <w:szCs w:val="22"/>
+              </w:rPr>
+              <w:lastRenderedPageBreak/>
               <w:t>4</w:t>
             </w:r>
           </w:p>
@@ -436,7 +964,17 @@
             <w:tcW w:w="1814" w:type="dxa"/>
           </w:tcPr>
           <w:p>
-            <w:r>
+            <w:pPr>
+              <w:rPr>
+                <w:sz w:val="22"/>
+                <w:szCs w:val="22"/>
+              </w:rPr>
+            </w:pPr>
+            <w:r>
+              <w:rPr>
+                <w:sz w:val="22"/>
+                <w:szCs w:val="22"/>
+              </w:rPr>
               <w:t xml:space="preserve">Semantics </w:t>
             </w:r>
           </w:p>
@@ -446,18 +984,45 @@
             <w:tcW w:w="1813" w:type="dxa"/>
           </w:tcPr>
           <w:p>
-            <w:r>
+            <w:pPr>
+              <w:rPr>
+                <w:sz w:val="22"/>
+                <w:szCs w:val="22"/>
+              </w:rPr>
+            </w:pPr>
+            <w:r>
+              <w:rPr>
+                <w:sz w:val="22"/>
+                <w:szCs w:val="22"/>
+              </w:rPr>
               <w:t>The entities Vehicle and Visitor does not have a relationship, not including the possibility that visitors can also have a car.</w:t>
             </w:r>
           </w:p>
-          <w:p/>
+          <w:p>
+            <w:pPr>
+              <w:rPr>
+                <w:sz w:val="22"/>
+                <w:szCs w:val="22"/>
+              </w:rPr>
+            </w:pPr>
+          </w:p>
         </w:tc>
         <w:tc>
           <w:tcPr>
             <w:tcW w:w="1867" w:type="dxa"/>
           </w:tcPr>
           <w:p>
-            <w:r>
+            <w:pPr>
+              <w:rPr>
+                <w:sz w:val="22"/>
+                <w:szCs w:val="22"/>
+              </w:rPr>
+            </w:pPr>
+            <w:r>
+              <w:rPr>
+                <w:sz w:val="22"/>
+                <w:szCs w:val="22"/>
+              </w:rPr>
               <w:t>When the brief describes the parking structure, it mentions that both residents and visitors can have a vehicle.</w:t>
             </w:r>
           </w:p>
@@ -467,7 +1032,17 @@
             <w:tcW w:w="1849" w:type="dxa"/>
           </w:tcPr>
           <w:p>
-            <w:r>
+            <w:pPr>
+              <w:rPr>
+                <w:sz w:val="22"/>
+                <w:szCs w:val="22"/>
+              </w:rPr>
+            </w:pPr>
+            <w:r>
+              <w:rPr>
+                <w:sz w:val="22"/>
+                <w:szCs w:val="22"/>
+              </w:rPr>
               <w:t>Add a relation ship between Vehicle and Visitor that states the possibility for the visitors to also have a car.</w:t>
             </w:r>
           </w:p>
@@ -486,12 +1061,16 @@
               <w:rPr>
                 <w:b/>
                 <w:bCs/>
+                <w:sz w:val="22"/>
+                <w:szCs w:val="22"/>
               </w:rPr>
             </w:pPr>
             <w:r>
               <w:rPr>
                 <w:b/>
                 <w:bCs/>
+                <w:sz w:val="22"/>
+                <w:szCs w:val="22"/>
               </w:rPr>
               <w:t>5</w:t>
             </w:r>
@@ -502,7 +1081,17 @@
             <w:tcW w:w="1814" w:type="dxa"/>
           </w:tcPr>
           <w:p>
-            <w:r>
+            <w:pPr>
+              <w:rPr>
+                <w:sz w:val="22"/>
+                <w:szCs w:val="22"/>
+              </w:rPr>
+            </w:pPr>
+            <w:r>
+              <w:rPr>
+                <w:sz w:val="22"/>
+                <w:szCs w:val="22"/>
+              </w:rPr>
               <w:t xml:space="preserve">Semantics </w:t>
             </w:r>
           </w:p>
@@ -512,11 +1101,18 @@
             <w:tcW w:w="1813" w:type="dxa"/>
           </w:tcPr>
           <w:p>
-            <w:r>
-              <w:t>The mu</w:t>
-            </w:r>
-            <w:r>
-              <w:t>ltiplicities implemented along the diagram shows an “M” and a single digit number.</w:t>
+            <w:pPr>
+              <w:rPr>
+                <w:sz w:val="22"/>
+                <w:szCs w:val="22"/>
+              </w:rPr>
+            </w:pPr>
+            <w:r>
+              <w:rPr>
+                <w:sz w:val="22"/>
+                <w:szCs w:val="22"/>
+              </w:rPr>
+              <w:t>The multiplicities implemented along the diagram shows an “M” and a single digit number.</w:t>
             </w:r>
           </w:p>
         </w:tc>
@@ -525,10 +1121,24 @@
             <w:tcW w:w="1867" w:type="dxa"/>
           </w:tcPr>
           <w:p>
-            <w:r>
+            <w:pPr>
+              <w:rPr>
+                <w:sz w:val="22"/>
+                <w:szCs w:val="22"/>
+              </w:rPr>
+            </w:pPr>
+            <w:r>
+              <w:rPr>
+                <w:sz w:val="22"/>
+                <w:szCs w:val="22"/>
+              </w:rPr>
               <w:t xml:space="preserve"> </w:t>
             </w:r>
             <w:r>
+              <w:rPr>
+                <w:sz w:val="22"/>
+                <w:szCs w:val="22"/>
+              </w:rPr>
               <w:t>The brief states that there is only one tenant assigned as the lead tenant and is the only one responsible for the agreement.</w:t>
             </w:r>
           </w:p>
@@ -538,19 +1148,179 @@
             <w:tcW w:w="1849" w:type="dxa"/>
           </w:tcPr>
           <w:p>
-            <w:r>
+            <w:pPr>
+              <w:rPr>
+                <w:sz w:val="22"/>
+                <w:szCs w:val="22"/>
+              </w:rPr>
+            </w:pPr>
+            <w:r>
+              <w:rPr>
+                <w:sz w:val="22"/>
+                <w:szCs w:val="22"/>
+              </w:rPr>
               <w:t>Change the format for the multiplicities for an appropriate format that include participation and cardinality on both sides of the entities.</w:t>
             </w:r>
           </w:p>
         </w:tc>
       </w:tr>
     </w:tbl>
-    <w:p/>
-    <w:p/>
-    <w:p/>
-    <w:p>
+    <w:p>
+      <w:pPr>
+        <w:rPr>
+          <w:sz w:val="22"/>
+          <w:szCs w:val="22"/>
+        </w:rPr>
+      </w:pPr>
+    </w:p>
+    <w:p>
+      <w:pPr>
+        <w:rPr>
+          <w:sz w:val="22"/>
+          <w:szCs w:val="22"/>
+        </w:rPr>
+      </w:pPr>
+    </w:p>
+    <w:p>
+      <w:pPr>
+        <w:rPr>
+          <w:sz w:val="22"/>
+          <w:szCs w:val="22"/>
+        </w:rPr>
+      </w:pPr>
+    </w:p>
+    <w:p>
+      <w:pPr>
+        <w:rPr>
+          <w:sz w:val="22"/>
+          <w:szCs w:val="22"/>
+        </w:rPr>
+      </w:pPr>
+    </w:p>
+    <w:p>
+      <w:pPr>
+        <w:rPr>
+          <w:sz w:val="22"/>
+          <w:szCs w:val="22"/>
+        </w:rPr>
+      </w:pPr>
+    </w:p>
+    <w:p>
+      <w:pPr>
+        <w:rPr>
+          <w:sz w:val="22"/>
+          <w:szCs w:val="22"/>
+        </w:rPr>
+      </w:pPr>
+    </w:p>
+    <w:p>
+      <w:pPr>
+        <w:rPr>
+          <w:sz w:val="22"/>
+          <w:szCs w:val="22"/>
+        </w:rPr>
+      </w:pPr>
+    </w:p>
+    <w:p>
+      <w:pPr>
+        <w:rPr>
+          <w:sz w:val="22"/>
+          <w:szCs w:val="22"/>
+        </w:rPr>
+      </w:pPr>
+    </w:p>
+    <w:p>
+      <w:pPr>
+        <w:rPr>
+          <w:sz w:val="22"/>
+          <w:szCs w:val="22"/>
+        </w:rPr>
+      </w:pPr>
+    </w:p>
+    <w:p>
+      <w:pPr>
+        <w:rPr>
+          <w:sz w:val="22"/>
+          <w:szCs w:val="22"/>
+        </w:rPr>
+      </w:pPr>
+    </w:p>
+    <w:p>
+      <w:pPr>
+        <w:rPr>
+          <w:sz w:val="22"/>
+          <w:szCs w:val="22"/>
+        </w:rPr>
+      </w:pPr>
+    </w:p>
+    <w:p>
+      <w:pPr>
+        <w:rPr>
+          <w:sz w:val="22"/>
+          <w:szCs w:val="22"/>
+        </w:rPr>
+      </w:pPr>
+    </w:p>
+    <w:p>
+      <w:pPr>
+        <w:rPr>
+          <w:sz w:val="22"/>
+          <w:szCs w:val="22"/>
+        </w:rPr>
+      </w:pPr>
+    </w:p>
+    <w:p>
+      <w:pPr>
+        <w:rPr>
+          <w:sz w:val="22"/>
+          <w:szCs w:val="22"/>
+        </w:rPr>
+      </w:pPr>
+    </w:p>
+    <w:p>
+      <w:pPr>
+        <w:rPr>
+          <w:sz w:val="22"/>
+          <w:szCs w:val="22"/>
+        </w:rPr>
+      </w:pPr>
+    </w:p>
+    <w:p>
+      <w:pPr>
+        <w:rPr>
+          <w:b/>
+          <w:bCs/>
+          <w:sz w:val="22"/>
+          <w:szCs w:val="22"/>
+        </w:rPr>
+      </w:pPr>
       <w:r>
-        <w:t xml:space="preserve">Deliverable For Question 2 </w:t>
+        <w:rPr>
+          <w:b/>
+          <w:bCs/>
+          <w:sz w:val="22"/>
+          <w:szCs w:val="22"/>
+        </w:rPr>
+        <w:lastRenderedPageBreak/>
+        <w:t>Q</w:t>
+      </w:r>
+      <w:r>
+        <w:rPr>
+          <w:b/>
+          <w:bCs/>
+          <w:sz w:val="22"/>
+          <w:szCs w:val="22"/>
+        </w:rPr>
+        <w:t>uestion</w:t>
+      </w:r>
+      <w:r>
+        <w:rPr>
+          <w:b/>
+          <w:bCs/>
+          <w:sz w:val="22"/>
+          <w:szCs w:val="22"/>
+        </w:rPr>
+        <w:t xml:space="preserve"> 2</w:t>
       </w:r>
     </w:p>
     <w:p>
@@ -560,8 +1330,16 @@
           <w:ilvl w:val="0"/>
           <w:numId w:val="1"/>
         </w:numPr>
+        <w:rPr>
+          <w:sz w:val="22"/>
+          <w:szCs w:val="22"/>
+        </w:rPr>
       </w:pPr>
       <w:r>
+        <w:rPr>
+          <w:sz w:val="22"/>
+          <w:szCs w:val="22"/>
+        </w:rPr>
         <w:t xml:space="preserve">Conceptual EERD </w:t>
       </w:r>
     </w:p>
@@ -572,8 +1350,16 @@
           <w:ilvl w:val="0"/>
           <w:numId w:val="1"/>
         </w:numPr>
+        <w:rPr>
+          <w:sz w:val="22"/>
+          <w:szCs w:val="22"/>
+        </w:rPr>
       </w:pPr>
       <w:r>
+        <w:rPr>
+          <w:sz w:val="22"/>
+          <w:szCs w:val="22"/>
+        </w:rPr>
         <w:t xml:space="preserve">Simplified data dictionary (assessed under Clarity, notation and documentation). </w:t>
       </w:r>
     </w:p>
@@ -584,8 +1370,16 @@
           <w:ilvl w:val="0"/>
           <w:numId w:val="1"/>
         </w:numPr>
+        <w:rPr>
+          <w:sz w:val="22"/>
+          <w:szCs w:val="22"/>
+        </w:rPr>
       </w:pPr>
       <w:r>
+        <w:rPr>
+          <w:sz w:val="22"/>
+          <w:szCs w:val="22"/>
+        </w:rPr>
         <w:t xml:space="preserve">Table 1 Entities and specialisations </w:t>
       </w:r>
     </w:p>
@@ -596,10 +1390,3825 @@
           <w:ilvl w:val="0"/>
           <w:numId w:val="1"/>
         </w:numPr>
+        <w:rPr>
+          <w:sz w:val="22"/>
+          <w:szCs w:val="22"/>
+        </w:rPr>
       </w:pPr>
       <w:r>
+        <w:rPr>
+          <w:sz w:val="22"/>
+          <w:szCs w:val="22"/>
+        </w:rPr>
         <w:t xml:space="preserve">Table 2 Relationships and multiplicities </w:t>
       </w:r>
+    </w:p>
+    <w:p>
+      <w:pPr>
+        <w:rPr>
+          <w:sz w:val="22"/>
+          <w:szCs w:val="22"/>
+        </w:rPr>
+      </w:pPr>
+    </w:p>
+    <w:p>
+      <w:pPr>
+        <w:rPr>
+          <w:sz w:val="22"/>
+          <w:szCs w:val="22"/>
+        </w:rPr>
+      </w:pPr>
+    </w:p>
+    <w:p>
+      <w:pPr>
+        <w:rPr>
+          <w:sz w:val="22"/>
+          <w:szCs w:val="22"/>
+        </w:rPr>
+      </w:pPr>
+    </w:p>
+    <w:p>
+      <w:pPr>
+        <w:rPr>
+          <w:sz w:val="22"/>
+          <w:szCs w:val="22"/>
+        </w:rPr>
+      </w:pPr>
+    </w:p>
+    <w:p>
+      <w:pPr>
+        <w:rPr>
+          <w:sz w:val="22"/>
+          <w:szCs w:val="22"/>
+        </w:rPr>
+      </w:pPr>
+    </w:p>
+    <w:p>
+      <w:pPr>
+        <w:rPr>
+          <w:sz w:val="22"/>
+          <w:szCs w:val="22"/>
+        </w:rPr>
+      </w:pPr>
+    </w:p>
+    <w:p>
+      <w:pPr>
+        <w:rPr>
+          <w:sz w:val="22"/>
+          <w:szCs w:val="22"/>
+        </w:rPr>
+      </w:pPr>
+    </w:p>
+    <w:p>
+      <w:pPr>
+        <w:rPr>
+          <w:sz w:val="22"/>
+          <w:szCs w:val="22"/>
+        </w:rPr>
+      </w:pPr>
+    </w:p>
+    <w:p>
+      <w:pPr>
+        <w:rPr>
+          <w:sz w:val="22"/>
+          <w:szCs w:val="22"/>
+        </w:rPr>
+      </w:pPr>
+    </w:p>
+    <w:p>
+      <w:pPr>
+        <w:rPr>
+          <w:sz w:val="22"/>
+          <w:szCs w:val="22"/>
+        </w:rPr>
+      </w:pPr>
+    </w:p>
+    <w:p>
+      <w:pPr>
+        <w:rPr>
+          <w:sz w:val="22"/>
+          <w:szCs w:val="22"/>
+        </w:rPr>
+      </w:pPr>
+    </w:p>
+    <w:p>
+      <w:pPr>
+        <w:rPr>
+          <w:sz w:val="22"/>
+          <w:szCs w:val="22"/>
+        </w:rPr>
+      </w:pPr>
+    </w:p>
+    <w:p>
+      <w:pPr>
+        <w:rPr>
+          <w:sz w:val="22"/>
+          <w:szCs w:val="22"/>
+        </w:rPr>
+      </w:pPr>
+    </w:p>
+    <w:p>
+      <w:pPr>
+        <w:rPr>
+          <w:sz w:val="22"/>
+          <w:szCs w:val="22"/>
+        </w:rPr>
+      </w:pPr>
+    </w:p>
+    <w:p>
+      <w:pPr>
+        <w:rPr>
+          <w:sz w:val="22"/>
+          <w:szCs w:val="22"/>
+        </w:rPr>
+      </w:pPr>
+    </w:p>
+    <w:p>
+      <w:pPr>
+        <w:rPr>
+          <w:sz w:val="22"/>
+          <w:szCs w:val="22"/>
+        </w:rPr>
+      </w:pPr>
+    </w:p>
+    <w:p>
+      <w:pPr>
+        <w:rPr>
+          <w:sz w:val="22"/>
+          <w:szCs w:val="22"/>
+        </w:rPr>
+      </w:pPr>
+    </w:p>
+    <w:p>
+      <w:pPr>
+        <w:rPr>
+          <w:sz w:val="22"/>
+          <w:szCs w:val="22"/>
+        </w:rPr>
+      </w:pPr>
+    </w:p>
+    <w:p>
+      <w:pPr>
+        <w:rPr>
+          <w:sz w:val="22"/>
+          <w:szCs w:val="22"/>
+        </w:rPr>
+      </w:pPr>
+    </w:p>
+    <w:p>
+      <w:pPr>
+        <w:rPr>
+          <w:sz w:val="22"/>
+          <w:szCs w:val="22"/>
+        </w:rPr>
+      </w:pPr>
+    </w:p>
+    <w:tbl>
+      <w:tblPr>
+        <w:tblStyle w:val="TableGrid"/>
+        <w:tblW w:w="0" w:type="auto"/>
+        <w:tblBorders>
+          <w:insideH w:val="none" w:sz="0" w:space="0" w:color="auto"/>
+        </w:tblBorders>
+        <w:tblLook w:val="04A0" w:firstRow="1" w:lastRow="0" w:firstColumn="1" w:lastColumn="0" w:noHBand="0" w:noVBand="1"/>
+      </w:tblPr>
+      <w:tblGrid>
+        <w:gridCol w:w="3074"/>
+        <w:gridCol w:w="5942"/>
+      </w:tblGrid>
+      <w:tr>
+        <w:tc>
+          <w:tcPr>
+            <w:tcW w:w="2901" w:type="dxa"/>
+            <w:tcBorders>
+              <w:top w:val="single" w:sz="4" w:space="0" w:color="auto"/>
+              <w:bottom w:val="single" w:sz="4" w:space="0" w:color="auto"/>
+            </w:tcBorders>
+          </w:tcPr>
+          <w:p>
+            <w:pPr>
+              <w:rPr>
+                <w:b/>
+                <w:bCs/>
+                <w:sz w:val="22"/>
+                <w:szCs w:val="22"/>
+              </w:rPr>
+            </w:pPr>
+            <w:r>
+              <w:rPr>
+                <w:b/>
+                <w:bCs/>
+                <w:sz w:val="22"/>
+                <w:szCs w:val="22"/>
+              </w:rPr>
+              <w:t>Entity</w:t>
+            </w:r>
+          </w:p>
+        </w:tc>
+        <w:tc>
+          <w:tcPr>
+            <w:tcW w:w="6115" w:type="dxa"/>
+            <w:tcBorders>
+              <w:top w:val="single" w:sz="4" w:space="0" w:color="auto"/>
+              <w:bottom w:val="single" w:sz="4" w:space="0" w:color="auto"/>
+            </w:tcBorders>
+          </w:tcPr>
+          <w:p>
+            <w:pPr>
+              <w:rPr>
+                <w:b/>
+                <w:bCs/>
+                <w:sz w:val="22"/>
+                <w:szCs w:val="22"/>
+              </w:rPr>
+            </w:pPr>
+            <w:r>
+              <w:rPr>
+                <w:b/>
+                <w:bCs/>
+                <w:sz w:val="22"/>
+                <w:szCs w:val="22"/>
+              </w:rPr>
+              <w:t>Specialised sub-types and constraint (if any)</w:t>
+            </w:r>
+          </w:p>
+        </w:tc>
+      </w:tr>
+      <w:tr>
+        <w:tc>
+          <w:tcPr>
+            <w:tcW w:w="2901" w:type="dxa"/>
+            <w:tcBorders>
+              <w:top w:val="single" w:sz="4" w:space="0" w:color="auto"/>
+            </w:tcBorders>
+          </w:tcPr>
+          <w:p>
+            <w:pPr>
+              <w:rPr>
+                <w:sz w:val="22"/>
+                <w:szCs w:val="22"/>
+              </w:rPr>
+            </w:pPr>
+            <w:r>
+              <w:rPr>
+                <w:sz w:val="22"/>
+                <w:szCs w:val="22"/>
+              </w:rPr>
+              <w:t>w</w:t>
+            </w:r>
+            <w:r>
+              <w:rPr>
+                <w:sz w:val="22"/>
+                <w:szCs w:val="22"/>
+              </w:rPr>
+              <w:t>2151939_Building</w:t>
+            </w:r>
+          </w:p>
+        </w:tc>
+        <w:tc>
+          <w:tcPr>
+            <w:tcW w:w="6115" w:type="dxa"/>
+            <w:tcBorders>
+              <w:top w:val="single" w:sz="4" w:space="0" w:color="auto"/>
+            </w:tcBorders>
+          </w:tcPr>
+          <w:p>
+            <w:pPr>
+              <w:rPr>
+                <w:sz w:val="22"/>
+                <w:szCs w:val="22"/>
+              </w:rPr>
+            </w:pPr>
+          </w:p>
+        </w:tc>
+      </w:tr>
+      <w:tr>
+        <w:tc>
+          <w:tcPr>
+            <w:tcW w:w="2901" w:type="dxa"/>
+          </w:tcPr>
+          <w:p>
+            <w:pPr>
+              <w:rPr>
+                <w:sz w:val="22"/>
+                <w:szCs w:val="22"/>
+              </w:rPr>
+            </w:pPr>
+            <w:r>
+              <w:rPr>
+                <w:sz w:val="22"/>
+                <w:szCs w:val="22"/>
+              </w:rPr>
+              <w:t>w</w:t>
+            </w:r>
+            <w:r>
+              <w:rPr>
+                <w:sz w:val="22"/>
+                <w:szCs w:val="22"/>
+              </w:rPr>
+              <w:t>2151939_Facility</w:t>
+            </w:r>
+          </w:p>
+        </w:tc>
+        <w:tc>
+          <w:tcPr>
+            <w:tcW w:w="6115" w:type="dxa"/>
+          </w:tcPr>
+          <w:p>
+            <w:pPr>
+              <w:rPr>
+                <w:sz w:val="22"/>
+                <w:szCs w:val="22"/>
+              </w:rPr>
+            </w:pPr>
+          </w:p>
+        </w:tc>
+      </w:tr>
+      <w:tr>
+        <w:tc>
+          <w:tcPr>
+            <w:tcW w:w="2901" w:type="dxa"/>
+          </w:tcPr>
+          <w:p>
+            <w:pPr>
+              <w:rPr>
+                <w:sz w:val="22"/>
+                <w:szCs w:val="22"/>
+              </w:rPr>
+            </w:pPr>
+            <w:r>
+              <w:rPr>
+                <w:sz w:val="22"/>
+                <w:szCs w:val="22"/>
+              </w:rPr>
+              <w:t>w</w:t>
+            </w:r>
+            <w:r>
+              <w:rPr>
+                <w:sz w:val="22"/>
+                <w:szCs w:val="22"/>
+              </w:rPr>
+              <w:t>2151939_Apartment</w:t>
+            </w:r>
+          </w:p>
+        </w:tc>
+        <w:tc>
+          <w:tcPr>
+            <w:tcW w:w="6115" w:type="dxa"/>
+          </w:tcPr>
+          <w:p>
+            <w:pPr>
+              <w:rPr>
+                <w:sz w:val="22"/>
+                <w:szCs w:val="22"/>
+              </w:rPr>
+            </w:pPr>
+          </w:p>
+        </w:tc>
+      </w:tr>
+      <w:tr>
+        <w:tc>
+          <w:tcPr>
+            <w:tcW w:w="2901" w:type="dxa"/>
+          </w:tcPr>
+          <w:p>
+            <w:pPr>
+              <w:rPr>
+                <w:sz w:val="22"/>
+                <w:szCs w:val="22"/>
+              </w:rPr>
+            </w:pPr>
+            <w:r>
+              <w:rPr>
+                <w:sz w:val="22"/>
+                <w:szCs w:val="22"/>
+              </w:rPr>
+              <w:t>w</w:t>
+            </w:r>
+            <w:r>
+              <w:rPr>
+                <w:sz w:val="22"/>
+                <w:szCs w:val="22"/>
+              </w:rPr>
+              <w:t>2151939_Parking_Lot</w:t>
+            </w:r>
+          </w:p>
+        </w:tc>
+        <w:tc>
+          <w:tcPr>
+            <w:tcW w:w="6115" w:type="dxa"/>
+          </w:tcPr>
+          <w:p>
+            <w:pPr>
+              <w:rPr>
+                <w:sz w:val="22"/>
+                <w:szCs w:val="22"/>
+              </w:rPr>
+            </w:pPr>
+            <w:r>
+              <w:rPr>
+                <w:sz w:val="22"/>
+                <w:szCs w:val="22"/>
+              </w:rPr>
+              <w:t>w2151939_Resident_Lot, w2151939_Visitor_Lot {Mandatory, Or}</w:t>
+            </w:r>
+          </w:p>
+        </w:tc>
+      </w:tr>
+      <w:tr>
+        <w:tc>
+          <w:tcPr>
+            <w:tcW w:w="2901" w:type="dxa"/>
+          </w:tcPr>
+          <w:p>
+            <w:pPr>
+              <w:rPr>
+                <w:sz w:val="22"/>
+                <w:szCs w:val="22"/>
+              </w:rPr>
+            </w:pPr>
+            <w:r>
+              <w:rPr>
+                <w:sz w:val="22"/>
+                <w:szCs w:val="22"/>
+              </w:rPr>
+              <w:t>w</w:t>
+            </w:r>
+            <w:r>
+              <w:rPr>
+                <w:sz w:val="22"/>
+                <w:szCs w:val="22"/>
+              </w:rPr>
+              <w:t>2151939_Resident_Lot</w:t>
+            </w:r>
+          </w:p>
+        </w:tc>
+        <w:tc>
+          <w:tcPr>
+            <w:tcW w:w="6115" w:type="dxa"/>
+          </w:tcPr>
+          <w:p>
+            <w:pPr>
+              <w:rPr>
+                <w:sz w:val="22"/>
+                <w:szCs w:val="22"/>
+              </w:rPr>
+            </w:pPr>
+          </w:p>
+        </w:tc>
+      </w:tr>
+      <w:tr>
+        <w:tc>
+          <w:tcPr>
+            <w:tcW w:w="2901" w:type="dxa"/>
+          </w:tcPr>
+          <w:p>
+            <w:pPr>
+              <w:rPr>
+                <w:sz w:val="22"/>
+                <w:szCs w:val="22"/>
+              </w:rPr>
+            </w:pPr>
+            <w:r>
+              <w:rPr>
+                <w:sz w:val="22"/>
+                <w:szCs w:val="22"/>
+              </w:rPr>
+              <w:t>w</w:t>
+            </w:r>
+            <w:r>
+              <w:rPr>
+                <w:sz w:val="22"/>
+                <w:szCs w:val="22"/>
+              </w:rPr>
+              <w:t>2151939_Visitor_Lot</w:t>
+            </w:r>
+          </w:p>
+        </w:tc>
+        <w:tc>
+          <w:tcPr>
+            <w:tcW w:w="6115" w:type="dxa"/>
+          </w:tcPr>
+          <w:p>
+            <w:pPr>
+              <w:rPr>
+                <w:sz w:val="22"/>
+                <w:szCs w:val="22"/>
+              </w:rPr>
+            </w:pPr>
+          </w:p>
+        </w:tc>
+      </w:tr>
+      <w:tr>
+        <w:tc>
+          <w:tcPr>
+            <w:tcW w:w="2901" w:type="dxa"/>
+          </w:tcPr>
+          <w:p>
+            <w:pPr>
+              <w:rPr>
+                <w:sz w:val="22"/>
+                <w:szCs w:val="22"/>
+              </w:rPr>
+            </w:pPr>
+            <w:r>
+              <w:rPr>
+                <w:sz w:val="22"/>
+                <w:szCs w:val="22"/>
+              </w:rPr>
+              <w:lastRenderedPageBreak/>
+              <w:t>w</w:t>
+            </w:r>
+            <w:r>
+              <w:rPr>
+                <w:sz w:val="22"/>
+                <w:szCs w:val="22"/>
+              </w:rPr>
+              <w:t>2151939_Parking_Space</w:t>
+            </w:r>
+          </w:p>
+        </w:tc>
+        <w:tc>
+          <w:tcPr>
+            <w:tcW w:w="6115" w:type="dxa"/>
+          </w:tcPr>
+          <w:p>
+            <w:pPr>
+              <w:rPr>
+                <w:sz w:val="22"/>
+                <w:szCs w:val="22"/>
+              </w:rPr>
+            </w:pPr>
+            <w:r>
+              <w:rPr>
+                <w:sz w:val="22"/>
+                <w:szCs w:val="22"/>
+              </w:rPr>
+              <w:t xml:space="preserve">w2151939_Resident_Space, w2151939_Visitor_Space {Mandatory, Or} </w:t>
+            </w:r>
+          </w:p>
+          <w:p>
+            <w:pPr>
+              <w:rPr>
+                <w:sz w:val="22"/>
+                <w:szCs w:val="22"/>
+              </w:rPr>
+            </w:pPr>
+          </w:p>
+        </w:tc>
+      </w:tr>
+      <w:tr>
+        <w:tc>
+          <w:tcPr>
+            <w:tcW w:w="2901" w:type="dxa"/>
+          </w:tcPr>
+          <w:p>
+            <w:pPr>
+              <w:rPr>
+                <w:sz w:val="22"/>
+                <w:szCs w:val="22"/>
+              </w:rPr>
+            </w:pPr>
+            <w:r>
+              <w:rPr>
+                <w:sz w:val="22"/>
+                <w:szCs w:val="22"/>
+              </w:rPr>
+              <w:t>w</w:t>
+            </w:r>
+            <w:r>
+              <w:rPr>
+                <w:sz w:val="22"/>
+                <w:szCs w:val="22"/>
+              </w:rPr>
+              <w:t>2151939_Resident_Space</w:t>
+            </w:r>
+          </w:p>
+        </w:tc>
+        <w:tc>
+          <w:tcPr>
+            <w:tcW w:w="6115" w:type="dxa"/>
+          </w:tcPr>
+          <w:p>
+            <w:pPr>
+              <w:rPr>
+                <w:sz w:val="22"/>
+                <w:szCs w:val="22"/>
+              </w:rPr>
+            </w:pPr>
+            <w:r>
+              <w:rPr>
+                <w:sz w:val="22"/>
+                <w:szCs w:val="22"/>
+              </w:rPr>
+              <w:t xml:space="preserve">w2151939_Standard_Space, w2151939_Charging_Space {Mandatory, Or} </w:t>
+            </w:r>
+          </w:p>
+          <w:p>
+            <w:pPr>
+              <w:rPr>
+                <w:sz w:val="22"/>
+                <w:szCs w:val="22"/>
+              </w:rPr>
+            </w:pPr>
+          </w:p>
+        </w:tc>
+      </w:tr>
+      <w:tr>
+        <w:tc>
+          <w:tcPr>
+            <w:tcW w:w="2901" w:type="dxa"/>
+          </w:tcPr>
+          <w:p>
+            <w:pPr>
+              <w:rPr>
+                <w:sz w:val="22"/>
+                <w:szCs w:val="22"/>
+              </w:rPr>
+            </w:pPr>
+            <w:r>
+              <w:rPr>
+                <w:sz w:val="22"/>
+                <w:szCs w:val="22"/>
+              </w:rPr>
+              <w:t>w</w:t>
+            </w:r>
+            <w:r>
+              <w:rPr>
+                <w:sz w:val="22"/>
+                <w:szCs w:val="22"/>
+              </w:rPr>
+              <w:t>2151939_Standard_Space</w:t>
+            </w:r>
+          </w:p>
+        </w:tc>
+        <w:tc>
+          <w:tcPr>
+            <w:tcW w:w="6115" w:type="dxa"/>
+          </w:tcPr>
+          <w:p>
+            <w:pPr>
+              <w:rPr>
+                <w:sz w:val="22"/>
+                <w:szCs w:val="22"/>
+              </w:rPr>
+            </w:pPr>
+          </w:p>
+        </w:tc>
+      </w:tr>
+      <w:tr>
+        <w:tc>
+          <w:tcPr>
+            <w:tcW w:w="2901" w:type="dxa"/>
+          </w:tcPr>
+          <w:p>
+            <w:pPr>
+              <w:rPr>
+                <w:sz w:val="22"/>
+                <w:szCs w:val="22"/>
+              </w:rPr>
+            </w:pPr>
+            <w:r>
+              <w:rPr>
+                <w:sz w:val="22"/>
+                <w:szCs w:val="22"/>
+              </w:rPr>
+              <w:t>w</w:t>
+            </w:r>
+            <w:r>
+              <w:rPr>
+                <w:sz w:val="22"/>
+                <w:szCs w:val="22"/>
+              </w:rPr>
+              <w:t>2151939_</w:t>
+            </w:r>
+            <w:r>
+              <w:rPr>
+                <w:sz w:val="22"/>
+                <w:szCs w:val="22"/>
+              </w:rPr>
+              <w:t>Chargin</w:t>
+            </w:r>
+            <w:r>
+              <w:rPr>
+                <w:sz w:val="22"/>
+                <w:szCs w:val="22"/>
+              </w:rPr>
+              <w:t>g</w:t>
+            </w:r>
+            <w:r>
+              <w:rPr>
+                <w:sz w:val="22"/>
+                <w:szCs w:val="22"/>
+              </w:rPr>
+              <w:t xml:space="preserve">_Space </w:t>
+            </w:r>
+          </w:p>
+        </w:tc>
+        <w:tc>
+          <w:tcPr>
+            <w:tcW w:w="6115" w:type="dxa"/>
+          </w:tcPr>
+          <w:p>
+            <w:pPr>
+              <w:rPr>
+                <w:sz w:val="22"/>
+                <w:szCs w:val="22"/>
+              </w:rPr>
+            </w:pPr>
+          </w:p>
+        </w:tc>
+      </w:tr>
+      <w:tr>
+        <w:tc>
+          <w:tcPr>
+            <w:tcW w:w="2901" w:type="dxa"/>
+          </w:tcPr>
+          <w:p>
+            <w:pPr>
+              <w:rPr>
+                <w:sz w:val="22"/>
+                <w:szCs w:val="22"/>
+              </w:rPr>
+            </w:pPr>
+            <w:r>
+              <w:rPr>
+                <w:sz w:val="22"/>
+                <w:szCs w:val="22"/>
+              </w:rPr>
+              <w:t>w</w:t>
+            </w:r>
+            <w:r>
+              <w:rPr>
+                <w:sz w:val="22"/>
+                <w:szCs w:val="22"/>
+              </w:rPr>
+              <w:t>2151939_</w:t>
+            </w:r>
+            <w:r>
+              <w:rPr>
+                <w:sz w:val="22"/>
+                <w:szCs w:val="22"/>
+              </w:rPr>
+              <w:t>Visitor_Space</w:t>
+            </w:r>
+          </w:p>
+        </w:tc>
+        <w:tc>
+          <w:tcPr>
+            <w:tcW w:w="6115" w:type="dxa"/>
+          </w:tcPr>
+          <w:p>
+            <w:pPr>
+              <w:rPr>
+                <w:sz w:val="22"/>
+                <w:szCs w:val="22"/>
+              </w:rPr>
+            </w:pPr>
+          </w:p>
+        </w:tc>
+      </w:tr>
+      <w:tr>
+        <w:tc>
+          <w:tcPr>
+            <w:tcW w:w="2901" w:type="dxa"/>
+          </w:tcPr>
+          <w:p>
+            <w:pPr>
+              <w:rPr>
+                <w:sz w:val="22"/>
+                <w:szCs w:val="22"/>
+              </w:rPr>
+            </w:pPr>
+            <w:r>
+              <w:rPr>
+                <w:sz w:val="22"/>
+                <w:szCs w:val="22"/>
+              </w:rPr>
+              <w:t>w</w:t>
+            </w:r>
+            <w:r>
+              <w:rPr>
+                <w:sz w:val="22"/>
+                <w:szCs w:val="22"/>
+              </w:rPr>
+              <w:t>2151939_</w:t>
+            </w:r>
+            <w:r>
+              <w:rPr>
+                <w:sz w:val="22"/>
+                <w:szCs w:val="22"/>
+              </w:rPr>
+              <w:t>Resident</w:t>
+            </w:r>
+          </w:p>
+        </w:tc>
+        <w:tc>
+          <w:tcPr>
+            <w:tcW w:w="6115" w:type="dxa"/>
+          </w:tcPr>
+          <w:p>
+            <w:pPr>
+              <w:rPr>
+                <w:sz w:val="22"/>
+                <w:szCs w:val="22"/>
+              </w:rPr>
+            </w:pPr>
+            <w:r>
+              <w:rPr>
+                <w:sz w:val="22"/>
+                <w:szCs w:val="22"/>
+              </w:rPr>
+              <w:t>w2151939_Tenant, w2151939_Owner {Optional, Or}</w:t>
+            </w:r>
+          </w:p>
+          <w:p>
+            <w:pPr>
+              <w:rPr>
+                <w:sz w:val="22"/>
+                <w:szCs w:val="22"/>
+              </w:rPr>
+            </w:pPr>
+          </w:p>
+        </w:tc>
+      </w:tr>
+      <w:tr>
+        <w:tc>
+          <w:tcPr>
+            <w:tcW w:w="2901" w:type="dxa"/>
+          </w:tcPr>
+          <w:p>
+            <w:pPr>
+              <w:rPr>
+                <w:sz w:val="22"/>
+                <w:szCs w:val="22"/>
+              </w:rPr>
+            </w:pPr>
+            <w:r>
+              <w:rPr>
+                <w:sz w:val="22"/>
+                <w:szCs w:val="22"/>
+              </w:rPr>
+              <w:t>w</w:t>
+            </w:r>
+            <w:r>
+              <w:rPr>
+                <w:sz w:val="22"/>
+                <w:szCs w:val="22"/>
+              </w:rPr>
+              <w:t>2151939_</w:t>
+            </w:r>
+            <w:r>
+              <w:rPr>
+                <w:sz w:val="22"/>
+                <w:szCs w:val="22"/>
+              </w:rPr>
+              <w:t>Owner</w:t>
+            </w:r>
+          </w:p>
+        </w:tc>
+        <w:tc>
+          <w:tcPr>
+            <w:tcW w:w="6115" w:type="dxa"/>
+          </w:tcPr>
+          <w:p>
+            <w:pPr>
+              <w:rPr>
+                <w:sz w:val="22"/>
+                <w:szCs w:val="22"/>
+              </w:rPr>
+            </w:pPr>
+          </w:p>
+        </w:tc>
+      </w:tr>
+      <w:tr>
+        <w:tc>
+          <w:tcPr>
+            <w:tcW w:w="2901" w:type="dxa"/>
+          </w:tcPr>
+          <w:p>
+            <w:pPr>
+              <w:rPr>
+                <w:sz w:val="22"/>
+                <w:szCs w:val="22"/>
+              </w:rPr>
+            </w:pPr>
+            <w:r>
+              <w:rPr>
+                <w:sz w:val="22"/>
+                <w:szCs w:val="22"/>
+              </w:rPr>
+              <w:t>w</w:t>
+            </w:r>
+            <w:r>
+              <w:rPr>
+                <w:sz w:val="22"/>
+                <w:szCs w:val="22"/>
+              </w:rPr>
+              <w:t>2151939_</w:t>
+            </w:r>
+            <w:r>
+              <w:rPr>
+                <w:sz w:val="22"/>
+                <w:szCs w:val="22"/>
+              </w:rPr>
+              <w:t>Tenant</w:t>
+            </w:r>
+          </w:p>
+        </w:tc>
+        <w:tc>
+          <w:tcPr>
+            <w:tcW w:w="6115" w:type="dxa"/>
+          </w:tcPr>
+          <w:p>
+            <w:pPr>
+              <w:rPr>
+                <w:sz w:val="22"/>
+                <w:szCs w:val="22"/>
+              </w:rPr>
+            </w:pPr>
+            <w:r>
+              <w:rPr>
+                <w:sz w:val="22"/>
+                <w:szCs w:val="22"/>
+              </w:rPr>
+              <w:t xml:space="preserve">w2151939_Lead_Tenant {Optional} </w:t>
+            </w:r>
+          </w:p>
+          <w:p>
+            <w:pPr>
+              <w:rPr>
+                <w:sz w:val="22"/>
+                <w:szCs w:val="22"/>
+              </w:rPr>
+            </w:pPr>
+          </w:p>
+        </w:tc>
+      </w:tr>
+      <w:tr>
+        <w:tc>
+          <w:tcPr>
+            <w:tcW w:w="2901" w:type="dxa"/>
+          </w:tcPr>
+          <w:p>
+            <w:pPr>
+              <w:rPr>
+                <w:sz w:val="22"/>
+                <w:szCs w:val="22"/>
+              </w:rPr>
+            </w:pPr>
+            <w:r>
+              <w:rPr>
+                <w:sz w:val="22"/>
+                <w:szCs w:val="22"/>
+              </w:rPr>
+              <w:t>w</w:t>
+            </w:r>
+            <w:r>
+              <w:rPr>
+                <w:sz w:val="22"/>
+                <w:szCs w:val="22"/>
+              </w:rPr>
+              <w:t>2151939_</w:t>
+            </w:r>
+            <w:r>
+              <w:rPr>
+                <w:sz w:val="22"/>
+                <w:szCs w:val="22"/>
+              </w:rPr>
+              <w:t>Lead_Tenant</w:t>
+            </w:r>
+          </w:p>
+        </w:tc>
+        <w:tc>
+          <w:tcPr>
+            <w:tcW w:w="6115" w:type="dxa"/>
+          </w:tcPr>
+          <w:p>
+            <w:pPr>
+              <w:rPr>
+                <w:sz w:val="22"/>
+                <w:szCs w:val="22"/>
+              </w:rPr>
+            </w:pPr>
+          </w:p>
+        </w:tc>
+      </w:tr>
+      <w:tr>
+        <w:tc>
+          <w:tcPr>
+            <w:tcW w:w="2901" w:type="dxa"/>
+          </w:tcPr>
+          <w:p>
+            <w:pPr>
+              <w:rPr>
+                <w:sz w:val="22"/>
+                <w:szCs w:val="22"/>
+              </w:rPr>
+            </w:pPr>
+            <w:r>
+              <w:rPr>
+                <w:sz w:val="22"/>
+                <w:szCs w:val="22"/>
+              </w:rPr>
+              <w:t>w</w:t>
+            </w:r>
+            <w:r>
+              <w:rPr>
+                <w:sz w:val="22"/>
+                <w:szCs w:val="22"/>
+              </w:rPr>
+              <w:t>2151939_</w:t>
+            </w:r>
+            <w:r>
+              <w:rPr>
+                <w:sz w:val="22"/>
+                <w:szCs w:val="22"/>
+              </w:rPr>
+              <w:t>Rental_Agreement</w:t>
+            </w:r>
+          </w:p>
+        </w:tc>
+        <w:tc>
+          <w:tcPr>
+            <w:tcW w:w="6115" w:type="dxa"/>
+          </w:tcPr>
+          <w:p>
+            <w:pPr>
+              <w:rPr>
+                <w:sz w:val="22"/>
+                <w:szCs w:val="22"/>
+              </w:rPr>
+            </w:pPr>
+          </w:p>
+        </w:tc>
+      </w:tr>
+      <w:tr>
+        <w:tc>
+          <w:tcPr>
+            <w:tcW w:w="2901" w:type="dxa"/>
+          </w:tcPr>
+          <w:p>
+            <w:pPr>
+              <w:rPr>
+                <w:sz w:val="22"/>
+                <w:szCs w:val="22"/>
+              </w:rPr>
+            </w:pPr>
+            <w:r>
+              <w:rPr>
+                <w:sz w:val="22"/>
+                <w:szCs w:val="22"/>
+              </w:rPr>
+              <w:t>w</w:t>
+            </w:r>
+            <w:r>
+              <w:rPr>
+                <w:sz w:val="22"/>
+                <w:szCs w:val="22"/>
+              </w:rPr>
+              <w:t>2151939_</w:t>
+            </w:r>
+            <w:r>
+              <w:rPr>
+                <w:sz w:val="22"/>
+                <w:szCs w:val="22"/>
+              </w:rPr>
+              <w:t>Utility_Contract</w:t>
+            </w:r>
+          </w:p>
+        </w:tc>
+        <w:tc>
+          <w:tcPr>
+            <w:tcW w:w="6115" w:type="dxa"/>
+          </w:tcPr>
+          <w:p>
+            <w:pPr>
+              <w:rPr>
+                <w:sz w:val="22"/>
+                <w:szCs w:val="22"/>
+              </w:rPr>
+            </w:pPr>
+          </w:p>
+        </w:tc>
+      </w:tr>
+      <w:tr>
+        <w:tc>
+          <w:tcPr>
+            <w:tcW w:w="2901" w:type="dxa"/>
+          </w:tcPr>
+          <w:p>
+            <w:pPr>
+              <w:rPr>
+                <w:sz w:val="22"/>
+                <w:szCs w:val="22"/>
+              </w:rPr>
+            </w:pPr>
+            <w:r>
+              <w:rPr>
+                <w:sz w:val="22"/>
+                <w:szCs w:val="22"/>
+              </w:rPr>
+              <w:t>w</w:t>
+            </w:r>
+            <w:r>
+              <w:rPr>
+                <w:sz w:val="22"/>
+                <w:szCs w:val="22"/>
+              </w:rPr>
+              <w:t>2151939_</w:t>
+            </w:r>
+            <w:r>
+              <w:rPr>
+                <w:sz w:val="22"/>
+                <w:szCs w:val="22"/>
+              </w:rPr>
+              <w:t>Visit</w:t>
+            </w:r>
+          </w:p>
+        </w:tc>
+        <w:tc>
+          <w:tcPr>
+            <w:tcW w:w="6115" w:type="dxa"/>
+          </w:tcPr>
+          <w:p>
+            <w:pPr>
+              <w:rPr>
+                <w:sz w:val="22"/>
+                <w:szCs w:val="22"/>
+              </w:rPr>
+            </w:pPr>
+          </w:p>
+        </w:tc>
+      </w:tr>
+      <w:tr>
+        <w:tc>
+          <w:tcPr>
+            <w:tcW w:w="2901" w:type="dxa"/>
+          </w:tcPr>
+          <w:p>
+            <w:pPr>
+              <w:rPr>
+                <w:sz w:val="22"/>
+                <w:szCs w:val="22"/>
+              </w:rPr>
+            </w:pPr>
+            <w:r>
+              <w:rPr>
+                <w:sz w:val="22"/>
+                <w:szCs w:val="22"/>
+              </w:rPr>
+              <w:t>w</w:t>
+            </w:r>
+            <w:r>
+              <w:rPr>
+                <w:sz w:val="22"/>
+                <w:szCs w:val="22"/>
+              </w:rPr>
+              <w:t>2151939_</w:t>
+            </w:r>
+            <w:r>
+              <w:rPr>
+                <w:sz w:val="22"/>
+                <w:szCs w:val="22"/>
+              </w:rPr>
+              <w:t>Visitor</w:t>
+            </w:r>
+          </w:p>
+        </w:tc>
+        <w:tc>
+          <w:tcPr>
+            <w:tcW w:w="6115" w:type="dxa"/>
+          </w:tcPr>
+          <w:p>
+            <w:pPr>
+              <w:rPr>
+                <w:sz w:val="22"/>
+                <w:szCs w:val="22"/>
+              </w:rPr>
+            </w:pPr>
+          </w:p>
+        </w:tc>
+      </w:tr>
+      <w:tr>
+        <w:tc>
+          <w:tcPr>
+            <w:tcW w:w="2901" w:type="dxa"/>
+          </w:tcPr>
+          <w:p>
+            <w:pPr>
+              <w:rPr>
+                <w:sz w:val="22"/>
+                <w:szCs w:val="22"/>
+              </w:rPr>
+            </w:pPr>
+            <w:r>
+              <w:rPr>
+                <w:sz w:val="22"/>
+                <w:szCs w:val="22"/>
+              </w:rPr>
+              <w:t>w</w:t>
+            </w:r>
+            <w:r>
+              <w:rPr>
+                <w:sz w:val="22"/>
+                <w:szCs w:val="22"/>
+              </w:rPr>
+              <w:t>2151939_</w:t>
+            </w:r>
+            <w:r>
+              <w:rPr>
+                <w:sz w:val="22"/>
+                <w:szCs w:val="22"/>
+              </w:rPr>
+              <w:t>Vehicle</w:t>
+            </w:r>
+          </w:p>
+        </w:tc>
+        <w:tc>
+          <w:tcPr>
+            <w:tcW w:w="6115" w:type="dxa"/>
+          </w:tcPr>
+          <w:p>
+            <w:pPr>
+              <w:rPr>
+                <w:sz w:val="22"/>
+                <w:szCs w:val="22"/>
+              </w:rPr>
+            </w:pPr>
+            <w:r>
+              <w:rPr>
+                <w:sz w:val="22"/>
+                <w:szCs w:val="22"/>
+              </w:rPr>
+              <w:t>w2151939_Electric_Vehicle, w2151939_Fuel_Vehicle {mandatory, and}</w:t>
+            </w:r>
+          </w:p>
+        </w:tc>
+      </w:tr>
+      <w:tr>
+        <w:tc>
+          <w:tcPr>
+            <w:tcW w:w="2901" w:type="dxa"/>
+          </w:tcPr>
+          <w:p>
+            <w:pPr>
+              <w:rPr>
+                <w:sz w:val="22"/>
+                <w:szCs w:val="22"/>
+              </w:rPr>
+            </w:pPr>
+            <w:r>
+              <w:rPr>
+                <w:sz w:val="22"/>
+                <w:szCs w:val="22"/>
+              </w:rPr>
+              <w:t>w</w:t>
+            </w:r>
+            <w:r>
+              <w:rPr>
+                <w:sz w:val="22"/>
+                <w:szCs w:val="22"/>
+              </w:rPr>
+              <w:t>2151939_</w:t>
+            </w:r>
+            <w:r>
+              <w:rPr>
+                <w:sz w:val="22"/>
+                <w:szCs w:val="22"/>
+              </w:rPr>
+              <w:t>Electric_Vehicle</w:t>
+            </w:r>
+          </w:p>
+        </w:tc>
+        <w:tc>
+          <w:tcPr>
+            <w:tcW w:w="6115" w:type="dxa"/>
+          </w:tcPr>
+          <w:p>
+            <w:pPr>
+              <w:rPr>
+                <w:sz w:val="22"/>
+                <w:szCs w:val="22"/>
+              </w:rPr>
+            </w:pPr>
+          </w:p>
+        </w:tc>
+      </w:tr>
+      <w:tr>
+        <w:tc>
+          <w:tcPr>
+            <w:tcW w:w="2901" w:type="dxa"/>
+          </w:tcPr>
+          <w:p>
+            <w:pPr>
+              <w:rPr>
+                <w:sz w:val="22"/>
+                <w:szCs w:val="22"/>
+              </w:rPr>
+            </w:pPr>
+            <w:r>
+              <w:rPr>
+                <w:sz w:val="22"/>
+                <w:szCs w:val="22"/>
+              </w:rPr>
+              <w:t>w</w:t>
+            </w:r>
+            <w:r>
+              <w:rPr>
+                <w:sz w:val="22"/>
+                <w:szCs w:val="22"/>
+              </w:rPr>
+              <w:t>2151939_</w:t>
+            </w:r>
+            <w:r>
+              <w:rPr>
+                <w:sz w:val="22"/>
+                <w:szCs w:val="22"/>
+              </w:rPr>
+              <w:t>Fuel_Vehicle</w:t>
+            </w:r>
+          </w:p>
+        </w:tc>
+        <w:tc>
+          <w:tcPr>
+            <w:tcW w:w="6115" w:type="dxa"/>
+          </w:tcPr>
+          <w:p>
+            <w:pPr>
+              <w:rPr>
+                <w:sz w:val="22"/>
+                <w:szCs w:val="22"/>
+              </w:rPr>
+            </w:pPr>
+          </w:p>
+        </w:tc>
+      </w:tr>
+      <w:tr>
+        <w:tc>
+          <w:tcPr>
+            <w:tcW w:w="2901" w:type="dxa"/>
+          </w:tcPr>
+          <w:p>
+            <w:pPr>
+              <w:rPr>
+                <w:sz w:val="22"/>
+                <w:szCs w:val="22"/>
+              </w:rPr>
+            </w:pPr>
+            <w:r>
+              <w:rPr>
+                <w:sz w:val="22"/>
+                <w:szCs w:val="22"/>
+              </w:rPr>
+              <w:t>w</w:t>
+            </w:r>
+            <w:r>
+              <w:rPr>
+                <w:sz w:val="22"/>
+                <w:szCs w:val="22"/>
+              </w:rPr>
+              <w:t>2151939_</w:t>
+            </w:r>
+            <w:r>
+              <w:rPr>
+                <w:sz w:val="22"/>
+                <w:szCs w:val="22"/>
+              </w:rPr>
+              <w:t>Visitor_Space_Use</w:t>
+            </w:r>
+          </w:p>
+        </w:tc>
+        <w:tc>
+          <w:tcPr>
+            <w:tcW w:w="6115" w:type="dxa"/>
+          </w:tcPr>
+          <w:p>
+            <w:pPr>
+              <w:rPr>
+                <w:sz w:val="22"/>
+                <w:szCs w:val="22"/>
+              </w:rPr>
+            </w:pPr>
+          </w:p>
+        </w:tc>
+      </w:tr>
+    </w:tbl>
+    <w:p>
+      <w:pPr>
+        <w:rPr>
+          <w:sz w:val="22"/>
+          <w:szCs w:val="22"/>
+        </w:rPr>
+      </w:pPr>
+    </w:p>
+    <w:p>
+      <w:pPr>
+        <w:rPr>
+          <w:sz w:val="22"/>
+          <w:szCs w:val="22"/>
+        </w:rPr>
+      </w:pPr>
+    </w:p>
+    <w:p>
+      <w:pPr>
+        <w:rPr>
+          <w:sz w:val="22"/>
+          <w:szCs w:val="22"/>
+        </w:rPr>
+      </w:pPr>
+    </w:p>
+    <w:p>
+      <w:pPr>
+        <w:rPr>
+          <w:sz w:val="22"/>
+          <w:szCs w:val="22"/>
+        </w:rPr>
+      </w:pPr>
+    </w:p>
+    <w:tbl>
+      <w:tblPr>
+        <w:tblStyle w:val="TableGrid"/>
+        <w:tblW w:w="0" w:type="auto"/>
+        <w:tblLayout w:type="fixed"/>
+        <w:tblLook w:val="04A0" w:firstRow="1" w:lastRow="0" w:firstColumn="1" w:lastColumn="0" w:noHBand="0" w:noVBand="1"/>
+      </w:tblPr>
+      <w:tblGrid>
+        <w:gridCol w:w="2728"/>
+        <w:gridCol w:w="953"/>
+        <w:gridCol w:w="1559"/>
+        <w:gridCol w:w="851"/>
+        <w:gridCol w:w="2925"/>
+      </w:tblGrid>
+      <w:tr>
+        <w:tc>
+          <w:tcPr>
+            <w:tcW w:w="2728" w:type="dxa"/>
+            <w:tcBorders>
+              <w:bottom w:val="single" w:sz="4" w:space="0" w:color="auto"/>
+            </w:tcBorders>
+          </w:tcPr>
+          <w:p>
+            <w:pPr>
+              <w:rPr>
+                <w:b/>
+                <w:bCs/>
+                <w:sz w:val="22"/>
+                <w:szCs w:val="22"/>
+              </w:rPr>
+            </w:pPr>
+            <w:r>
+              <w:rPr>
+                <w:b/>
+                <w:bCs/>
+                <w:sz w:val="22"/>
+                <w:szCs w:val="22"/>
+              </w:rPr>
+              <w:t>Entity</w:t>
+            </w:r>
+          </w:p>
+        </w:tc>
+        <w:tc>
+          <w:tcPr>
+            <w:tcW w:w="953" w:type="dxa"/>
+            <w:tcBorders>
+              <w:bottom w:val="single" w:sz="4" w:space="0" w:color="auto"/>
+            </w:tcBorders>
+          </w:tcPr>
+          <w:p>
+            <w:pPr>
+              <w:rPr>
+                <w:b/>
+                <w:bCs/>
+                <w:sz w:val="22"/>
+                <w:szCs w:val="22"/>
+              </w:rPr>
+            </w:pPr>
+            <w:r>
+              <w:rPr>
+                <w:b/>
+                <w:bCs/>
+                <w:sz w:val="22"/>
+                <w:szCs w:val="22"/>
+              </w:rPr>
+              <w:t>Multiplicity</w:t>
+            </w:r>
+          </w:p>
+        </w:tc>
+        <w:tc>
+          <w:tcPr>
+            <w:tcW w:w="1559" w:type="dxa"/>
+            <w:tcBorders>
+              <w:bottom w:val="single" w:sz="4" w:space="0" w:color="auto"/>
+            </w:tcBorders>
+          </w:tcPr>
+          <w:p>
+            <w:pPr>
+              <w:rPr>
+                <w:b/>
+                <w:bCs/>
+                <w:sz w:val="22"/>
+                <w:szCs w:val="22"/>
+              </w:rPr>
+            </w:pPr>
+            <w:r>
+              <w:rPr>
+                <w:b/>
+                <w:bCs/>
+                <w:sz w:val="22"/>
+                <w:szCs w:val="22"/>
+              </w:rPr>
+              <w:t>Relationship</w:t>
+            </w:r>
+          </w:p>
+        </w:tc>
+        <w:tc>
+          <w:tcPr>
+            <w:tcW w:w="851" w:type="dxa"/>
+            <w:tcBorders>
+              <w:bottom w:val="single" w:sz="4" w:space="0" w:color="auto"/>
+            </w:tcBorders>
+          </w:tcPr>
+          <w:p>
+            <w:pPr>
+              <w:rPr>
+                <w:b/>
+                <w:bCs/>
+                <w:sz w:val="22"/>
+                <w:szCs w:val="22"/>
+              </w:rPr>
+            </w:pPr>
+            <w:r>
+              <w:rPr>
+                <w:b/>
+                <w:bCs/>
+                <w:sz w:val="22"/>
+                <w:szCs w:val="22"/>
+              </w:rPr>
+              <w:t>Multiplicity</w:t>
+            </w:r>
+          </w:p>
+        </w:tc>
+        <w:tc>
+          <w:tcPr>
+            <w:tcW w:w="2925" w:type="dxa"/>
+            <w:tcBorders>
+              <w:bottom w:val="single" w:sz="4" w:space="0" w:color="auto"/>
+            </w:tcBorders>
+          </w:tcPr>
+          <w:p>
+            <w:pPr>
+              <w:rPr>
+                <w:b/>
+                <w:bCs/>
+                <w:sz w:val="22"/>
+                <w:szCs w:val="22"/>
+              </w:rPr>
+            </w:pPr>
+            <w:r>
+              <w:rPr>
+                <w:b/>
+                <w:bCs/>
+                <w:sz w:val="22"/>
+                <w:szCs w:val="22"/>
+              </w:rPr>
+              <w:t>Entity</w:t>
+            </w:r>
+          </w:p>
+        </w:tc>
+      </w:tr>
+      <w:tr>
+        <w:tc>
+          <w:tcPr>
+            <w:tcW w:w="2728" w:type="dxa"/>
+            <w:tcBorders>
+              <w:bottom w:val="nil"/>
+              <w:right w:val="nil"/>
+            </w:tcBorders>
+          </w:tcPr>
+          <w:p>
+            <w:pPr>
+              <w:rPr>
+                <w:sz w:val="22"/>
+                <w:szCs w:val="22"/>
+              </w:rPr>
+            </w:pPr>
+            <w:r>
+              <w:rPr>
+                <w:sz w:val="22"/>
+                <w:szCs w:val="22"/>
+              </w:rPr>
+              <w:t>w2151939_</w:t>
+            </w:r>
+            <w:r>
+              <w:rPr>
+                <w:sz w:val="22"/>
+                <w:szCs w:val="22"/>
+              </w:rPr>
+              <w:t>Building</w:t>
+            </w:r>
+          </w:p>
+        </w:tc>
+        <w:tc>
+          <w:tcPr>
+            <w:tcW w:w="953" w:type="dxa"/>
+            <w:tcBorders>
+              <w:left w:val="nil"/>
+              <w:bottom w:val="nil"/>
+              <w:right w:val="nil"/>
+            </w:tcBorders>
+          </w:tcPr>
+          <w:p>
+            <w:pPr>
+              <w:rPr>
+                <w:sz w:val="22"/>
+                <w:szCs w:val="22"/>
+              </w:rPr>
+            </w:pPr>
+            <w:r>
+              <w:rPr>
+                <w:sz w:val="22"/>
+                <w:szCs w:val="22"/>
+              </w:rPr>
+              <w:t>1..1</w:t>
+            </w:r>
+          </w:p>
+        </w:tc>
+        <w:tc>
+          <w:tcPr>
+            <w:tcW w:w="1559" w:type="dxa"/>
+            <w:tcBorders>
+              <w:left w:val="nil"/>
+              <w:bottom w:val="nil"/>
+              <w:right w:val="nil"/>
+            </w:tcBorders>
+          </w:tcPr>
+          <w:p>
+            <w:pPr>
+              <w:rPr>
+                <w:sz w:val="22"/>
+                <w:szCs w:val="22"/>
+              </w:rPr>
+            </w:pPr>
+            <w:r>
+              <w:rPr>
+                <w:sz w:val="22"/>
+                <w:szCs w:val="22"/>
+              </w:rPr>
+              <w:t>offers</w:t>
+            </w:r>
+          </w:p>
+        </w:tc>
+        <w:tc>
+          <w:tcPr>
+            <w:tcW w:w="851" w:type="dxa"/>
+            <w:tcBorders>
+              <w:left w:val="nil"/>
+              <w:bottom w:val="nil"/>
+              <w:right w:val="nil"/>
+            </w:tcBorders>
+          </w:tcPr>
+          <w:p>
+            <w:pPr>
+              <w:rPr>
+                <w:sz w:val="22"/>
+                <w:szCs w:val="22"/>
+              </w:rPr>
+            </w:pPr>
+            <w:r>
+              <w:rPr>
+                <w:sz w:val="22"/>
+                <w:szCs w:val="22"/>
+              </w:rPr>
+              <w:t>1..*</w:t>
+            </w:r>
+          </w:p>
+        </w:tc>
+        <w:tc>
+          <w:tcPr>
+            <w:tcW w:w="2925" w:type="dxa"/>
+            <w:tcBorders>
+              <w:left w:val="nil"/>
+              <w:bottom w:val="nil"/>
+            </w:tcBorders>
+          </w:tcPr>
+          <w:p>
+            <w:pPr>
+              <w:rPr>
+                <w:sz w:val="22"/>
+                <w:szCs w:val="22"/>
+              </w:rPr>
+            </w:pPr>
+            <w:r>
+              <w:rPr>
+                <w:sz w:val="22"/>
+                <w:szCs w:val="22"/>
+              </w:rPr>
+              <w:t>w2151939_Facility</w:t>
+            </w:r>
+          </w:p>
+        </w:tc>
+      </w:tr>
+      <w:tr>
+        <w:tc>
+          <w:tcPr>
+            <w:tcW w:w="2728" w:type="dxa"/>
+            <w:tcBorders>
+              <w:top w:val="nil"/>
+              <w:bottom w:val="nil"/>
+              <w:right w:val="nil"/>
+            </w:tcBorders>
+          </w:tcPr>
+          <w:p>
+            <w:pPr>
+              <w:rPr>
+                <w:sz w:val="22"/>
+                <w:szCs w:val="22"/>
+              </w:rPr>
+            </w:pPr>
+            <w:r>
+              <w:rPr>
+                <w:sz w:val="22"/>
+                <w:szCs w:val="22"/>
+              </w:rPr>
+              <w:t>w2151939_</w:t>
+            </w:r>
+            <w:r>
+              <w:rPr>
+                <w:sz w:val="22"/>
+                <w:szCs w:val="22"/>
+              </w:rPr>
+              <w:t>Building</w:t>
+            </w:r>
+          </w:p>
+        </w:tc>
+        <w:tc>
+          <w:tcPr>
+            <w:tcW w:w="953" w:type="dxa"/>
+            <w:tcBorders>
+              <w:top w:val="nil"/>
+              <w:left w:val="nil"/>
+              <w:bottom w:val="nil"/>
+              <w:right w:val="nil"/>
+            </w:tcBorders>
+          </w:tcPr>
+          <w:p>
+            <w:pPr>
+              <w:rPr>
+                <w:sz w:val="22"/>
+                <w:szCs w:val="22"/>
+              </w:rPr>
+            </w:pPr>
+            <w:r>
+              <w:rPr>
+                <w:sz w:val="22"/>
+                <w:szCs w:val="22"/>
+              </w:rPr>
+              <w:t>1..1</w:t>
+            </w:r>
+          </w:p>
+        </w:tc>
+        <w:tc>
+          <w:tcPr>
+            <w:tcW w:w="1559" w:type="dxa"/>
+            <w:tcBorders>
+              <w:top w:val="nil"/>
+              <w:left w:val="nil"/>
+              <w:bottom w:val="nil"/>
+              <w:right w:val="nil"/>
+            </w:tcBorders>
+          </w:tcPr>
+          <w:p>
+            <w:pPr>
+              <w:rPr>
+                <w:sz w:val="22"/>
+                <w:szCs w:val="22"/>
+              </w:rPr>
+            </w:pPr>
+            <w:r>
+              <w:rPr>
+                <w:sz w:val="22"/>
+                <w:szCs w:val="22"/>
+              </w:rPr>
+              <w:t>contains</w:t>
+            </w:r>
+          </w:p>
+        </w:tc>
+        <w:tc>
+          <w:tcPr>
+            <w:tcW w:w="851" w:type="dxa"/>
+            <w:tcBorders>
+              <w:top w:val="nil"/>
+              <w:left w:val="nil"/>
+              <w:bottom w:val="nil"/>
+              <w:right w:val="nil"/>
+            </w:tcBorders>
+          </w:tcPr>
+          <w:p>
+            <w:pPr>
+              <w:rPr>
+                <w:sz w:val="22"/>
+                <w:szCs w:val="22"/>
+              </w:rPr>
+            </w:pPr>
+            <w:r>
+              <w:rPr>
+                <w:sz w:val="22"/>
+                <w:szCs w:val="22"/>
+              </w:rPr>
+              <w:t>1..*</w:t>
+            </w:r>
+          </w:p>
+        </w:tc>
+        <w:tc>
+          <w:tcPr>
+            <w:tcW w:w="2925" w:type="dxa"/>
+            <w:tcBorders>
+              <w:top w:val="nil"/>
+              <w:left w:val="nil"/>
+              <w:bottom w:val="nil"/>
+            </w:tcBorders>
+          </w:tcPr>
+          <w:p>
+            <w:pPr>
+              <w:rPr>
+                <w:sz w:val="22"/>
+                <w:szCs w:val="22"/>
+              </w:rPr>
+            </w:pPr>
+            <w:r>
+              <w:rPr>
+                <w:sz w:val="22"/>
+                <w:szCs w:val="22"/>
+              </w:rPr>
+              <w:t>w2151939_Apartment</w:t>
+            </w:r>
+          </w:p>
+        </w:tc>
+      </w:tr>
+      <w:tr>
+        <w:tc>
+          <w:tcPr>
+            <w:tcW w:w="2728" w:type="dxa"/>
+            <w:tcBorders>
+              <w:top w:val="nil"/>
+              <w:bottom w:val="nil"/>
+              <w:right w:val="nil"/>
+            </w:tcBorders>
+          </w:tcPr>
+          <w:p>
+            <w:pPr>
+              <w:rPr>
+                <w:sz w:val="22"/>
+                <w:szCs w:val="22"/>
+              </w:rPr>
+            </w:pPr>
+            <w:r>
+              <w:rPr>
+                <w:sz w:val="22"/>
+                <w:szCs w:val="22"/>
+              </w:rPr>
+              <w:t>w2151939_</w:t>
+            </w:r>
+            <w:r>
+              <w:rPr>
+                <w:sz w:val="22"/>
+                <w:szCs w:val="22"/>
+              </w:rPr>
+              <w:t>Building</w:t>
+            </w:r>
+          </w:p>
+        </w:tc>
+        <w:tc>
+          <w:tcPr>
+            <w:tcW w:w="953" w:type="dxa"/>
+            <w:tcBorders>
+              <w:top w:val="nil"/>
+              <w:left w:val="nil"/>
+              <w:bottom w:val="nil"/>
+              <w:right w:val="nil"/>
+            </w:tcBorders>
+          </w:tcPr>
+          <w:p>
+            <w:pPr>
+              <w:rPr>
+                <w:sz w:val="22"/>
+                <w:szCs w:val="22"/>
+              </w:rPr>
+            </w:pPr>
+            <w:r>
+              <w:rPr>
+                <w:sz w:val="22"/>
+                <w:szCs w:val="22"/>
+              </w:rPr>
+              <w:t>1..1</w:t>
+            </w:r>
+          </w:p>
+        </w:tc>
+        <w:tc>
+          <w:tcPr>
+            <w:tcW w:w="1559" w:type="dxa"/>
+            <w:tcBorders>
+              <w:top w:val="nil"/>
+              <w:left w:val="nil"/>
+              <w:bottom w:val="nil"/>
+              <w:right w:val="nil"/>
+            </w:tcBorders>
+          </w:tcPr>
+          <w:p>
+            <w:pPr>
+              <w:rPr>
+                <w:sz w:val="22"/>
+                <w:szCs w:val="22"/>
+              </w:rPr>
+            </w:pPr>
+            <w:r>
+              <w:rPr>
+                <w:sz w:val="22"/>
+                <w:szCs w:val="22"/>
+              </w:rPr>
+              <w:t>contains</w:t>
+            </w:r>
+          </w:p>
+        </w:tc>
+        <w:tc>
+          <w:tcPr>
+            <w:tcW w:w="851" w:type="dxa"/>
+            <w:tcBorders>
+              <w:top w:val="nil"/>
+              <w:left w:val="nil"/>
+              <w:bottom w:val="nil"/>
+              <w:right w:val="nil"/>
+            </w:tcBorders>
+          </w:tcPr>
+          <w:p>
+            <w:pPr>
+              <w:rPr>
+                <w:sz w:val="22"/>
+                <w:szCs w:val="22"/>
+              </w:rPr>
+            </w:pPr>
+            <w:r>
+              <w:rPr>
+                <w:sz w:val="22"/>
+                <w:szCs w:val="22"/>
+              </w:rPr>
+              <w:t>0..*</w:t>
+            </w:r>
+          </w:p>
+        </w:tc>
+        <w:tc>
+          <w:tcPr>
+            <w:tcW w:w="2925" w:type="dxa"/>
+            <w:tcBorders>
+              <w:top w:val="nil"/>
+              <w:left w:val="nil"/>
+              <w:bottom w:val="nil"/>
+            </w:tcBorders>
+          </w:tcPr>
+          <w:p>
+            <w:pPr>
+              <w:rPr>
+                <w:sz w:val="22"/>
+                <w:szCs w:val="22"/>
+              </w:rPr>
+            </w:pPr>
+            <w:r>
+              <w:rPr>
+                <w:sz w:val="22"/>
+                <w:szCs w:val="22"/>
+              </w:rPr>
+              <w:t>w2151939_Parking_Lot</w:t>
+            </w:r>
+          </w:p>
+        </w:tc>
+      </w:tr>
+      <w:tr>
+        <w:tc>
+          <w:tcPr>
+            <w:tcW w:w="2728" w:type="dxa"/>
+            <w:tcBorders>
+              <w:top w:val="nil"/>
+              <w:bottom w:val="nil"/>
+              <w:right w:val="nil"/>
+            </w:tcBorders>
+          </w:tcPr>
+          <w:p>
+            <w:pPr>
+              <w:rPr>
+                <w:sz w:val="22"/>
+                <w:szCs w:val="22"/>
+              </w:rPr>
+            </w:pPr>
+            <w:r>
+              <w:rPr>
+                <w:sz w:val="22"/>
+                <w:szCs w:val="22"/>
+              </w:rPr>
+              <w:t>w2151939_</w:t>
+            </w:r>
+            <w:r>
+              <w:rPr>
+                <w:sz w:val="22"/>
+                <w:szCs w:val="22"/>
+              </w:rPr>
+              <w:t>Parking_Lot</w:t>
+            </w:r>
+          </w:p>
+        </w:tc>
+        <w:tc>
+          <w:tcPr>
+            <w:tcW w:w="953" w:type="dxa"/>
+            <w:tcBorders>
+              <w:top w:val="nil"/>
+              <w:left w:val="nil"/>
+              <w:bottom w:val="nil"/>
+              <w:right w:val="nil"/>
+            </w:tcBorders>
+          </w:tcPr>
+          <w:p>
+            <w:pPr>
+              <w:rPr>
+                <w:sz w:val="22"/>
+                <w:szCs w:val="22"/>
+              </w:rPr>
+            </w:pPr>
+            <w:r>
+              <w:rPr>
+                <w:sz w:val="22"/>
+                <w:szCs w:val="22"/>
+              </w:rPr>
+              <w:t>1..1</w:t>
+            </w:r>
+          </w:p>
+        </w:tc>
+        <w:tc>
+          <w:tcPr>
+            <w:tcW w:w="1559" w:type="dxa"/>
+            <w:tcBorders>
+              <w:top w:val="nil"/>
+              <w:left w:val="nil"/>
+              <w:bottom w:val="nil"/>
+              <w:right w:val="nil"/>
+            </w:tcBorders>
+          </w:tcPr>
+          <w:p>
+            <w:pPr>
+              <w:rPr>
+                <w:sz w:val="22"/>
+                <w:szCs w:val="22"/>
+              </w:rPr>
+            </w:pPr>
+            <w:r>
+              <w:rPr>
+                <w:sz w:val="22"/>
+                <w:szCs w:val="22"/>
+              </w:rPr>
+              <w:t>has</w:t>
+            </w:r>
+          </w:p>
+        </w:tc>
+        <w:tc>
+          <w:tcPr>
+            <w:tcW w:w="851" w:type="dxa"/>
+            <w:tcBorders>
+              <w:top w:val="nil"/>
+              <w:left w:val="nil"/>
+              <w:bottom w:val="nil"/>
+              <w:right w:val="nil"/>
+            </w:tcBorders>
+          </w:tcPr>
+          <w:p>
+            <w:pPr>
+              <w:rPr>
+                <w:sz w:val="22"/>
+                <w:szCs w:val="22"/>
+              </w:rPr>
+            </w:pPr>
+            <w:r>
+              <w:rPr>
+                <w:sz w:val="22"/>
+                <w:szCs w:val="22"/>
+              </w:rPr>
+              <w:t>1..*</w:t>
+            </w:r>
+          </w:p>
+        </w:tc>
+        <w:tc>
+          <w:tcPr>
+            <w:tcW w:w="2925" w:type="dxa"/>
+            <w:tcBorders>
+              <w:top w:val="nil"/>
+              <w:left w:val="nil"/>
+              <w:bottom w:val="nil"/>
+            </w:tcBorders>
+          </w:tcPr>
+          <w:p>
+            <w:pPr>
+              <w:rPr>
+                <w:sz w:val="22"/>
+                <w:szCs w:val="22"/>
+              </w:rPr>
+            </w:pPr>
+            <w:r>
+              <w:rPr>
+                <w:sz w:val="22"/>
+                <w:szCs w:val="22"/>
+              </w:rPr>
+              <w:t>w2151939_Parking_Space</w:t>
+            </w:r>
+          </w:p>
+        </w:tc>
+      </w:tr>
+      <w:tr>
+        <w:tc>
+          <w:tcPr>
+            <w:tcW w:w="2728" w:type="dxa"/>
+            <w:tcBorders>
+              <w:top w:val="nil"/>
+              <w:bottom w:val="nil"/>
+              <w:right w:val="nil"/>
+            </w:tcBorders>
+          </w:tcPr>
+          <w:p>
+            <w:pPr>
+              <w:rPr>
+                <w:sz w:val="22"/>
+                <w:szCs w:val="22"/>
+              </w:rPr>
+            </w:pPr>
+            <w:r>
+              <w:rPr>
+                <w:sz w:val="22"/>
+                <w:szCs w:val="22"/>
+              </w:rPr>
+              <w:t>w2151939_</w:t>
+            </w:r>
+            <w:r>
+              <w:rPr>
+                <w:sz w:val="22"/>
+                <w:szCs w:val="22"/>
+              </w:rPr>
+              <w:t>Apartment</w:t>
+            </w:r>
+          </w:p>
+        </w:tc>
+        <w:tc>
+          <w:tcPr>
+            <w:tcW w:w="953" w:type="dxa"/>
+            <w:tcBorders>
+              <w:top w:val="nil"/>
+              <w:left w:val="nil"/>
+              <w:bottom w:val="nil"/>
+              <w:right w:val="nil"/>
+            </w:tcBorders>
+          </w:tcPr>
+          <w:p>
+            <w:pPr>
+              <w:rPr>
+                <w:sz w:val="22"/>
+                <w:szCs w:val="22"/>
+              </w:rPr>
+            </w:pPr>
+            <w:r>
+              <w:rPr>
+                <w:sz w:val="22"/>
+                <w:szCs w:val="22"/>
+              </w:rPr>
+              <w:t>0..1</w:t>
+            </w:r>
+          </w:p>
+        </w:tc>
+        <w:tc>
+          <w:tcPr>
+            <w:tcW w:w="1559" w:type="dxa"/>
+            <w:tcBorders>
+              <w:top w:val="nil"/>
+              <w:left w:val="nil"/>
+              <w:bottom w:val="nil"/>
+              <w:right w:val="nil"/>
+            </w:tcBorders>
+          </w:tcPr>
+          <w:p>
+            <w:pPr>
+              <w:rPr>
+                <w:sz w:val="22"/>
+                <w:szCs w:val="22"/>
+              </w:rPr>
+            </w:pPr>
+            <w:r>
+              <w:rPr>
+                <w:sz w:val="22"/>
+                <w:szCs w:val="22"/>
+              </w:rPr>
+              <w:t>has</w:t>
+            </w:r>
+          </w:p>
+        </w:tc>
+        <w:tc>
+          <w:tcPr>
+            <w:tcW w:w="851" w:type="dxa"/>
+            <w:tcBorders>
+              <w:top w:val="nil"/>
+              <w:left w:val="nil"/>
+              <w:bottom w:val="nil"/>
+              <w:right w:val="nil"/>
+            </w:tcBorders>
+          </w:tcPr>
+          <w:p>
+            <w:pPr>
+              <w:rPr>
+                <w:sz w:val="22"/>
+                <w:szCs w:val="22"/>
+              </w:rPr>
+            </w:pPr>
+            <w:r>
+              <w:rPr>
+                <w:sz w:val="22"/>
+                <w:szCs w:val="22"/>
+              </w:rPr>
+              <w:t>0..1</w:t>
+            </w:r>
+          </w:p>
+        </w:tc>
+        <w:tc>
+          <w:tcPr>
+            <w:tcW w:w="2925" w:type="dxa"/>
+            <w:tcBorders>
+              <w:top w:val="nil"/>
+              <w:left w:val="nil"/>
+              <w:bottom w:val="nil"/>
+            </w:tcBorders>
+          </w:tcPr>
+          <w:p>
+            <w:pPr>
+              <w:rPr>
+                <w:sz w:val="22"/>
+                <w:szCs w:val="22"/>
+              </w:rPr>
+            </w:pPr>
+            <w:r>
+              <w:rPr>
+                <w:sz w:val="22"/>
+                <w:szCs w:val="22"/>
+              </w:rPr>
+              <w:t>w2151939_Resident_Space</w:t>
+            </w:r>
+          </w:p>
+        </w:tc>
+      </w:tr>
+      <w:tr>
+        <w:tc>
+          <w:tcPr>
+            <w:tcW w:w="2728" w:type="dxa"/>
+            <w:tcBorders>
+              <w:top w:val="nil"/>
+              <w:bottom w:val="nil"/>
+              <w:right w:val="nil"/>
+            </w:tcBorders>
+          </w:tcPr>
+          <w:p>
+            <w:pPr>
+              <w:rPr>
+                <w:sz w:val="22"/>
+                <w:szCs w:val="22"/>
+              </w:rPr>
+            </w:pPr>
+            <w:r>
+              <w:rPr>
+                <w:sz w:val="22"/>
+                <w:szCs w:val="22"/>
+              </w:rPr>
+              <w:t>w2151939_</w:t>
+            </w:r>
+            <w:r>
+              <w:rPr>
+                <w:sz w:val="22"/>
+                <w:szCs w:val="22"/>
+              </w:rPr>
+              <w:t>Vehicle</w:t>
+            </w:r>
+          </w:p>
+        </w:tc>
+        <w:tc>
+          <w:tcPr>
+            <w:tcW w:w="953" w:type="dxa"/>
+            <w:tcBorders>
+              <w:top w:val="nil"/>
+              <w:left w:val="nil"/>
+              <w:bottom w:val="nil"/>
+              <w:right w:val="nil"/>
+            </w:tcBorders>
+          </w:tcPr>
+          <w:p>
+            <w:pPr>
+              <w:rPr>
+                <w:sz w:val="22"/>
+                <w:szCs w:val="22"/>
+              </w:rPr>
+            </w:pPr>
+            <w:r>
+              <w:rPr>
+                <w:sz w:val="22"/>
+                <w:szCs w:val="22"/>
+              </w:rPr>
+              <w:t>0..1</w:t>
+            </w:r>
+          </w:p>
+        </w:tc>
+        <w:tc>
+          <w:tcPr>
+            <w:tcW w:w="1559" w:type="dxa"/>
+            <w:tcBorders>
+              <w:top w:val="nil"/>
+              <w:left w:val="nil"/>
+              <w:bottom w:val="nil"/>
+              <w:right w:val="nil"/>
+            </w:tcBorders>
+          </w:tcPr>
+          <w:p>
+            <w:pPr>
+              <w:rPr>
+                <w:sz w:val="22"/>
+                <w:szCs w:val="22"/>
+              </w:rPr>
+            </w:pPr>
+            <w:r>
+              <w:rPr>
+                <w:sz w:val="22"/>
+                <w:szCs w:val="22"/>
+              </w:rPr>
+              <w:t>uses</w:t>
+            </w:r>
+          </w:p>
+        </w:tc>
+        <w:tc>
+          <w:tcPr>
+            <w:tcW w:w="851" w:type="dxa"/>
+            <w:tcBorders>
+              <w:top w:val="nil"/>
+              <w:left w:val="nil"/>
+              <w:bottom w:val="nil"/>
+              <w:right w:val="nil"/>
+            </w:tcBorders>
+          </w:tcPr>
+          <w:p>
+            <w:pPr>
+              <w:rPr>
+                <w:sz w:val="22"/>
+                <w:szCs w:val="22"/>
+              </w:rPr>
+            </w:pPr>
+            <w:r>
+              <w:rPr>
+                <w:sz w:val="22"/>
+                <w:szCs w:val="22"/>
+              </w:rPr>
+              <w:t>0..1</w:t>
+            </w:r>
+          </w:p>
+        </w:tc>
+        <w:tc>
+          <w:tcPr>
+            <w:tcW w:w="2925" w:type="dxa"/>
+            <w:tcBorders>
+              <w:top w:val="nil"/>
+              <w:left w:val="nil"/>
+              <w:bottom w:val="nil"/>
+            </w:tcBorders>
+          </w:tcPr>
+          <w:p>
+            <w:pPr>
+              <w:rPr>
+                <w:sz w:val="22"/>
+                <w:szCs w:val="22"/>
+              </w:rPr>
+            </w:pPr>
+            <w:r>
+              <w:rPr>
+                <w:sz w:val="22"/>
+                <w:szCs w:val="22"/>
+              </w:rPr>
+              <w:t>w2151939_Resident_Space</w:t>
+            </w:r>
+          </w:p>
+        </w:tc>
+      </w:tr>
+      <w:tr>
+        <w:tc>
+          <w:tcPr>
+            <w:tcW w:w="2728" w:type="dxa"/>
+            <w:tcBorders>
+              <w:top w:val="nil"/>
+              <w:bottom w:val="nil"/>
+              <w:right w:val="nil"/>
+            </w:tcBorders>
+          </w:tcPr>
+          <w:p>
+            <w:pPr>
+              <w:rPr>
+                <w:sz w:val="22"/>
+                <w:szCs w:val="22"/>
+              </w:rPr>
+            </w:pPr>
+            <w:r>
+              <w:rPr>
+                <w:sz w:val="22"/>
+                <w:szCs w:val="22"/>
+              </w:rPr>
+              <w:t>w2151939_Owner</w:t>
+            </w:r>
+          </w:p>
+        </w:tc>
+        <w:tc>
+          <w:tcPr>
+            <w:tcW w:w="953" w:type="dxa"/>
+            <w:tcBorders>
+              <w:top w:val="nil"/>
+              <w:left w:val="nil"/>
+              <w:bottom w:val="nil"/>
+              <w:right w:val="nil"/>
+            </w:tcBorders>
+          </w:tcPr>
+          <w:p>
+            <w:pPr>
+              <w:rPr>
+                <w:sz w:val="22"/>
+                <w:szCs w:val="22"/>
+              </w:rPr>
+            </w:pPr>
+            <w:r>
+              <w:rPr>
+                <w:sz w:val="22"/>
+                <w:szCs w:val="22"/>
+              </w:rPr>
+              <w:t>0..1</w:t>
+            </w:r>
+          </w:p>
+        </w:tc>
+        <w:tc>
+          <w:tcPr>
+            <w:tcW w:w="1559" w:type="dxa"/>
+            <w:tcBorders>
+              <w:top w:val="nil"/>
+              <w:left w:val="nil"/>
+              <w:bottom w:val="nil"/>
+              <w:right w:val="nil"/>
+            </w:tcBorders>
+          </w:tcPr>
+          <w:p>
+            <w:pPr>
+              <w:rPr>
+                <w:sz w:val="22"/>
+                <w:szCs w:val="22"/>
+              </w:rPr>
+            </w:pPr>
+            <w:r>
+              <w:rPr>
+                <w:sz w:val="22"/>
+                <w:szCs w:val="22"/>
+              </w:rPr>
+              <w:t>owns</w:t>
+            </w:r>
+          </w:p>
+        </w:tc>
+        <w:tc>
+          <w:tcPr>
+            <w:tcW w:w="851" w:type="dxa"/>
+            <w:tcBorders>
+              <w:top w:val="nil"/>
+              <w:left w:val="nil"/>
+              <w:bottom w:val="nil"/>
+              <w:right w:val="nil"/>
+            </w:tcBorders>
+          </w:tcPr>
+          <w:p>
+            <w:pPr>
+              <w:rPr>
+                <w:sz w:val="22"/>
+                <w:szCs w:val="22"/>
+              </w:rPr>
+            </w:pPr>
+            <w:r>
+              <w:rPr>
+                <w:sz w:val="22"/>
+                <w:szCs w:val="22"/>
+              </w:rPr>
+              <w:t>1..1</w:t>
+            </w:r>
+          </w:p>
+        </w:tc>
+        <w:tc>
+          <w:tcPr>
+            <w:tcW w:w="2925" w:type="dxa"/>
+            <w:tcBorders>
+              <w:top w:val="nil"/>
+              <w:left w:val="nil"/>
+              <w:bottom w:val="nil"/>
+            </w:tcBorders>
+          </w:tcPr>
+          <w:p>
+            <w:pPr>
+              <w:rPr>
+                <w:sz w:val="22"/>
+                <w:szCs w:val="22"/>
+              </w:rPr>
+            </w:pPr>
+            <w:r>
+              <w:rPr>
+                <w:sz w:val="22"/>
+                <w:szCs w:val="22"/>
+              </w:rPr>
+              <w:t>w2151939_Apartment</w:t>
+            </w:r>
+          </w:p>
+        </w:tc>
+      </w:tr>
+      <w:tr>
+        <w:tc>
+          <w:tcPr>
+            <w:tcW w:w="2728" w:type="dxa"/>
+            <w:tcBorders>
+              <w:top w:val="nil"/>
+              <w:bottom w:val="nil"/>
+              <w:right w:val="nil"/>
+            </w:tcBorders>
+          </w:tcPr>
+          <w:p>
+            <w:pPr>
+              <w:rPr>
+                <w:sz w:val="22"/>
+                <w:szCs w:val="22"/>
+              </w:rPr>
+            </w:pPr>
+            <w:r>
+              <w:rPr>
+                <w:sz w:val="22"/>
+                <w:szCs w:val="22"/>
+              </w:rPr>
+              <w:t>w2151939_Rental_Agreement</w:t>
+            </w:r>
+          </w:p>
+        </w:tc>
+        <w:tc>
+          <w:tcPr>
+            <w:tcW w:w="953" w:type="dxa"/>
+            <w:tcBorders>
+              <w:top w:val="nil"/>
+              <w:left w:val="nil"/>
+              <w:bottom w:val="nil"/>
+              <w:right w:val="nil"/>
+            </w:tcBorders>
+          </w:tcPr>
+          <w:p>
+            <w:pPr>
+              <w:rPr>
+                <w:sz w:val="22"/>
+                <w:szCs w:val="22"/>
+              </w:rPr>
+            </w:pPr>
+            <w:r>
+              <w:rPr>
+                <w:sz w:val="22"/>
+                <w:szCs w:val="22"/>
+              </w:rPr>
+              <w:t>0..*</w:t>
+            </w:r>
+          </w:p>
+        </w:tc>
+        <w:tc>
+          <w:tcPr>
+            <w:tcW w:w="1559" w:type="dxa"/>
+            <w:tcBorders>
+              <w:top w:val="nil"/>
+              <w:left w:val="nil"/>
+              <w:bottom w:val="nil"/>
+              <w:right w:val="nil"/>
+            </w:tcBorders>
+          </w:tcPr>
+          <w:p>
+            <w:pPr>
+              <w:rPr>
+                <w:sz w:val="22"/>
+                <w:szCs w:val="22"/>
+              </w:rPr>
+            </w:pPr>
+            <w:r>
+              <w:rPr>
+                <w:sz w:val="22"/>
+                <w:szCs w:val="22"/>
+              </w:rPr>
+              <w:t xml:space="preserve">is for </w:t>
+            </w:r>
+          </w:p>
+        </w:tc>
+        <w:tc>
+          <w:tcPr>
+            <w:tcW w:w="851" w:type="dxa"/>
+            <w:tcBorders>
+              <w:top w:val="nil"/>
+              <w:left w:val="nil"/>
+              <w:bottom w:val="nil"/>
+              <w:right w:val="nil"/>
+            </w:tcBorders>
+          </w:tcPr>
+          <w:p>
+            <w:pPr>
+              <w:rPr>
+                <w:sz w:val="22"/>
+                <w:szCs w:val="22"/>
+              </w:rPr>
+            </w:pPr>
+            <w:r>
+              <w:rPr>
+                <w:sz w:val="22"/>
+                <w:szCs w:val="22"/>
+              </w:rPr>
+              <w:t>1..1</w:t>
+            </w:r>
+          </w:p>
+        </w:tc>
+        <w:tc>
+          <w:tcPr>
+            <w:tcW w:w="2925" w:type="dxa"/>
+            <w:tcBorders>
+              <w:top w:val="nil"/>
+              <w:left w:val="nil"/>
+              <w:bottom w:val="nil"/>
+            </w:tcBorders>
+          </w:tcPr>
+          <w:p>
+            <w:pPr>
+              <w:rPr>
+                <w:sz w:val="22"/>
+                <w:szCs w:val="22"/>
+              </w:rPr>
+            </w:pPr>
+            <w:r>
+              <w:rPr>
+                <w:sz w:val="22"/>
+                <w:szCs w:val="22"/>
+              </w:rPr>
+              <w:t>w2151939_Apartment</w:t>
+            </w:r>
+          </w:p>
+        </w:tc>
+      </w:tr>
+      <w:tr>
+        <w:tc>
+          <w:tcPr>
+            <w:tcW w:w="2728" w:type="dxa"/>
+            <w:tcBorders>
+              <w:top w:val="nil"/>
+              <w:bottom w:val="nil"/>
+              <w:right w:val="nil"/>
+            </w:tcBorders>
+          </w:tcPr>
+          <w:p>
+            <w:pPr>
+              <w:rPr>
+                <w:sz w:val="22"/>
+                <w:szCs w:val="22"/>
+              </w:rPr>
+            </w:pPr>
+            <w:r>
+              <w:rPr>
+                <w:sz w:val="22"/>
+                <w:szCs w:val="22"/>
+              </w:rPr>
+              <w:t>w2151939_Rental_Agreement</w:t>
+            </w:r>
+          </w:p>
+        </w:tc>
+        <w:tc>
+          <w:tcPr>
+            <w:tcW w:w="953" w:type="dxa"/>
+            <w:tcBorders>
+              <w:top w:val="nil"/>
+              <w:left w:val="nil"/>
+              <w:bottom w:val="nil"/>
+              <w:right w:val="nil"/>
+            </w:tcBorders>
+          </w:tcPr>
+          <w:p>
+            <w:pPr>
+              <w:rPr>
+                <w:sz w:val="22"/>
+                <w:szCs w:val="22"/>
+              </w:rPr>
+            </w:pPr>
+            <w:r>
+              <w:rPr>
+                <w:sz w:val="22"/>
+                <w:szCs w:val="22"/>
+              </w:rPr>
+              <w:t>1..1</w:t>
+            </w:r>
+          </w:p>
+        </w:tc>
+        <w:tc>
+          <w:tcPr>
+            <w:tcW w:w="1559" w:type="dxa"/>
+            <w:tcBorders>
+              <w:top w:val="nil"/>
+              <w:left w:val="nil"/>
+              <w:bottom w:val="nil"/>
+              <w:right w:val="nil"/>
+            </w:tcBorders>
+          </w:tcPr>
+          <w:p>
+            <w:pPr>
+              <w:rPr>
+                <w:sz w:val="22"/>
+                <w:szCs w:val="22"/>
+              </w:rPr>
+            </w:pPr>
+            <w:r>
+              <w:rPr>
+                <w:sz w:val="22"/>
+                <w:szCs w:val="22"/>
+              </w:rPr>
+              <w:t>has</w:t>
+            </w:r>
+          </w:p>
+        </w:tc>
+        <w:tc>
+          <w:tcPr>
+            <w:tcW w:w="851" w:type="dxa"/>
+            <w:tcBorders>
+              <w:top w:val="nil"/>
+              <w:left w:val="nil"/>
+              <w:bottom w:val="nil"/>
+              <w:right w:val="nil"/>
+            </w:tcBorders>
+          </w:tcPr>
+          <w:p>
+            <w:pPr>
+              <w:rPr>
+                <w:sz w:val="22"/>
+                <w:szCs w:val="22"/>
+              </w:rPr>
+            </w:pPr>
+            <w:r>
+              <w:rPr>
+                <w:sz w:val="22"/>
+                <w:szCs w:val="22"/>
+              </w:rPr>
+              <w:t>1..*</w:t>
+            </w:r>
+          </w:p>
+        </w:tc>
+        <w:tc>
+          <w:tcPr>
+            <w:tcW w:w="2925" w:type="dxa"/>
+            <w:tcBorders>
+              <w:top w:val="nil"/>
+              <w:left w:val="nil"/>
+              <w:bottom w:val="nil"/>
+            </w:tcBorders>
+          </w:tcPr>
+          <w:p>
+            <w:pPr>
+              <w:rPr>
+                <w:sz w:val="22"/>
+                <w:szCs w:val="22"/>
+              </w:rPr>
+            </w:pPr>
+            <w:r>
+              <w:rPr>
+                <w:sz w:val="22"/>
+                <w:szCs w:val="22"/>
+              </w:rPr>
+              <w:t>w2151939_Utility_Contract</w:t>
+            </w:r>
+          </w:p>
+        </w:tc>
+      </w:tr>
+      <w:tr>
+        <w:tc>
+          <w:tcPr>
+            <w:tcW w:w="2728" w:type="dxa"/>
+            <w:tcBorders>
+              <w:top w:val="nil"/>
+              <w:bottom w:val="nil"/>
+              <w:right w:val="nil"/>
+            </w:tcBorders>
+          </w:tcPr>
+          <w:p>
+            <w:pPr>
+              <w:rPr>
+                <w:sz w:val="22"/>
+                <w:szCs w:val="22"/>
+              </w:rPr>
+            </w:pPr>
+            <w:r>
+              <w:rPr>
+                <w:sz w:val="22"/>
+                <w:szCs w:val="22"/>
+              </w:rPr>
+              <w:t>w2151939_Tenant</w:t>
+            </w:r>
+          </w:p>
+        </w:tc>
+        <w:tc>
+          <w:tcPr>
+            <w:tcW w:w="953" w:type="dxa"/>
+            <w:tcBorders>
+              <w:top w:val="nil"/>
+              <w:left w:val="nil"/>
+              <w:bottom w:val="nil"/>
+              <w:right w:val="nil"/>
+            </w:tcBorders>
+          </w:tcPr>
+          <w:p>
+            <w:pPr>
+              <w:rPr>
+                <w:sz w:val="22"/>
+                <w:szCs w:val="22"/>
+              </w:rPr>
+            </w:pPr>
+            <w:r>
+              <w:rPr>
+                <w:sz w:val="22"/>
+                <w:szCs w:val="22"/>
+              </w:rPr>
+              <w:t>1..*</w:t>
+            </w:r>
+          </w:p>
+        </w:tc>
+        <w:tc>
+          <w:tcPr>
+            <w:tcW w:w="1559" w:type="dxa"/>
+            <w:tcBorders>
+              <w:top w:val="nil"/>
+              <w:left w:val="nil"/>
+              <w:bottom w:val="nil"/>
+              <w:right w:val="nil"/>
+            </w:tcBorders>
+          </w:tcPr>
+          <w:p>
+            <w:pPr>
+              <w:rPr>
+                <w:sz w:val="22"/>
+                <w:szCs w:val="22"/>
+              </w:rPr>
+            </w:pPr>
+            <w:r>
+              <w:rPr>
+                <w:sz w:val="22"/>
+                <w:szCs w:val="22"/>
+              </w:rPr>
+              <w:t>signs</w:t>
+            </w:r>
+          </w:p>
+        </w:tc>
+        <w:tc>
+          <w:tcPr>
+            <w:tcW w:w="851" w:type="dxa"/>
+            <w:tcBorders>
+              <w:top w:val="nil"/>
+              <w:left w:val="nil"/>
+              <w:bottom w:val="nil"/>
+              <w:right w:val="nil"/>
+            </w:tcBorders>
+          </w:tcPr>
+          <w:p>
+            <w:pPr>
+              <w:rPr>
+                <w:sz w:val="22"/>
+                <w:szCs w:val="22"/>
+              </w:rPr>
+            </w:pPr>
+            <w:r>
+              <w:rPr>
+                <w:sz w:val="22"/>
+                <w:szCs w:val="22"/>
+              </w:rPr>
+              <w:t>1..*</w:t>
+            </w:r>
+          </w:p>
+        </w:tc>
+        <w:tc>
+          <w:tcPr>
+            <w:tcW w:w="2925" w:type="dxa"/>
+            <w:tcBorders>
+              <w:top w:val="nil"/>
+              <w:left w:val="nil"/>
+              <w:bottom w:val="nil"/>
+            </w:tcBorders>
+          </w:tcPr>
+          <w:p>
+            <w:pPr>
+              <w:rPr>
+                <w:sz w:val="22"/>
+                <w:szCs w:val="22"/>
+              </w:rPr>
+            </w:pPr>
+            <w:r>
+              <w:rPr>
+                <w:sz w:val="22"/>
+                <w:szCs w:val="22"/>
+              </w:rPr>
+              <w:t>w2151939_Rental_Agreement</w:t>
+            </w:r>
+          </w:p>
+        </w:tc>
+      </w:tr>
+      <w:tr>
+        <w:tc>
+          <w:tcPr>
+            <w:tcW w:w="2728" w:type="dxa"/>
+            <w:tcBorders>
+              <w:top w:val="nil"/>
+              <w:bottom w:val="nil"/>
+              <w:right w:val="nil"/>
+            </w:tcBorders>
+          </w:tcPr>
+          <w:p>
+            <w:pPr>
+              <w:rPr>
+                <w:sz w:val="22"/>
+                <w:szCs w:val="22"/>
+              </w:rPr>
+            </w:pPr>
+            <w:r>
+              <w:rPr>
+                <w:sz w:val="22"/>
+                <w:szCs w:val="22"/>
+              </w:rPr>
+              <w:t xml:space="preserve">w2151939_ </w:t>
+            </w:r>
+            <w:proofErr w:type="spellStart"/>
+            <w:r>
+              <w:rPr>
+                <w:sz w:val="22"/>
+                <w:szCs w:val="22"/>
+              </w:rPr>
+              <w:t>Lead_Tenant</w:t>
+            </w:r>
+            <w:proofErr w:type="spellEnd"/>
+          </w:p>
+        </w:tc>
+        <w:tc>
+          <w:tcPr>
+            <w:tcW w:w="953" w:type="dxa"/>
+            <w:tcBorders>
+              <w:top w:val="nil"/>
+              <w:left w:val="nil"/>
+              <w:bottom w:val="nil"/>
+              <w:right w:val="nil"/>
+            </w:tcBorders>
+          </w:tcPr>
+          <w:p>
+            <w:pPr>
+              <w:rPr>
+                <w:sz w:val="22"/>
+                <w:szCs w:val="22"/>
+              </w:rPr>
+            </w:pPr>
+            <w:r>
+              <w:rPr>
+                <w:sz w:val="22"/>
+                <w:szCs w:val="22"/>
+              </w:rPr>
+              <w:t>1..1</w:t>
+            </w:r>
+          </w:p>
+        </w:tc>
+        <w:tc>
+          <w:tcPr>
+            <w:tcW w:w="1559" w:type="dxa"/>
+            <w:tcBorders>
+              <w:top w:val="nil"/>
+              <w:left w:val="nil"/>
+              <w:bottom w:val="nil"/>
+              <w:right w:val="nil"/>
+            </w:tcBorders>
+          </w:tcPr>
+          <w:p>
+            <w:pPr>
+              <w:rPr>
+                <w:sz w:val="22"/>
+                <w:szCs w:val="22"/>
+              </w:rPr>
+            </w:pPr>
+            <w:r>
+              <w:rPr>
+                <w:sz w:val="22"/>
+                <w:szCs w:val="22"/>
+              </w:rPr>
+              <w:t>i</w:t>
+            </w:r>
+            <w:r>
+              <w:rPr>
+                <w:sz w:val="22"/>
+                <w:szCs w:val="22"/>
+              </w:rPr>
+              <w:t>s the lead tenant for</w:t>
+            </w:r>
+          </w:p>
+        </w:tc>
+        <w:tc>
+          <w:tcPr>
+            <w:tcW w:w="851" w:type="dxa"/>
+            <w:tcBorders>
+              <w:top w:val="nil"/>
+              <w:left w:val="nil"/>
+              <w:bottom w:val="nil"/>
+              <w:right w:val="nil"/>
+            </w:tcBorders>
+          </w:tcPr>
+          <w:p>
+            <w:pPr>
+              <w:rPr>
+                <w:sz w:val="22"/>
+                <w:szCs w:val="22"/>
+              </w:rPr>
+            </w:pPr>
+            <w:r>
+              <w:rPr>
+                <w:sz w:val="22"/>
+                <w:szCs w:val="22"/>
+              </w:rPr>
+              <w:t>1..*</w:t>
+            </w:r>
+          </w:p>
+        </w:tc>
+        <w:tc>
+          <w:tcPr>
+            <w:tcW w:w="2925" w:type="dxa"/>
+            <w:tcBorders>
+              <w:top w:val="nil"/>
+              <w:left w:val="nil"/>
+              <w:bottom w:val="nil"/>
+            </w:tcBorders>
+          </w:tcPr>
+          <w:p>
+            <w:pPr>
+              <w:rPr>
+                <w:sz w:val="22"/>
+                <w:szCs w:val="22"/>
+              </w:rPr>
+            </w:pPr>
+            <w:r>
+              <w:rPr>
+                <w:sz w:val="22"/>
+                <w:szCs w:val="22"/>
+              </w:rPr>
+              <w:t>w2151939_Rental_Agreement</w:t>
+            </w:r>
+          </w:p>
+        </w:tc>
+      </w:tr>
+      <w:tr>
+        <w:tc>
+          <w:tcPr>
+            <w:tcW w:w="2728" w:type="dxa"/>
+            <w:tcBorders>
+              <w:top w:val="nil"/>
+              <w:bottom w:val="nil"/>
+              <w:right w:val="nil"/>
+            </w:tcBorders>
+          </w:tcPr>
+          <w:p>
+            <w:pPr>
+              <w:rPr>
+                <w:sz w:val="22"/>
+                <w:szCs w:val="22"/>
+              </w:rPr>
+            </w:pPr>
+            <w:r>
+              <w:rPr>
+                <w:sz w:val="22"/>
+                <w:szCs w:val="22"/>
+              </w:rPr>
+              <w:t>w2151939_ Visit</w:t>
+            </w:r>
+          </w:p>
+        </w:tc>
+        <w:tc>
+          <w:tcPr>
+            <w:tcW w:w="953" w:type="dxa"/>
+            <w:tcBorders>
+              <w:top w:val="nil"/>
+              <w:left w:val="nil"/>
+              <w:bottom w:val="nil"/>
+              <w:right w:val="nil"/>
+            </w:tcBorders>
+          </w:tcPr>
+          <w:p>
+            <w:pPr>
+              <w:rPr>
+                <w:sz w:val="22"/>
+                <w:szCs w:val="22"/>
+              </w:rPr>
+            </w:pPr>
+            <w:r>
+              <w:rPr>
+                <w:sz w:val="22"/>
+                <w:szCs w:val="22"/>
+              </w:rPr>
+              <w:t>0..*</w:t>
+            </w:r>
+          </w:p>
+        </w:tc>
+        <w:tc>
+          <w:tcPr>
+            <w:tcW w:w="1559" w:type="dxa"/>
+            <w:tcBorders>
+              <w:top w:val="nil"/>
+              <w:left w:val="nil"/>
+              <w:bottom w:val="nil"/>
+              <w:right w:val="nil"/>
+            </w:tcBorders>
+          </w:tcPr>
+          <w:p>
+            <w:pPr>
+              <w:rPr>
+                <w:sz w:val="22"/>
+                <w:szCs w:val="22"/>
+              </w:rPr>
+            </w:pPr>
+            <w:r>
+              <w:rPr>
+                <w:sz w:val="22"/>
+                <w:szCs w:val="22"/>
+              </w:rPr>
+              <w:t xml:space="preserve">is made to a </w:t>
+            </w:r>
+          </w:p>
+        </w:tc>
+        <w:tc>
+          <w:tcPr>
+            <w:tcW w:w="851" w:type="dxa"/>
+            <w:tcBorders>
+              <w:top w:val="nil"/>
+              <w:left w:val="nil"/>
+              <w:bottom w:val="nil"/>
+              <w:right w:val="nil"/>
+            </w:tcBorders>
+          </w:tcPr>
+          <w:p>
+            <w:pPr>
+              <w:rPr>
+                <w:sz w:val="22"/>
+                <w:szCs w:val="22"/>
+              </w:rPr>
+            </w:pPr>
+          </w:p>
+        </w:tc>
+        <w:tc>
+          <w:tcPr>
+            <w:tcW w:w="2925" w:type="dxa"/>
+            <w:tcBorders>
+              <w:top w:val="nil"/>
+              <w:left w:val="nil"/>
+              <w:bottom w:val="nil"/>
+            </w:tcBorders>
+          </w:tcPr>
+          <w:p>
+            <w:pPr>
+              <w:rPr>
+                <w:sz w:val="22"/>
+                <w:szCs w:val="22"/>
+              </w:rPr>
+            </w:pPr>
+            <w:r>
+              <w:rPr>
+                <w:sz w:val="22"/>
+                <w:szCs w:val="22"/>
+              </w:rPr>
+              <w:t>w2151939_</w:t>
+            </w:r>
+            <w:r>
+              <w:rPr>
+                <w:sz w:val="22"/>
+                <w:szCs w:val="22"/>
+              </w:rPr>
+              <w:t>Apartment</w:t>
+            </w:r>
+          </w:p>
+        </w:tc>
+      </w:tr>
+      <w:tr>
+        <w:tc>
+          <w:tcPr>
+            <w:tcW w:w="2728" w:type="dxa"/>
+            <w:tcBorders>
+              <w:top w:val="nil"/>
+              <w:bottom w:val="nil"/>
+              <w:right w:val="nil"/>
+            </w:tcBorders>
+          </w:tcPr>
+          <w:p>
+            <w:pPr>
+              <w:rPr>
+                <w:sz w:val="22"/>
+                <w:szCs w:val="22"/>
+              </w:rPr>
+            </w:pPr>
+            <w:r>
+              <w:rPr>
+                <w:sz w:val="22"/>
+                <w:szCs w:val="22"/>
+              </w:rPr>
+              <w:t>w2151939_Visitor</w:t>
+            </w:r>
+          </w:p>
+        </w:tc>
+        <w:tc>
+          <w:tcPr>
+            <w:tcW w:w="953" w:type="dxa"/>
+            <w:tcBorders>
+              <w:top w:val="nil"/>
+              <w:left w:val="nil"/>
+              <w:bottom w:val="nil"/>
+              <w:right w:val="nil"/>
+            </w:tcBorders>
+          </w:tcPr>
+          <w:p>
+            <w:pPr>
+              <w:rPr>
+                <w:sz w:val="22"/>
+                <w:szCs w:val="22"/>
+              </w:rPr>
+            </w:pPr>
+            <w:r>
+              <w:rPr>
+                <w:sz w:val="22"/>
+                <w:szCs w:val="22"/>
+              </w:rPr>
+              <w:t>1..1</w:t>
+            </w:r>
+          </w:p>
+        </w:tc>
+        <w:tc>
+          <w:tcPr>
+            <w:tcW w:w="1559" w:type="dxa"/>
+            <w:tcBorders>
+              <w:top w:val="nil"/>
+              <w:left w:val="nil"/>
+              <w:bottom w:val="nil"/>
+              <w:right w:val="nil"/>
+            </w:tcBorders>
+          </w:tcPr>
+          <w:p>
+            <w:pPr>
+              <w:rPr>
+                <w:sz w:val="22"/>
+                <w:szCs w:val="22"/>
+              </w:rPr>
+            </w:pPr>
+            <w:r>
+              <w:rPr>
+                <w:sz w:val="22"/>
+                <w:szCs w:val="22"/>
+              </w:rPr>
+              <w:t>makes</w:t>
+            </w:r>
+          </w:p>
+        </w:tc>
+        <w:tc>
+          <w:tcPr>
+            <w:tcW w:w="851" w:type="dxa"/>
+            <w:tcBorders>
+              <w:top w:val="nil"/>
+              <w:left w:val="nil"/>
+              <w:bottom w:val="nil"/>
+              <w:right w:val="nil"/>
+            </w:tcBorders>
+          </w:tcPr>
+          <w:p>
+            <w:pPr>
+              <w:rPr>
+                <w:sz w:val="22"/>
+                <w:szCs w:val="22"/>
+              </w:rPr>
+            </w:pPr>
+          </w:p>
+        </w:tc>
+        <w:tc>
+          <w:tcPr>
+            <w:tcW w:w="2925" w:type="dxa"/>
+            <w:tcBorders>
+              <w:top w:val="nil"/>
+              <w:left w:val="nil"/>
+              <w:bottom w:val="nil"/>
+            </w:tcBorders>
+          </w:tcPr>
+          <w:p>
+            <w:pPr>
+              <w:rPr>
+                <w:sz w:val="22"/>
+                <w:szCs w:val="22"/>
+              </w:rPr>
+            </w:pPr>
+            <w:r>
+              <w:rPr>
+                <w:sz w:val="22"/>
+                <w:szCs w:val="22"/>
+              </w:rPr>
+              <w:t>w2151939_Visit</w:t>
+            </w:r>
+          </w:p>
+        </w:tc>
+      </w:tr>
+      <w:tr>
+        <w:tc>
+          <w:tcPr>
+            <w:tcW w:w="2728" w:type="dxa"/>
+            <w:tcBorders>
+              <w:top w:val="nil"/>
+              <w:bottom w:val="nil"/>
+              <w:right w:val="nil"/>
+            </w:tcBorders>
+          </w:tcPr>
+          <w:p>
+            <w:pPr>
+              <w:rPr>
+                <w:sz w:val="22"/>
+                <w:szCs w:val="22"/>
+              </w:rPr>
+            </w:pPr>
+            <w:r>
+              <w:rPr>
+                <w:sz w:val="22"/>
+                <w:szCs w:val="22"/>
+              </w:rPr>
+              <w:t>w2151939_Resident</w:t>
+            </w:r>
+          </w:p>
+        </w:tc>
+        <w:tc>
+          <w:tcPr>
+            <w:tcW w:w="953" w:type="dxa"/>
+            <w:tcBorders>
+              <w:top w:val="nil"/>
+              <w:left w:val="nil"/>
+              <w:bottom w:val="nil"/>
+              <w:right w:val="nil"/>
+            </w:tcBorders>
+          </w:tcPr>
+          <w:p>
+            <w:pPr>
+              <w:rPr>
+                <w:sz w:val="22"/>
+                <w:szCs w:val="22"/>
+              </w:rPr>
+            </w:pPr>
+            <w:r>
+              <w:rPr>
+                <w:sz w:val="22"/>
+                <w:szCs w:val="22"/>
+              </w:rPr>
+              <w:t>0..1</w:t>
+            </w:r>
+          </w:p>
+        </w:tc>
+        <w:tc>
+          <w:tcPr>
+            <w:tcW w:w="1559" w:type="dxa"/>
+            <w:tcBorders>
+              <w:top w:val="nil"/>
+              <w:left w:val="nil"/>
+              <w:bottom w:val="nil"/>
+              <w:right w:val="nil"/>
+            </w:tcBorders>
+          </w:tcPr>
+          <w:p>
+            <w:pPr>
+              <w:rPr>
+                <w:sz w:val="22"/>
+                <w:szCs w:val="22"/>
+              </w:rPr>
+            </w:pPr>
+            <w:r>
+              <w:rPr>
+                <w:sz w:val="22"/>
+                <w:szCs w:val="22"/>
+              </w:rPr>
+              <w:t xml:space="preserve">owns </w:t>
+            </w:r>
+          </w:p>
+        </w:tc>
+        <w:tc>
+          <w:tcPr>
+            <w:tcW w:w="851" w:type="dxa"/>
+            <w:tcBorders>
+              <w:top w:val="nil"/>
+              <w:left w:val="nil"/>
+              <w:bottom w:val="nil"/>
+              <w:right w:val="nil"/>
+            </w:tcBorders>
+          </w:tcPr>
+          <w:p>
+            <w:pPr>
+              <w:rPr>
+                <w:sz w:val="22"/>
+                <w:szCs w:val="22"/>
+              </w:rPr>
+            </w:pPr>
+          </w:p>
+        </w:tc>
+        <w:tc>
+          <w:tcPr>
+            <w:tcW w:w="2925" w:type="dxa"/>
+            <w:tcBorders>
+              <w:top w:val="nil"/>
+              <w:left w:val="nil"/>
+              <w:bottom w:val="nil"/>
+            </w:tcBorders>
+          </w:tcPr>
+          <w:p>
+            <w:pPr>
+              <w:rPr>
+                <w:sz w:val="22"/>
+                <w:szCs w:val="22"/>
+              </w:rPr>
+            </w:pPr>
+            <w:r>
+              <w:rPr>
+                <w:sz w:val="22"/>
+                <w:szCs w:val="22"/>
+              </w:rPr>
+              <w:t>w2151939_Vehicle</w:t>
+            </w:r>
+          </w:p>
+        </w:tc>
+      </w:tr>
+      <w:tr>
+        <w:tc>
+          <w:tcPr>
+            <w:tcW w:w="2728" w:type="dxa"/>
+            <w:tcBorders>
+              <w:top w:val="nil"/>
+              <w:bottom w:val="nil"/>
+              <w:right w:val="nil"/>
+            </w:tcBorders>
+          </w:tcPr>
+          <w:p>
+            <w:pPr>
+              <w:rPr>
+                <w:sz w:val="22"/>
+                <w:szCs w:val="22"/>
+              </w:rPr>
+            </w:pPr>
+            <w:r>
+              <w:rPr>
+                <w:sz w:val="22"/>
+                <w:szCs w:val="22"/>
+              </w:rPr>
+              <w:lastRenderedPageBreak/>
+              <w:t>w2151939_Visitor</w:t>
+            </w:r>
+          </w:p>
+        </w:tc>
+        <w:tc>
+          <w:tcPr>
+            <w:tcW w:w="953" w:type="dxa"/>
+            <w:tcBorders>
+              <w:top w:val="nil"/>
+              <w:left w:val="nil"/>
+              <w:bottom w:val="nil"/>
+              <w:right w:val="nil"/>
+            </w:tcBorders>
+          </w:tcPr>
+          <w:p>
+            <w:pPr>
+              <w:rPr>
+                <w:sz w:val="22"/>
+                <w:szCs w:val="22"/>
+              </w:rPr>
+            </w:pPr>
+            <w:r>
+              <w:rPr>
+                <w:sz w:val="22"/>
+                <w:szCs w:val="22"/>
+              </w:rPr>
+              <w:t>0..1</w:t>
+            </w:r>
+          </w:p>
+        </w:tc>
+        <w:tc>
+          <w:tcPr>
+            <w:tcW w:w="1559" w:type="dxa"/>
+            <w:tcBorders>
+              <w:top w:val="nil"/>
+              <w:left w:val="nil"/>
+              <w:bottom w:val="nil"/>
+              <w:right w:val="nil"/>
+            </w:tcBorders>
+          </w:tcPr>
+          <w:p>
+            <w:pPr>
+              <w:rPr>
+                <w:sz w:val="22"/>
+                <w:szCs w:val="22"/>
+              </w:rPr>
+            </w:pPr>
+            <w:r>
+              <w:rPr>
+                <w:sz w:val="22"/>
+                <w:szCs w:val="22"/>
+              </w:rPr>
+              <w:t xml:space="preserve">registers </w:t>
+            </w:r>
+          </w:p>
+        </w:tc>
+        <w:tc>
+          <w:tcPr>
+            <w:tcW w:w="851" w:type="dxa"/>
+            <w:tcBorders>
+              <w:top w:val="nil"/>
+              <w:left w:val="nil"/>
+              <w:bottom w:val="nil"/>
+              <w:right w:val="nil"/>
+            </w:tcBorders>
+          </w:tcPr>
+          <w:p>
+            <w:pPr>
+              <w:rPr>
+                <w:sz w:val="22"/>
+                <w:szCs w:val="22"/>
+              </w:rPr>
+            </w:pPr>
+          </w:p>
+        </w:tc>
+        <w:tc>
+          <w:tcPr>
+            <w:tcW w:w="2925" w:type="dxa"/>
+            <w:tcBorders>
+              <w:top w:val="nil"/>
+              <w:left w:val="nil"/>
+              <w:bottom w:val="nil"/>
+            </w:tcBorders>
+          </w:tcPr>
+          <w:p>
+            <w:pPr>
+              <w:rPr>
+                <w:sz w:val="22"/>
+                <w:szCs w:val="22"/>
+              </w:rPr>
+            </w:pPr>
+            <w:r>
+              <w:rPr>
+                <w:sz w:val="22"/>
+                <w:szCs w:val="22"/>
+              </w:rPr>
+              <w:t>w2151939_Vehicle</w:t>
+            </w:r>
+          </w:p>
+        </w:tc>
+      </w:tr>
+      <w:tr>
+        <w:tc>
+          <w:tcPr>
+            <w:tcW w:w="2728" w:type="dxa"/>
+            <w:tcBorders>
+              <w:top w:val="nil"/>
+              <w:bottom w:val="nil"/>
+              <w:right w:val="nil"/>
+            </w:tcBorders>
+          </w:tcPr>
+          <w:p>
+            <w:pPr>
+              <w:rPr>
+                <w:sz w:val="22"/>
+                <w:szCs w:val="22"/>
+              </w:rPr>
+            </w:pPr>
+            <w:r>
+              <w:rPr>
+                <w:sz w:val="22"/>
+                <w:szCs w:val="22"/>
+              </w:rPr>
+              <w:t>w2151939_Visitor_Space_Use</w:t>
+            </w:r>
+          </w:p>
+        </w:tc>
+        <w:tc>
+          <w:tcPr>
+            <w:tcW w:w="953" w:type="dxa"/>
+            <w:tcBorders>
+              <w:top w:val="nil"/>
+              <w:left w:val="nil"/>
+              <w:bottom w:val="nil"/>
+              <w:right w:val="nil"/>
+            </w:tcBorders>
+          </w:tcPr>
+          <w:p>
+            <w:pPr>
+              <w:rPr>
+                <w:sz w:val="22"/>
+                <w:szCs w:val="22"/>
+              </w:rPr>
+            </w:pPr>
+            <w:r>
+              <w:rPr>
+                <w:sz w:val="22"/>
+                <w:szCs w:val="22"/>
+              </w:rPr>
+              <w:t>0..*</w:t>
+            </w:r>
+          </w:p>
+        </w:tc>
+        <w:tc>
+          <w:tcPr>
+            <w:tcW w:w="1559" w:type="dxa"/>
+            <w:tcBorders>
+              <w:top w:val="nil"/>
+              <w:left w:val="nil"/>
+              <w:bottom w:val="nil"/>
+              <w:right w:val="nil"/>
+            </w:tcBorders>
+          </w:tcPr>
+          <w:p>
+            <w:pPr>
+              <w:rPr>
+                <w:sz w:val="22"/>
+                <w:szCs w:val="22"/>
+              </w:rPr>
+            </w:pPr>
+            <w:r>
+              <w:rPr>
+                <w:sz w:val="22"/>
+                <w:szCs w:val="22"/>
+              </w:rPr>
+              <w:t>is registered to</w:t>
+            </w:r>
+          </w:p>
+        </w:tc>
+        <w:tc>
+          <w:tcPr>
+            <w:tcW w:w="851" w:type="dxa"/>
+            <w:tcBorders>
+              <w:top w:val="nil"/>
+              <w:left w:val="nil"/>
+              <w:bottom w:val="nil"/>
+              <w:right w:val="nil"/>
+            </w:tcBorders>
+          </w:tcPr>
+          <w:p>
+            <w:pPr>
+              <w:rPr>
+                <w:sz w:val="22"/>
+                <w:szCs w:val="22"/>
+              </w:rPr>
+            </w:pPr>
+          </w:p>
+        </w:tc>
+        <w:tc>
+          <w:tcPr>
+            <w:tcW w:w="2925" w:type="dxa"/>
+            <w:tcBorders>
+              <w:top w:val="nil"/>
+              <w:left w:val="nil"/>
+              <w:bottom w:val="nil"/>
+            </w:tcBorders>
+          </w:tcPr>
+          <w:p>
+            <w:pPr>
+              <w:rPr>
+                <w:sz w:val="22"/>
+                <w:szCs w:val="22"/>
+              </w:rPr>
+            </w:pPr>
+            <w:r>
+              <w:rPr>
+                <w:sz w:val="22"/>
+                <w:szCs w:val="22"/>
+              </w:rPr>
+              <w:t>w2151939_Vehicle</w:t>
+            </w:r>
+          </w:p>
+        </w:tc>
+      </w:tr>
+      <w:tr>
+        <w:tc>
+          <w:tcPr>
+            <w:tcW w:w="2728" w:type="dxa"/>
+            <w:tcBorders>
+              <w:top w:val="nil"/>
+              <w:right w:val="nil"/>
+            </w:tcBorders>
+          </w:tcPr>
+          <w:p>
+            <w:pPr>
+              <w:rPr>
+                <w:sz w:val="22"/>
+                <w:szCs w:val="22"/>
+              </w:rPr>
+            </w:pPr>
+            <w:r>
+              <w:rPr>
+                <w:sz w:val="22"/>
+                <w:szCs w:val="22"/>
+              </w:rPr>
+              <w:t>w2151939_Visitor_Space_Use</w:t>
+            </w:r>
+          </w:p>
+        </w:tc>
+        <w:tc>
+          <w:tcPr>
+            <w:tcW w:w="953" w:type="dxa"/>
+            <w:tcBorders>
+              <w:top w:val="nil"/>
+              <w:left w:val="nil"/>
+              <w:right w:val="nil"/>
+            </w:tcBorders>
+          </w:tcPr>
+          <w:p>
+            <w:pPr>
+              <w:rPr>
+                <w:sz w:val="22"/>
+                <w:szCs w:val="22"/>
+              </w:rPr>
+            </w:pPr>
+            <w:r>
+              <w:rPr>
+                <w:sz w:val="22"/>
+                <w:szCs w:val="22"/>
+              </w:rPr>
+              <w:t>0..*</w:t>
+            </w:r>
+          </w:p>
+        </w:tc>
+        <w:tc>
+          <w:tcPr>
+            <w:tcW w:w="1559" w:type="dxa"/>
+            <w:tcBorders>
+              <w:top w:val="nil"/>
+              <w:left w:val="nil"/>
+              <w:right w:val="nil"/>
+            </w:tcBorders>
+          </w:tcPr>
+          <w:p>
+            <w:pPr>
+              <w:rPr>
+                <w:sz w:val="22"/>
+                <w:szCs w:val="22"/>
+              </w:rPr>
+            </w:pPr>
+            <w:r>
+              <w:rPr>
+                <w:sz w:val="22"/>
+                <w:szCs w:val="22"/>
+              </w:rPr>
+              <w:t xml:space="preserve">uses </w:t>
+            </w:r>
+          </w:p>
+        </w:tc>
+        <w:tc>
+          <w:tcPr>
+            <w:tcW w:w="851" w:type="dxa"/>
+            <w:tcBorders>
+              <w:top w:val="nil"/>
+              <w:left w:val="nil"/>
+              <w:right w:val="nil"/>
+            </w:tcBorders>
+          </w:tcPr>
+          <w:p>
+            <w:pPr>
+              <w:rPr>
+                <w:sz w:val="22"/>
+                <w:szCs w:val="22"/>
+              </w:rPr>
+            </w:pPr>
+          </w:p>
+        </w:tc>
+        <w:tc>
+          <w:tcPr>
+            <w:tcW w:w="2925" w:type="dxa"/>
+            <w:tcBorders>
+              <w:top w:val="nil"/>
+              <w:left w:val="nil"/>
+            </w:tcBorders>
+          </w:tcPr>
+          <w:p>
+            <w:pPr>
+              <w:rPr>
+                <w:sz w:val="22"/>
+                <w:szCs w:val="22"/>
+              </w:rPr>
+            </w:pPr>
+            <w:r>
+              <w:rPr>
+                <w:sz w:val="22"/>
+                <w:szCs w:val="22"/>
+              </w:rPr>
+              <w:t>w2151939_Visitor_Space</w:t>
+            </w:r>
+          </w:p>
+        </w:tc>
+      </w:tr>
+    </w:tbl>
+    <w:p>
+      <w:pPr>
+        <w:rPr>
+          <w:sz w:val="22"/>
+          <w:szCs w:val="22"/>
+        </w:rPr>
+      </w:pPr>
     </w:p>
     <w:tbl>
       <w:tblPr>
@@ -608,47 +5217,174 @@
         <w:tblLook w:val="04A0" w:firstRow="1" w:lastRow="0" w:firstColumn="1" w:lastColumn="0" w:noHBand="0" w:noVBand="1"/>
       </w:tblPr>
       <w:tblGrid>
-        <w:gridCol w:w="3145"/>
-        <w:gridCol w:w="5871"/>
+        <w:gridCol w:w="1496"/>
+        <w:gridCol w:w="1459"/>
+        <w:gridCol w:w="1585"/>
+        <w:gridCol w:w="1495"/>
+        <w:gridCol w:w="1492"/>
+        <w:gridCol w:w="1489"/>
       </w:tblGrid>
       <w:tr>
         <w:tc>
           <w:tcPr>
-            <w:tcW w:w="2547" w:type="dxa"/>
+            <w:tcW w:w="1496" w:type="dxa"/>
           </w:tcPr>
           <w:p>
             <w:pPr>
               <w:rPr>
                 <w:b/>
                 <w:bCs/>
+                <w:sz w:val="22"/>
+                <w:szCs w:val="22"/>
               </w:rPr>
             </w:pPr>
             <w:r>
               <w:rPr>
                 <w:b/>
                 <w:bCs/>
-              </w:rPr>
-              <w:t>Entity</w:t>
-            </w:r>
-          </w:p>
-        </w:tc>
-        <w:tc>
-          <w:tcPr>
-            <w:tcW w:w="6469" w:type="dxa"/>
-          </w:tcPr>
+                <w:sz w:val="22"/>
+                <w:szCs w:val="22"/>
+              </w:rPr>
+              <w:t xml:space="preserve">Coursework </w:t>
+            </w:r>
+          </w:p>
           <w:p>
             <w:pPr>
               <w:rPr>
                 <w:b/>
                 <w:bCs/>
+                <w:sz w:val="22"/>
+                <w:szCs w:val="22"/>
               </w:rPr>
             </w:pPr>
             <w:r>
               <w:rPr>
                 <w:b/>
                 <w:bCs/>
-              </w:rPr>
-              <w:t>Specialised sub-types and constraint (if any)</w:t>
+                <w:sz w:val="22"/>
+                <w:szCs w:val="22"/>
+              </w:rPr>
+              <w:t>question</w:t>
+            </w:r>
+          </w:p>
+        </w:tc>
+        <w:tc>
+          <w:tcPr>
+            <w:tcW w:w="1459" w:type="dxa"/>
+          </w:tcPr>
+          <w:p>
+            <w:pPr>
+              <w:rPr>
+                <w:b/>
+                <w:bCs/>
+                <w:sz w:val="22"/>
+                <w:szCs w:val="22"/>
+              </w:rPr>
+            </w:pPr>
+            <w:r>
+              <w:rPr>
+                <w:b/>
+                <w:bCs/>
+                <w:sz w:val="22"/>
+                <w:szCs w:val="22"/>
+              </w:rPr>
+              <w:t>AI tool</w:t>
+            </w:r>
+          </w:p>
+        </w:tc>
+        <w:tc>
+          <w:tcPr>
+            <w:tcW w:w="1585" w:type="dxa"/>
+          </w:tcPr>
+          <w:p>
+            <w:pPr>
+              <w:rPr>
+                <w:b/>
+                <w:bCs/>
+                <w:sz w:val="22"/>
+                <w:szCs w:val="22"/>
+              </w:rPr>
+            </w:pPr>
+            <w:r>
+              <w:rPr>
+                <w:b/>
+                <w:bCs/>
+                <w:sz w:val="22"/>
+                <w:szCs w:val="22"/>
+              </w:rPr>
+              <w:t>What you asked</w:t>
+            </w:r>
+          </w:p>
+        </w:tc>
+        <w:tc>
+          <w:tcPr>
+            <w:tcW w:w="1495" w:type="dxa"/>
+          </w:tcPr>
+          <w:p>
+            <w:pPr>
+              <w:rPr>
+                <w:b/>
+                <w:bCs/>
+                <w:sz w:val="22"/>
+                <w:szCs w:val="22"/>
+              </w:rPr>
+            </w:pPr>
+            <w:r>
+              <w:rPr>
+                <w:b/>
+                <w:bCs/>
+                <w:sz w:val="22"/>
+                <w:szCs w:val="22"/>
+              </w:rPr>
+              <w:t xml:space="preserve">What the AI produced and how you checked it </w:t>
+            </w:r>
+          </w:p>
+        </w:tc>
+        <w:tc>
+          <w:tcPr>
+            <w:tcW w:w="1492" w:type="dxa"/>
+          </w:tcPr>
+          <w:p>
+            <w:pPr>
+              <w:rPr>
+                <w:b/>
+                <w:bCs/>
+                <w:sz w:val="22"/>
+                <w:szCs w:val="22"/>
+              </w:rPr>
+            </w:pPr>
+            <w:r>
+              <w:rPr>
+                <w:b/>
+                <w:bCs/>
+                <w:sz w:val="22"/>
+                <w:szCs w:val="22"/>
+              </w:rPr>
+              <w:t xml:space="preserve">What you used it for </w:t>
+            </w:r>
+          </w:p>
+        </w:tc>
+        <w:tc>
+          <w:tcPr>
+            <w:tcW w:w="1489" w:type="dxa"/>
+          </w:tcPr>
+          <w:p>
+            <w:pPr>
+              <w:rPr>
+                <w:b/>
+                <w:bCs/>
+                <w:sz w:val="22"/>
+                <w:szCs w:val="22"/>
+              </w:rPr>
+            </w:pPr>
+            <w:r>
+              <w:rPr>
+                <w:b/>
+                <w:bCs/>
+                <w:sz w:val="22"/>
+                <w:szCs w:val="22"/>
+              </w:rPr>
+              <w:t>Reflection on its usefulness</w:t>
             </w:r>
           </w:p>
         </w:tc>
@@ -656,236 +5392,460 @@
       <w:tr>
         <w:tc>
           <w:tcPr>
-            <w:tcW w:w="2547" w:type="dxa"/>
-          </w:tcPr>
-          <w:p>
-            <w:r>
-              <w:t>W2151939_Building</w:t>
-            </w:r>
-          </w:p>
-        </w:tc>
-        <w:tc>
-          <w:tcPr>
-            <w:tcW w:w="6469" w:type="dxa"/>
-          </w:tcPr>
-          <w:p/>
+            <w:tcW w:w="1496" w:type="dxa"/>
+          </w:tcPr>
+          <w:p>
+            <w:pPr>
+              <w:rPr>
+                <w:b/>
+                <w:bCs/>
+                <w:sz w:val="22"/>
+                <w:szCs w:val="22"/>
+              </w:rPr>
+            </w:pPr>
+            <w:r>
+              <w:rPr>
+                <w:b/>
+                <w:bCs/>
+                <w:sz w:val="22"/>
+                <w:szCs w:val="22"/>
+              </w:rPr>
+              <w:t>Q</w:t>
+            </w:r>
+            <w:r>
+              <w:rPr>
+                <w:b/>
+                <w:bCs/>
+                <w:sz w:val="22"/>
+                <w:szCs w:val="22"/>
+              </w:rPr>
+              <w:t>2</w:t>
+            </w:r>
+          </w:p>
+        </w:tc>
+        <w:tc>
+          <w:tcPr>
+            <w:tcW w:w="1459" w:type="dxa"/>
+          </w:tcPr>
+          <w:p>
+            <w:pPr>
+              <w:rPr>
+                <w:sz w:val="22"/>
+                <w:szCs w:val="22"/>
+              </w:rPr>
+            </w:pPr>
+            <w:r>
+              <w:rPr>
+                <w:sz w:val="22"/>
+                <w:szCs w:val="22"/>
+              </w:rPr>
+              <w:t>Gemini Argo</w:t>
+            </w:r>
+            <w:r>
+              <w:rPr>
+                <w:sz w:val="22"/>
+                <w:szCs w:val="22"/>
+              </w:rPr>
+              <w:t>n</w:t>
+            </w:r>
+          </w:p>
+        </w:tc>
+        <w:tc>
+          <w:tcPr>
+            <w:tcW w:w="1585" w:type="dxa"/>
+          </w:tcPr>
+          <w:p>
+            <w:pPr>
+              <w:rPr>
+                <w:sz w:val="22"/>
+                <w:szCs w:val="22"/>
+              </w:rPr>
+            </w:pPr>
+            <w:r>
+              <w:rPr>
+                <w:sz w:val="22"/>
+                <w:szCs w:val="22"/>
+              </w:rPr>
+              <w:t>I gave Gemini my table of multiplicities and asked for alternatives to some of my most repeated relationship names.</w:t>
+            </w:r>
+          </w:p>
+        </w:tc>
+        <w:tc>
+          <w:tcPr>
+            <w:tcW w:w="1495" w:type="dxa"/>
+          </w:tcPr>
+          <w:p>
+            <w:pPr>
+              <w:rPr>
+                <w:sz w:val="22"/>
+                <w:szCs w:val="22"/>
+              </w:rPr>
+            </w:pPr>
+            <w:r>
+              <w:rPr>
+                <w:sz w:val="22"/>
+                <w:szCs w:val="22"/>
+              </w:rPr>
+              <w:t>The AI gave an extensive list of alternatives, some of them new to me.</w:t>
+            </w:r>
+          </w:p>
+        </w:tc>
+        <w:tc>
+          <w:tcPr>
+            <w:tcW w:w="1492" w:type="dxa"/>
+          </w:tcPr>
+          <w:p>
+            <w:pPr>
+              <w:rPr>
+                <w:sz w:val="22"/>
+                <w:szCs w:val="22"/>
+              </w:rPr>
+            </w:pPr>
+            <w:r>
+              <w:rPr>
+                <w:sz w:val="22"/>
+                <w:szCs w:val="22"/>
+              </w:rPr>
+              <w:t>I used this to change 2 relationship names on my final EERD and tables.</w:t>
+            </w:r>
+          </w:p>
+        </w:tc>
+        <w:tc>
+          <w:tcPr>
+            <w:tcW w:w="1489" w:type="dxa"/>
+          </w:tcPr>
+          <w:p>
+            <w:pPr>
+              <w:rPr>
+                <w:sz w:val="22"/>
+                <w:szCs w:val="22"/>
+              </w:rPr>
+            </w:pPr>
+            <w:r>
+              <w:rPr>
+                <w:sz w:val="22"/>
+                <w:szCs w:val="22"/>
+              </w:rPr>
+              <w:t>The AI did what I asked for but realised that some of the alternatives given to me were very complex and had a leak of sense.</w:t>
+            </w:r>
+          </w:p>
         </w:tc>
       </w:tr>
       <w:tr>
         <w:tc>
           <w:tcPr>
-            <w:tcW w:w="2547" w:type="dxa"/>
-          </w:tcPr>
-          <w:p>
-            <w:r>
-              <w:t>W2151939_</w:t>
-            </w:r>
-            <w:r>
-              <w:t>Facility</w:t>
-            </w:r>
-          </w:p>
-        </w:tc>
-        <w:tc>
-          <w:tcPr>
-            <w:tcW w:w="6469" w:type="dxa"/>
-          </w:tcPr>
-          <w:p/>
+            <w:tcW w:w="1496" w:type="dxa"/>
+          </w:tcPr>
+          <w:p>
+            <w:pPr>
+              <w:rPr>
+                <w:b/>
+                <w:bCs/>
+                <w:sz w:val="22"/>
+                <w:szCs w:val="22"/>
+              </w:rPr>
+            </w:pPr>
+            <w:r>
+              <w:rPr>
+                <w:b/>
+                <w:bCs/>
+                <w:sz w:val="22"/>
+                <w:szCs w:val="22"/>
+              </w:rPr>
+              <w:t>Q</w:t>
+            </w:r>
+            <w:r>
+              <w:rPr>
+                <w:b/>
+                <w:bCs/>
+                <w:sz w:val="22"/>
+                <w:szCs w:val="22"/>
+              </w:rPr>
+              <w:t>1 and Q2</w:t>
+            </w:r>
+          </w:p>
+        </w:tc>
+        <w:tc>
+          <w:tcPr>
+            <w:tcW w:w="1459" w:type="dxa"/>
+          </w:tcPr>
+          <w:p>
+            <w:pPr>
+              <w:rPr>
+                <w:sz w:val="22"/>
+                <w:szCs w:val="22"/>
+              </w:rPr>
+            </w:pPr>
+            <w:r>
+              <w:rPr>
+                <w:sz w:val="22"/>
+                <w:szCs w:val="22"/>
+              </w:rPr>
+              <w:t>Gemini Argon</w:t>
+            </w:r>
+          </w:p>
+        </w:tc>
+        <w:tc>
+          <w:tcPr>
+            <w:tcW w:w="1585" w:type="dxa"/>
+          </w:tcPr>
+          <w:p>
+            <w:pPr>
+              <w:rPr>
+                <w:sz w:val="22"/>
+                <w:szCs w:val="22"/>
+              </w:rPr>
+            </w:pPr>
+            <w:r>
+              <w:rPr>
+                <w:sz w:val="22"/>
+                <w:szCs w:val="22"/>
+              </w:rPr>
+              <w:t>I made two versions of my cover page and asked to pick the most accurate one.</w:t>
+            </w:r>
+          </w:p>
+        </w:tc>
+        <w:tc>
+          <w:tcPr>
+            <w:tcW w:w="1495" w:type="dxa"/>
+          </w:tcPr>
+          <w:p>
+            <w:pPr>
+              <w:rPr>
+                <w:sz w:val="22"/>
+                <w:szCs w:val="22"/>
+              </w:rPr>
+            </w:pPr>
+            <w:r>
+              <w:rPr>
+                <w:sz w:val="22"/>
+                <w:szCs w:val="22"/>
+              </w:rPr>
+              <w:t>The AI did not pick any of the models I sent, instead it guided me to create an improved version.</w:t>
+            </w:r>
+          </w:p>
+        </w:tc>
+        <w:tc>
+          <w:tcPr>
+            <w:tcW w:w="1492" w:type="dxa"/>
+          </w:tcPr>
+          <w:p>
+            <w:pPr>
+              <w:rPr>
+                <w:sz w:val="22"/>
+                <w:szCs w:val="22"/>
+              </w:rPr>
+            </w:pPr>
+            <w:r>
+              <w:rPr>
+                <w:sz w:val="22"/>
+                <w:szCs w:val="22"/>
+              </w:rPr>
+              <w:t>To add changes to my cover page.</w:t>
+            </w:r>
+          </w:p>
+        </w:tc>
+        <w:tc>
+          <w:tcPr>
+            <w:tcW w:w="1489" w:type="dxa"/>
+          </w:tcPr>
+          <w:p>
+            <w:pPr>
+              <w:rPr>
+                <w:sz w:val="22"/>
+                <w:szCs w:val="22"/>
+              </w:rPr>
+            </w:pPr>
+            <w:r>
+              <w:rPr>
+                <w:sz w:val="22"/>
+                <w:szCs w:val="22"/>
+              </w:rPr>
+              <w:t>My final cover page was wrong on some aspects that Gemini found for me.</w:t>
+            </w:r>
+          </w:p>
         </w:tc>
       </w:tr>
       <w:tr>
         <w:tc>
           <w:tcPr>
-            <w:tcW w:w="2547" w:type="dxa"/>
-          </w:tcPr>
-          <w:p>
-            <w:r>
-              <w:t>W2151939_</w:t>
-            </w:r>
-            <w:r>
-              <w:t>Apartment</w:t>
-            </w:r>
-          </w:p>
-        </w:tc>
-        <w:tc>
-          <w:tcPr>
-            <w:tcW w:w="6469" w:type="dxa"/>
-          </w:tcPr>
-          <w:p/>
-        </w:tc>
-      </w:tr>
-      <w:tr>
-        <w:tc>
-          <w:tcPr>
-            <w:tcW w:w="2547" w:type="dxa"/>
-          </w:tcPr>
-          <w:p>
-            <w:r>
-              <w:t>W2151939_</w:t>
-            </w:r>
-            <w:r>
-              <w:t>Parking_Lot</w:t>
-            </w:r>
-          </w:p>
-        </w:tc>
-        <w:tc>
-          <w:tcPr>
-            <w:tcW w:w="6469" w:type="dxa"/>
-          </w:tcPr>
-          <w:p/>
-        </w:tc>
-      </w:tr>
-      <w:tr>
-        <w:tc>
-          <w:tcPr>
-            <w:tcW w:w="2547" w:type="dxa"/>
-          </w:tcPr>
-          <w:p>
-            <w:r>
-              <w:t>W2151939_</w:t>
-            </w:r>
-            <w:r>
-              <w:t>Resident_Lot</w:t>
-            </w:r>
-          </w:p>
-        </w:tc>
-        <w:tc>
-          <w:tcPr>
-            <w:tcW w:w="6469" w:type="dxa"/>
-          </w:tcPr>
-          <w:p/>
-        </w:tc>
-      </w:tr>
-      <w:tr>
-        <w:tc>
-          <w:tcPr>
-            <w:tcW w:w="2547" w:type="dxa"/>
-          </w:tcPr>
-          <w:p>
-            <w:r>
-              <w:t>W2151939_</w:t>
-            </w:r>
-            <w:r>
-              <w:t>Visitor_Lot</w:t>
-            </w:r>
-          </w:p>
-        </w:tc>
-        <w:tc>
-          <w:tcPr>
-            <w:tcW w:w="6469" w:type="dxa"/>
-          </w:tcPr>
-          <w:p/>
-        </w:tc>
-      </w:tr>
-      <w:tr>
-        <w:tc>
-          <w:tcPr>
-            <w:tcW w:w="2547" w:type="dxa"/>
-          </w:tcPr>
-          <w:p>
-            <w:r>
-              <w:lastRenderedPageBreak/>
-              <w:t>W2151939_</w:t>
-            </w:r>
-            <w:r>
-              <w:t>Parking_Space</w:t>
-            </w:r>
-          </w:p>
-        </w:tc>
-        <w:tc>
-          <w:tcPr>
-            <w:tcW w:w="6469" w:type="dxa"/>
-          </w:tcPr>
-          <w:p/>
-        </w:tc>
-      </w:tr>
-      <w:tr>
-        <w:tc>
-          <w:tcPr>
-            <w:tcW w:w="2547" w:type="dxa"/>
-          </w:tcPr>
-          <w:p>
-            <w:r>
-              <w:t>W2151939_</w:t>
-            </w:r>
-            <w:r>
-              <w:t>Resident_Space</w:t>
-            </w:r>
-          </w:p>
-        </w:tc>
-        <w:tc>
-          <w:tcPr>
-            <w:tcW w:w="6469" w:type="dxa"/>
-          </w:tcPr>
-          <w:p/>
-        </w:tc>
-      </w:tr>
-      <w:tr>
-        <w:tc>
-          <w:tcPr>
-            <w:tcW w:w="2547" w:type="dxa"/>
-          </w:tcPr>
-          <w:p>
-            <w:r>
-              <w:t>W2151939_</w:t>
-            </w:r>
-            <w:r>
-              <w:t>Standard_Space</w:t>
-            </w:r>
-          </w:p>
-        </w:tc>
-        <w:tc>
-          <w:tcPr>
-            <w:tcW w:w="6469" w:type="dxa"/>
-          </w:tcPr>
-          <w:p/>
-        </w:tc>
-      </w:tr>
-      <w:tr>
-        <w:tc>
-          <w:tcPr>
-            <w:tcW w:w="2547" w:type="dxa"/>
-          </w:tcPr>
-          <w:p>
-            <w:r>
-              <w:t>W2151939_</w:t>
-            </w:r>
-            <w:r>
-              <w:t xml:space="preserve">Chargin_Space </w:t>
-            </w:r>
-          </w:p>
-        </w:tc>
-        <w:tc>
-          <w:tcPr>
-            <w:tcW w:w="6469" w:type="dxa"/>
-          </w:tcPr>
-          <w:p/>
-        </w:tc>
-      </w:tr>
-      <w:tr>
-        <w:tc>
-          <w:tcPr>
-            <w:tcW w:w="2547" w:type="dxa"/>
-          </w:tcPr>
-          <w:p>
-            <w:r>
-              <w:t>W2151939_</w:t>
-            </w:r>
-          </w:p>
-        </w:tc>
-        <w:tc>
-          <w:tcPr>
-            <w:tcW w:w="6469" w:type="dxa"/>
-          </w:tcPr>
-          <w:p/>
+            <w:tcW w:w="1496" w:type="dxa"/>
+          </w:tcPr>
+          <w:p>
+            <w:pPr>
+              <w:rPr>
+                <w:b/>
+                <w:bCs/>
+                <w:sz w:val="22"/>
+                <w:szCs w:val="22"/>
+              </w:rPr>
+            </w:pPr>
+            <w:r>
+              <w:rPr>
+                <w:b/>
+                <w:bCs/>
+                <w:sz w:val="22"/>
+                <w:szCs w:val="22"/>
+              </w:rPr>
+              <w:t>Q1</w:t>
+            </w:r>
+            <w:r>
+              <w:rPr>
+                <w:b/>
+                <w:bCs/>
+                <w:sz w:val="22"/>
+                <w:szCs w:val="22"/>
+              </w:rPr>
+              <w:t xml:space="preserve"> and Q2</w:t>
+            </w:r>
+          </w:p>
+        </w:tc>
+        <w:tc>
+          <w:tcPr>
+            <w:tcW w:w="1459" w:type="dxa"/>
+          </w:tcPr>
+          <w:p>
+            <w:pPr>
+              <w:rPr>
+                <w:sz w:val="22"/>
+                <w:szCs w:val="22"/>
+              </w:rPr>
+            </w:pPr>
+            <w:r>
+              <w:rPr>
+                <w:sz w:val="22"/>
+                <w:szCs w:val="22"/>
+              </w:rPr>
+              <w:t>Gemini Argon</w:t>
+            </w:r>
+          </w:p>
+        </w:tc>
+        <w:tc>
+          <w:tcPr>
+            <w:tcW w:w="1585" w:type="dxa"/>
+          </w:tcPr>
+          <w:p>
+            <w:pPr>
+              <w:rPr>
+                <w:sz w:val="22"/>
+                <w:szCs w:val="22"/>
+              </w:rPr>
+            </w:pPr>
+            <w:r>
+              <w:rPr>
+                <w:sz w:val="22"/>
+                <w:szCs w:val="22"/>
+              </w:rPr>
+              <w:t>I passed my final document and asked for  a check of typing errors or improvements that could improve the structure of my final report</w:t>
+            </w:r>
+          </w:p>
+        </w:tc>
+        <w:tc>
+          <w:tcPr>
+            <w:tcW w:w="1495" w:type="dxa"/>
+          </w:tcPr>
+          <w:p>
+            <w:pPr>
+              <w:rPr>
+                <w:sz w:val="22"/>
+                <w:szCs w:val="22"/>
+              </w:rPr>
+            </w:pPr>
+            <w:r>
+              <w:rPr>
+                <w:sz w:val="22"/>
+                <w:szCs w:val="22"/>
+              </w:rPr>
+              <w:t>The AI gave a list of typing errors found on the document and some instructions to improve the readability of the tables.</w:t>
+            </w:r>
+          </w:p>
+        </w:tc>
+        <w:tc>
+          <w:tcPr>
+            <w:tcW w:w="1492" w:type="dxa"/>
+          </w:tcPr>
+          <w:p>
+            <w:pPr>
+              <w:rPr>
+                <w:sz w:val="22"/>
+                <w:szCs w:val="22"/>
+              </w:rPr>
+            </w:pPr>
+            <w:r>
+              <w:rPr>
+                <w:sz w:val="22"/>
+                <w:szCs w:val="22"/>
+              </w:rPr>
+              <w:t>I used this to correct the typing errors on my document.</w:t>
+            </w:r>
+          </w:p>
+        </w:tc>
+        <w:tc>
+          <w:tcPr>
+            <w:tcW w:w="1489" w:type="dxa"/>
+          </w:tcPr>
+          <w:p>
+            <w:pPr>
+              <w:rPr>
+                <w:sz w:val="22"/>
+                <w:szCs w:val="22"/>
+              </w:rPr>
+            </w:pPr>
+            <w:r>
+              <w:rPr>
+                <w:sz w:val="22"/>
+                <w:szCs w:val="22"/>
+              </w:rPr>
+              <w:t>My final report did improve after I implemented this action.</w:t>
+            </w:r>
+          </w:p>
         </w:tc>
       </w:tr>
     </w:tbl>
-    <w:p/>
-    <w:p/>
-    <w:p/>
-    <w:p/>
-    <w:p/>
+    <w:p>
+      <w:pPr>
+        <w:rPr>
+          <w:sz w:val="22"/>
+          <w:szCs w:val="22"/>
+        </w:rPr>
+      </w:pPr>
+    </w:p>
+    <w:p>
+      <w:pPr>
+        <w:rPr>
+          <w:sz w:val="22"/>
+          <w:szCs w:val="22"/>
+        </w:rPr>
+      </w:pPr>
+    </w:p>
+    <w:p>
+      <w:pPr>
+        <w:rPr>
+          <w:sz w:val="22"/>
+          <w:szCs w:val="22"/>
+        </w:rPr>
+      </w:pPr>
+    </w:p>
+    <w:p>
+      <w:pPr>
+        <w:rPr>
+          <w:noProof/>
+          <w:sz w:val="22"/>
+          <w:szCs w:val="22"/>
+        </w:rPr>
+      </w:pPr>
+    </w:p>
+    <w:p>
+      <w:pPr>
+        <w:rPr>
+          <w:sz w:val="22"/>
+          <w:szCs w:val="22"/>
+        </w:rPr>
+      </w:pPr>
+    </w:p>
     <w:sectPr>
+      <w:headerReference w:type="default" r:id="rId7"/>
+      <w:footerReference w:type="default" r:id="rId8"/>
       <w:pgSz w:w="11906" w:h="16838"/>
       <w:pgMar w:top="1440" w:right="1440" w:bottom="1440" w:left="1440" w:header="708" w:footer="708" w:gutter="0"/>
       <w:cols w:space="708"/>
@@ -895,13 +5855,108 @@
 </w:document>
 </file>
 
+<file path=word/endnotes.xml><?xml version="1.0" encoding="utf-8"?>
+<w:endnotes xmlns:wpc="http://schemas.microsoft.com/office/word/2010/wordprocessingCanvas" xmlns:cx="http://schemas.microsoft.com/office/drawing/2014/chartex" xmlns:cx1="http://schemas.microsoft.com/office/drawing/2015/9/8/chartex" xmlns:cx2="http://schemas.microsoft.com/office/drawing/2015/10/21/chartex" xmlns:cx3="http://schemas.microsoft.com/office/drawing/2016/5/9/chartex" xmlns:cx4="http://schemas.microsoft.com/office/drawing/2016/5/10/chartex" xmlns:cx5="http://schemas.microsoft.com/office/drawing/2016/5/11/chartex" xmlns:cx6="http://schemas.microsoft.com/office/drawing/2016/5/12/chartex" xmlns:cx7="http://schemas.microsoft.com/office/drawing/2016/5/13/chartex" xmlns:cx8="http://schemas.microsoft.com/office/drawing/2016/5/14/chartex" xmlns:mc="http://schemas.openxmlformats.org/markup-compatibility/2006" xmlns:aink="http://schemas.microsoft.com/office/drawing/2016/ink" xmlns:am3d="http://schemas.microsoft.com/office/drawing/2017/model3d" xmlns:o="urn:schemas-microsoft-com:office:office" xmlns:oel="http://schemas.microsoft.com/office/2019/extlst" xmlns:r="http://schemas.openxmlformats.org/officeDocument/2006/relationships" xmlns:m="http://schemas.openxmlformats.org/officeDocument/2006/math" xmlns:v="urn:schemas-microsoft-com:vml" xmlns:wp14="http://schemas.microsoft.com/office/word/2010/wordprocessingDrawing" xmlns:wp="http://schemas.openxmlformats.org/drawingml/2006/wordprocessingDrawing" xmlns:w10="urn:schemas-microsoft-com:office:word" xmlns:w="http://schemas.openxmlformats.org/wordprocessingml/2006/main" xmlns:w14="http://schemas.microsoft.com/office/word/2010/wordml" xmlns:w15="http://schemas.microsoft.com/office/word/2012/wordml" xmlns:w16cex="http://schemas.microsoft.com/office/word/2018/wordml/cex" xmlns:w16cid="http://schemas.microsoft.com/office/word/2016/wordml/cid" xmlns:w16="http://schemas.microsoft.com/office/word/2018/wordml" xmlns:w16du="http://schemas.microsoft.com/office/word/2023/wordml/word16du" xmlns:w16sdtdh="http://schemas.microsoft.com/office/word/2020/wordml/sdtdatahash" xmlns:w16sdtfl="http://schemas.microsoft.com/office/word/2024/wordml/sdtformatlock" xmlns:w16se="http://schemas.microsoft.com/office/word/2015/wordml/symex" xmlns:wpg="http://schemas.microsoft.com/office/word/2010/wordprocessingGroup" xmlns:wpi="http://schemas.microsoft.com/office/word/2010/wordprocessingInk" xmlns:wne="http://schemas.microsoft.com/office/word/2006/wordml" xmlns:wps="http://schemas.microsoft.com/office/word/2010/wordprocessingShape" mc:Ignorable="w14 w15 w16se w16cid w16 w16cex w16sdtdh w16sdtfl w16du wp14">
+  <w:endnote w:type="separator" w:id="-1">
+    <w:p>
+      <w:pPr>
+        <w:spacing w:after="0" w:line="240" w:lineRule="auto"/>
+      </w:pPr>
+      <w:r>
+        <w:separator/>
+      </w:r>
+    </w:p>
+  </w:endnote>
+  <w:endnote w:type="continuationSeparator" w:id="0">
+    <w:p>
+      <w:pPr>
+        <w:spacing w:after="0" w:line="240" w:lineRule="auto"/>
+      </w:pPr>
+      <w:r>
+        <w:continuationSeparator/>
+      </w:r>
+    </w:p>
+  </w:endnote>
+</w:endnotes>
+</file>
+
+<file path=word/footer1.xml><?xml version="1.0" encoding="utf-8"?>
+<w:ftr xmlns:wpc="http://schemas.microsoft.com/office/word/2010/wordprocessingCanvas" xmlns:cx="http://schemas.microsoft.com/office/drawing/2014/chartex" xmlns:cx1="http://schemas.microsoft.com/office/drawing/2015/9/8/chartex" xmlns:cx2="http://schemas.microsoft.com/office/drawing/2015/10/21/chartex" xmlns:cx3="http://schemas.microsoft.com/office/drawing/2016/5/9/chartex" xmlns:cx4="http://schemas.microsoft.com/office/drawing/2016/5/10/chartex" xmlns:cx5="http://schemas.microsoft.com/office/drawing/2016/5/11/chartex" xmlns:cx6="http://schemas.microsoft.com/office/drawing/2016/5/12/chartex" xmlns:cx7="http://schemas.microsoft.com/office/drawing/2016/5/13/chartex" xmlns:cx8="http://schemas.microsoft.com/office/drawing/2016/5/14/chartex" xmlns:mc="http://schemas.openxmlformats.org/markup-compatibility/2006" xmlns:aink="http://schemas.microsoft.com/office/drawing/2016/ink" xmlns:am3d="http://schemas.microsoft.com/office/drawing/2017/model3d" xmlns:o="urn:schemas-microsoft-com:office:office" xmlns:oel="http://schemas.microsoft.com/office/2019/extlst" xmlns:r="http://schemas.openxmlformats.org/officeDocument/2006/relationships" xmlns:m="http://schemas.openxmlformats.org/officeDocument/2006/math" xmlns:v="urn:schemas-microsoft-com:vml" xmlns:wp14="http://schemas.microsoft.com/office/word/2010/wordprocessingDrawing" xmlns:wp="http://schemas.openxmlformats.org/drawingml/2006/wordprocessingDrawing" xmlns:w10="urn:schemas-microsoft-com:office:word" xmlns:w="http://schemas.openxmlformats.org/wordprocessingml/2006/main" xmlns:w14="http://schemas.microsoft.com/office/word/2010/wordml" xmlns:w15="http://schemas.microsoft.com/office/word/2012/wordml" xmlns:w16cex="http://schemas.microsoft.com/office/word/2018/wordml/cex" xmlns:w16cid="http://schemas.microsoft.com/office/word/2016/wordml/cid" xmlns:w16="http://schemas.microsoft.com/office/word/2018/wordml" xmlns:w16du="http://schemas.microsoft.com/office/word/2023/wordml/word16du" xmlns:w16sdtdh="http://schemas.microsoft.com/office/word/2020/wordml/sdtdatahash" xmlns:w16sdtfl="http://schemas.microsoft.com/office/word/2024/wordml/sdtformatlock" xmlns:w16se="http://schemas.microsoft.com/office/word/2015/wordml/symex" xmlns:wpg="http://schemas.microsoft.com/office/word/2010/wordprocessingGroup" xmlns:wpi="http://schemas.microsoft.com/office/word/2010/wordprocessingInk" xmlns:wne="http://schemas.microsoft.com/office/word/2006/wordml" xmlns:wps="http://schemas.microsoft.com/office/word/2010/wordprocessingShape" mc:Ignorable="w14 w15 w16se w16cid w16 w16cex w16sdtdh w16sdtfl w16du wp14">
+  <w:p>
+    <w:pPr>
+      <w:pStyle w:val="Footer"/>
+      <w:rPr>
+        <w:b/>
+        <w:bCs/>
+        <w:sz w:val="22"/>
+        <w:szCs w:val="22"/>
+      </w:rPr>
+    </w:pPr>
+    <w:r>
+      <w:rPr>
+        <w:b/>
+        <w:bCs/>
+        <w:sz w:val="22"/>
+        <w:szCs w:val="22"/>
+      </w:rPr>
+      <w:t>Kevin Rodas w2151939</w:t>
+    </w:r>
+  </w:p>
+  <w:p>
+    <w:pPr>
+      <w:pStyle w:val="Footer"/>
+    </w:pPr>
+  </w:p>
+</w:ftr>
+</file>
+
+<file path=word/footnotes.xml><?xml version="1.0" encoding="utf-8"?>
+<w:footnotes xmlns:wpc="http://schemas.microsoft.com/office/word/2010/wordprocessingCanvas" xmlns:cx="http://schemas.microsoft.com/office/drawing/2014/chartex" xmlns:cx1="http://schemas.microsoft.com/office/drawing/2015/9/8/chartex" xmlns:cx2="http://schemas.microsoft.com/office/drawing/2015/10/21/chartex" xmlns:cx3="http://schemas.microsoft.com/office/drawing/2016/5/9/chartex" xmlns:cx4="http://schemas.microsoft.com/office/drawing/2016/5/10/chartex" xmlns:cx5="http://schemas.microsoft.com/office/drawing/2016/5/11/chartex" xmlns:cx6="http://schemas.microsoft.com/office/drawing/2016/5/12/chartex" xmlns:cx7="http://schemas.microsoft.com/office/drawing/2016/5/13/chartex" xmlns:cx8="http://schemas.microsoft.com/office/drawing/2016/5/14/chartex" xmlns:mc="http://schemas.openxmlformats.org/markup-compatibility/2006" xmlns:aink="http://schemas.microsoft.com/office/drawing/2016/ink" xmlns:am3d="http://schemas.microsoft.com/office/drawing/2017/model3d" xmlns:o="urn:schemas-microsoft-com:office:office" xmlns:oel="http://schemas.microsoft.com/office/2019/extlst" xmlns:r="http://schemas.openxmlformats.org/officeDocument/2006/relationships" xmlns:m="http://schemas.openxmlformats.org/officeDocument/2006/math" xmlns:v="urn:schemas-microsoft-com:vml" xmlns:wp14="http://schemas.microsoft.com/office/word/2010/wordprocessingDrawing" xmlns:wp="http://schemas.openxmlformats.org/drawingml/2006/wordprocessingDrawing" xmlns:w10="urn:schemas-microsoft-com:office:word" xmlns:w="http://schemas.openxmlformats.org/wordprocessingml/2006/main" xmlns:w14="http://schemas.microsoft.com/office/word/2010/wordml" xmlns:w15="http://schemas.microsoft.com/office/word/2012/wordml" xmlns:w16cex="http://schemas.microsoft.com/office/word/2018/wordml/cex" xmlns:w16cid="http://schemas.microsoft.com/office/word/2016/wordml/cid" xmlns:w16="http://schemas.microsoft.com/office/word/2018/wordml" xmlns:w16du="http://schemas.microsoft.com/office/word/2023/wordml/word16du" xmlns:w16sdtdh="http://schemas.microsoft.com/office/word/2020/wordml/sdtdatahash" xmlns:w16sdtfl="http://schemas.microsoft.com/office/word/2024/wordml/sdtformatlock" xmlns:w16se="http://schemas.microsoft.com/office/word/2015/wordml/symex" xmlns:wpg="http://schemas.microsoft.com/office/word/2010/wordprocessingGroup" xmlns:wpi="http://schemas.microsoft.com/office/word/2010/wordprocessingInk" xmlns:wne="http://schemas.microsoft.com/office/word/2006/wordml" xmlns:wps="http://schemas.microsoft.com/office/word/2010/wordprocessingShape" mc:Ignorable="w14 w15 w16se w16cid w16 w16cex w16sdtdh w16sdtfl w16du wp14">
+  <w:footnote w:type="separator" w:id="-1">
+    <w:p>
+      <w:pPr>
+        <w:spacing w:after="0" w:line="240" w:lineRule="auto"/>
+      </w:pPr>
+      <w:r>
+        <w:separator/>
+      </w:r>
+    </w:p>
+  </w:footnote>
+  <w:footnote w:type="continuationSeparator" w:id="0">
+    <w:p>
+      <w:pPr>
+        <w:spacing w:after="0" w:line="240" w:lineRule="auto"/>
+      </w:pPr>
+      <w:r>
+        <w:continuationSeparator/>
+      </w:r>
+    </w:p>
+  </w:footnote>
+</w:footnotes>
+</file>
+
+<file path=word/header1.xml><?xml version="1.0" encoding="utf-8"?>
+<w:hdr xmlns:wpc="http://schemas.microsoft.com/office/word/2010/wordprocessingCanvas" xmlns:cx="http://schemas.microsoft.com/office/drawing/2014/chartex" xmlns:cx1="http://schemas.microsoft.com/office/drawing/2015/9/8/chartex" xmlns:cx2="http://schemas.microsoft.com/office/drawing/2015/10/21/chartex" xmlns:cx3="http://schemas.microsoft.com/office/drawing/2016/5/9/chartex" xmlns:cx4="http://schemas.microsoft.com/office/drawing/2016/5/10/chartex" xmlns:cx5="http://schemas.microsoft.com/office/drawing/2016/5/11/chartex" xmlns:cx6="http://schemas.microsoft.com/office/drawing/2016/5/12/chartex" xmlns:cx7="http://schemas.microsoft.com/office/drawing/2016/5/13/chartex" xmlns:cx8="http://schemas.microsoft.com/office/drawing/2016/5/14/chartex" xmlns:mc="http://schemas.openxmlformats.org/markup-compatibility/2006" xmlns:aink="http://schemas.microsoft.com/office/drawing/2016/ink" xmlns:am3d="http://schemas.microsoft.com/office/drawing/2017/model3d" xmlns:o="urn:schemas-microsoft-com:office:office" xmlns:oel="http://schemas.microsoft.com/office/2019/extlst" xmlns:r="http://schemas.openxmlformats.org/officeDocument/2006/relationships" xmlns:m="http://schemas.openxmlformats.org/officeDocument/2006/math" xmlns:v="urn:schemas-microsoft-com:vml" xmlns:wp14="http://schemas.microsoft.com/office/word/2010/wordprocessingDrawing" xmlns:wp="http://schemas.openxmlformats.org/drawingml/2006/wordprocessingDrawing" xmlns:w10="urn:schemas-microsoft-com:office:word" xmlns:w="http://schemas.openxmlformats.org/wordprocessingml/2006/main" xmlns:w14="http://schemas.microsoft.com/office/word/2010/wordml" xmlns:w15="http://schemas.microsoft.com/office/word/2012/wordml" xmlns:w16cex="http://schemas.microsoft.com/office/word/2018/wordml/cex" xmlns:w16cid="http://schemas.microsoft.com/office/word/2016/wordml/cid" xmlns:w16="http://schemas.microsoft.com/office/word/2018/wordml" xmlns:w16du="http://schemas.microsoft.com/office/word/2023/wordml/word16du" xmlns:w16sdtdh="http://schemas.microsoft.com/office/word/2020/wordml/sdtdatahash" xmlns:w16sdtfl="http://schemas.microsoft.com/office/word/2024/wordml/sdtformatlock" xmlns:w16se="http://schemas.microsoft.com/office/word/2015/wordml/symex" xmlns:wpg="http://schemas.microsoft.com/office/word/2010/wordprocessingGroup" xmlns:wpi="http://schemas.microsoft.com/office/word/2010/wordprocessingInk" xmlns:wne="http://schemas.microsoft.com/office/word/2006/wordml" xmlns:wps="http://schemas.microsoft.com/office/word/2010/wordprocessingShape" mc:Ignorable="w14 w15 w16se w16cid w16 w16cex w16sdtdh w16sdtfl w16du wp14">
+  <w:p>
+    <w:pPr>
+      <w:pStyle w:val="Header"/>
+    </w:pPr>
+  </w:p>
+  <w:p>
+    <w:pPr>
+      <w:pStyle w:val="Header"/>
+    </w:pPr>
+  </w:p>
+</w:hdr>
+</file>
+
 <file path=word/numbering.xml><?xml version="1.0" encoding="utf-8"?>
 <w:numbering xmlns:wpc="http://schemas.microsoft.com/office/word/2010/wordprocessingCanvas" xmlns:cx="http://schemas.microsoft.com/office/drawing/2014/chartex" xmlns:cx1="http://schemas.microsoft.com/office/drawing/2015/9/8/chartex" xmlns:cx2="http://schemas.microsoft.com/office/drawing/2015/10/21/chartex" xmlns:cx3="http://schemas.microsoft.com/office/drawing/2016/5/9/chartex" xmlns:cx4="http://schemas.microsoft.com/office/drawing/2016/5/10/chartex" xmlns:cx5="http://schemas.microsoft.com/office/drawing/2016/5/11/chartex" xmlns:cx6="http://schemas.microsoft.com/office/drawing/2016/5/12/chartex" xmlns:cx7="http://schemas.microsoft.com/office/drawing/2016/5/13/chartex" xmlns:cx8="http://schemas.microsoft.com/office/drawing/2016/5/14/chartex" xmlns:mc="http://schemas.openxmlformats.org/markup-compatibility/2006" xmlns:aink="http://schemas.microsoft.com/office/drawing/2016/ink" xmlns:am3d="http://schemas.microsoft.com/office/drawing/2017/model3d" xmlns:o="urn:schemas-microsoft-com:office:office" xmlns:oel="http://schemas.microsoft.com/office/2019/extlst" xmlns:r="http://schemas.openxmlformats.org/officeDocument/2006/relationships" xmlns:m="http://schemas.openxmlformats.org/officeDocument/2006/math" xmlns:v="urn:schemas-microsoft-com:vml" xmlns:wp14="http://schemas.microsoft.com/office/word/2010/wordprocessingDrawing" xmlns:wp="http://schemas.openxmlformats.org/drawingml/2006/wordprocessingDrawing" xmlns:w10="urn:schemas-microsoft-com:office:word" xmlns:w="http://schemas.openxmlformats.org/wordprocessingml/2006/main" xmlns:w14="http://schemas.microsoft.com/office/word/2010/wordml" xmlns:w15="http://schemas.microsoft.com/office/word/2012/wordml" xmlns:w16cex="http://schemas.microsoft.com/office/word/2018/wordml/cex" xmlns:w16cid="http://schemas.microsoft.com/office/word/2016/wordml/cid" xmlns:w16="http://schemas.microsoft.com/office/word/2018/wordml" xmlns:w16du="http://schemas.microsoft.com/office/word/2023/wordml/word16du" xmlns:w16sdtdh="http://schemas.microsoft.com/office/word/2020/wordml/sdtdatahash" xmlns:w16sdtfl="http://schemas.microsoft.com/office/word/2024/wordml/sdtformatlock" xmlns:w16se="http://schemas.microsoft.com/office/word/2015/wordml/symex" xmlns:wpg="http://schemas.microsoft.com/office/word/2010/wordprocessingGroup" xmlns:wpi="http://schemas.microsoft.com/office/word/2010/wordprocessingInk" xmlns:wne="http://schemas.microsoft.com/office/word/2006/wordml" xmlns:wps="http://schemas.microsoft.com/office/word/2010/wordprocessingShape" mc:Ignorable="w14 w15 w16se w16cid w16 w16cex w16sdtdh w16sdtfl w16du wp14">
   <w:abstractNum w:abstractNumId="0" w15:restartNumberingAfterBreak="0">
-    <w:nsid w:val="57BA5559"/>
+    <w:nsid w:val="2BF3554B"/>
     <w:multiLevelType w:val="hybridMultilevel"/>
-    <w:tmpl w:val="009EE508"/>
-    <w:lvl w:ilvl="0" w:tplc="F4645324">
+    <w:tmpl w:val="64209E72"/>
+    <w:lvl w:ilvl="0" w:tplc="3D8C9C16">
       <w:numFmt w:val="bullet"/>
       <w:lvlText w:val="-"/>
       <w:lvlJc w:val="left"/>
@@ -1009,7 +6064,122 @@
       </w:rPr>
     </w:lvl>
   </w:abstractNum>
+  <w:abstractNum w:abstractNumId="1" w15:restartNumberingAfterBreak="0">
+    <w:nsid w:val="57BA5559"/>
+    <w:multiLevelType w:val="hybridMultilevel"/>
+    <w:tmpl w:val="009EE508"/>
+    <w:lvl w:ilvl="0" w:tplc="F4645324">
+      <w:numFmt w:val="bullet"/>
+      <w:lvlText w:val="-"/>
+      <w:lvlJc w:val="left"/>
+      <w:pPr>
+        <w:ind w:left="1080" w:hanging="360"/>
+      </w:pPr>
+      <w:rPr>
+        <w:rFonts w:ascii="Aptos" w:eastAsiaTheme="minorHAnsi" w:hAnsi="Aptos" w:cstheme="minorBidi" w:hint="default"/>
+      </w:rPr>
+    </w:lvl>
+    <w:lvl w:ilvl="1" w:tplc="08090003" w:tentative="1">
+      <w:start w:val="1"/>
+      <w:numFmt w:val="bullet"/>
+      <w:lvlText w:val="o"/>
+      <w:lvlJc w:val="left"/>
+      <w:pPr>
+        <w:ind w:left="1800" w:hanging="360"/>
+      </w:pPr>
+      <w:rPr>
+        <w:rFonts w:ascii="Courier New" w:hAnsi="Courier New" w:cs="Courier New" w:hint="default"/>
+      </w:rPr>
+    </w:lvl>
+    <w:lvl w:ilvl="2" w:tplc="08090005" w:tentative="1">
+      <w:start w:val="1"/>
+      <w:numFmt w:val="bullet"/>
+      <w:lvlText w:val=""/>
+      <w:lvlJc w:val="left"/>
+      <w:pPr>
+        <w:ind w:left="2520" w:hanging="360"/>
+      </w:pPr>
+      <w:rPr>
+        <w:rFonts w:ascii="Wingdings" w:hAnsi="Wingdings" w:hint="default"/>
+      </w:rPr>
+    </w:lvl>
+    <w:lvl w:ilvl="3" w:tplc="08090001" w:tentative="1">
+      <w:start w:val="1"/>
+      <w:numFmt w:val="bullet"/>
+      <w:lvlText w:val=""/>
+      <w:lvlJc w:val="left"/>
+      <w:pPr>
+        <w:ind w:left="3240" w:hanging="360"/>
+      </w:pPr>
+      <w:rPr>
+        <w:rFonts w:ascii="Symbol" w:hAnsi="Symbol" w:hint="default"/>
+      </w:rPr>
+    </w:lvl>
+    <w:lvl w:ilvl="4" w:tplc="08090003" w:tentative="1">
+      <w:start w:val="1"/>
+      <w:numFmt w:val="bullet"/>
+      <w:lvlText w:val="o"/>
+      <w:lvlJc w:val="left"/>
+      <w:pPr>
+        <w:ind w:left="3960" w:hanging="360"/>
+      </w:pPr>
+      <w:rPr>
+        <w:rFonts w:ascii="Courier New" w:hAnsi="Courier New" w:cs="Courier New" w:hint="default"/>
+      </w:rPr>
+    </w:lvl>
+    <w:lvl w:ilvl="5" w:tplc="08090005" w:tentative="1">
+      <w:start w:val="1"/>
+      <w:numFmt w:val="bullet"/>
+      <w:lvlText w:val=""/>
+      <w:lvlJc w:val="left"/>
+      <w:pPr>
+        <w:ind w:left="4680" w:hanging="360"/>
+      </w:pPr>
+      <w:rPr>
+        <w:rFonts w:ascii="Wingdings" w:hAnsi="Wingdings" w:hint="default"/>
+      </w:rPr>
+    </w:lvl>
+    <w:lvl w:ilvl="6" w:tplc="08090001" w:tentative="1">
+      <w:start w:val="1"/>
+      <w:numFmt w:val="bullet"/>
+      <w:lvlText w:val=""/>
+      <w:lvlJc w:val="left"/>
+      <w:pPr>
+        <w:ind w:left="5400" w:hanging="360"/>
+      </w:pPr>
+      <w:rPr>
+        <w:rFonts w:ascii="Symbol" w:hAnsi="Symbol" w:hint="default"/>
+      </w:rPr>
+    </w:lvl>
+    <w:lvl w:ilvl="7" w:tplc="08090003" w:tentative="1">
+      <w:start w:val="1"/>
+      <w:numFmt w:val="bullet"/>
+      <w:lvlText w:val="o"/>
+      <w:lvlJc w:val="left"/>
+      <w:pPr>
+        <w:ind w:left="6120" w:hanging="360"/>
+      </w:pPr>
+      <w:rPr>
+        <w:rFonts w:ascii="Courier New" w:hAnsi="Courier New" w:cs="Courier New" w:hint="default"/>
+      </w:rPr>
+    </w:lvl>
+    <w:lvl w:ilvl="8" w:tplc="08090005" w:tentative="1">
+      <w:start w:val="1"/>
+      <w:numFmt w:val="bullet"/>
+      <w:lvlText w:val=""/>
+      <w:lvlJc w:val="left"/>
+      <w:pPr>
+        <w:ind w:left="6840" w:hanging="360"/>
+      </w:pPr>
+      <w:rPr>
+        <w:rFonts w:ascii="Wingdings" w:hAnsi="Wingdings" w:hint="default"/>
+      </w:rPr>
+    </w:lvl>
+  </w:abstractNum>
   <w:num w:numId="1" w16cid:durableId="534273550">
+    <w:abstractNumId w:val="1"/>
+  </w:num>
+  <w:num w:numId="2" w16cid:durableId="636758322">
     <w:abstractNumId w:val="0"/>
   </w:num>
 </w:numbering>
@@ -1951,6 +7121,50 @@
       </w:tblBorders>
     </w:tblPr>
   </w:style>
+  <w:style w:type="paragraph" w:styleId="Header">
+    <w:name w:val="header"/>
+    <w:basedOn w:val="Normal"/>
+    <w:link w:val="HeaderChar"/>
+    <w:uiPriority w:val="99"/>
+    <w:unhideWhenUsed/>
+    <w:rsid w:val="00786CCD"/>
+    <w:pPr>
+      <w:tabs>
+        <w:tab w:val="center" w:pos="4513"/>
+        <w:tab w:val="right" w:pos="9026"/>
+      </w:tabs>
+      <w:spacing w:after="0" w:line="240" w:lineRule="auto"/>
+    </w:pPr>
+  </w:style>
+  <w:style w:type="character" w:customStyle="1" w:styleId="HeaderChar">
+    <w:name w:val="Header Char"/>
+    <w:basedOn w:val="DefaultParagraphFont"/>
+    <w:link w:val="Header"/>
+    <w:uiPriority w:val="99"/>
+    <w:rsid w:val="00786CCD"/>
+  </w:style>
+  <w:style w:type="paragraph" w:styleId="Footer">
+    <w:name w:val="footer"/>
+    <w:basedOn w:val="Normal"/>
+    <w:link w:val="FooterChar"/>
+    <w:uiPriority w:val="99"/>
+    <w:unhideWhenUsed/>
+    <w:rsid w:val="00786CCD"/>
+    <w:pPr>
+      <w:tabs>
+        <w:tab w:val="center" w:pos="4513"/>
+        <w:tab w:val="right" w:pos="9026"/>
+      </w:tabs>
+      <w:spacing w:after="0" w:line="240" w:lineRule="auto"/>
+    </w:pPr>
+  </w:style>
+  <w:style w:type="character" w:customStyle="1" w:styleId="FooterChar">
+    <w:name w:val="Footer Char"/>
+    <w:basedOn w:val="DefaultParagraphFont"/>
+    <w:link w:val="Footer"/>
+    <w:uiPriority w:val="99"/>
+    <w:rsid w:val="00786CCD"/>
+  </w:style>
 </w:styles>
 </file>
 
